--- a/Komodo Hub Product Backlog (User).docx
+++ b/Komodo Hub Product Backlog (User).docx
@@ -4,7 +4,7 @@
   <w:body>
     <w:tbl>
       <w:tblPr>
-        <w:tblStyle w:val="719"/>
+        <w:tblStyle w:val="899"/>
         <w:tblW w:w="5021" w:type="pct"/>
         <w:tblBorders/>
         <w:tblLayout w:type="fixed"/>
@@ -37,7 +37,7 @@
           </w:tcPr>
           <w:p>
             <w:pPr>
-              <w:pStyle w:val="687"/>
+              <w:pStyle w:val="867"/>
               <w:pBdr/>
               <w:tabs>
                 <w:tab w:val="center" w:leader="none" w:pos="377"/>
@@ -71,7 +71,7 @@
           </w:tcPr>
           <w:p>
             <w:pPr>
-              <w:pStyle w:val="687"/>
+              <w:pStyle w:val="867"/>
               <w:pBdr/>
               <w:spacing/>
               <w:ind/>
@@ -95,7 +95,7 @@
           </w:tcPr>
           <w:p>
             <w:pPr>
-              <w:pStyle w:val="687"/>
+              <w:pStyle w:val="867"/>
               <w:pBdr/>
               <w:spacing/>
               <w:ind/>
@@ -119,7 +119,7 @@
           </w:tcPr>
           <w:p>
             <w:pPr>
-              <w:pStyle w:val="687"/>
+              <w:pStyle w:val="867"/>
               <w:pBdr/>
               <w:spacing/>
               <w:ind/>
@@ -143,7 +143,7 @@
           </w:tcPr>
           <w:p>
             <w:pPr>
-              <w:pStyle w:val="687"/>
+              <w:pStyle w:val="867"/>
               <w:pBdr/>
               <w:spacing/>
               <w:ind/>
@@ -167,7 +167,7 @@
           </w:tcPr>
           <w:p>
             <w:pPr>
-              <w:pStyle w:val="687"/>
+              <w:pStyle w:val="867"/>
               <w:pBdr/>
               <w:spacing/>
               <w:ind/>
@@ -192,7 +192,7 @@
           </w:tcPr>
           <w:p>
             <w:pPr>
-              <w:pStyle w:val="687"/>
+              <w:pStyle w:val="867"/>
               <w:pBdr/>
               <w:spacing/>
               <w:ind/>
@@ -221,7 +221,7 @@
           </w:tcPr>
           <w:p>
             <w:pPr>
-              <w:pStyle w:val="687"/>
+              <w:pStyle w:val="867"/>
               <w:pBdr/>
               <w:spacing/>
               <w:ind/>
@@ -246,7 +246,7 @@
           </w:tcPr>
           <w:p>
             <w:pPr>
-              <w:pStyle w:val="687"/>
+              <w:pStyle w:val="867"/>
               <w:pBdr/>
               <w:spacing/>
               <w:ind/>
@@ -269,7 +269,7 @@
           </w:tcPr>
           <w:p>
             <w:pPr>
-              <w:pStyle w:val="687"/>
+              <w:pStyle w:val="867"/>
               <w:pBdr/>
               <w:spacing/>
               <w:ind/>
@@ -292,7 +292,7 @@
           </w:tcPr>
           <w:p>
             <w:pPr>
-              <w:pStyle w:val="687"/>
+              <w:pStyle w:val="867"/>
               <w:pBdr/>
               <w:spacing/>
               <w:ind/>
@@ -315,7 +315,7 @@
           </w:tcPr>
           <w:p>
             <w:pPr>
-              <w:pStyle w:val="687"/>
+              <w:pStyle w:val="867"/>
               <w:pBdr/>
               <w:spacing/>
               <w:ind/>
@@ -338,14 +338,14 @@
           </w:tcPr>
           <w:p>
             <w:pPr>
-              <w:pStyle w:val="687"/>
+              <w:pStyle w:val="867"/>
               <w:pBdr/>
               <w:spacing/>
               <w:ind/>
               <w:rPr/>
             </w:pPr>
             <w:r>
-              <w:t xml:space="preserve">Must</w:t>
+              <w:t xml:space="preserve">High</w:t>
             </w:r>
             <w:r/>
           </w:p>
@@ -362,7 +362,7 @@
           </w:tcPr>
           <w:p>
             <w:pPr>
-              <w:pStyle w:val="687"/>
+              <w:pStyle w:val="867"/>
               <w:pBdr/>
               <w:spacing/>
               <w:ind/>
@@ -391,7 +391,7 @@
           </w:tcPr>
           <w:p>
             <w:pPr>
-              <w:pStyle w:val="687"/>
+              <w:pStyle w:val="867"/>
               <w:pBdr/>
               <w:spacing/>
               <w:ind/>
@@ -416,7 +416,7 @@
           </w:tcPr>
           <w:p>
             <w:pPr>
-              <w:pStyle w:val="687"/>
+              <w:pStyle w:val="867"/>
               <w:pBdr/>
               <w:spacing/>
               <w:ind/>
@@ -439,7 +439,7 @@
           </w:tcPr>
           <w:p>
             <w:pPr>
-              <w:pStyle w:val="687"/>
+              <w:pStyle w:val="867"/>
               <w:pBdr/>
               <w:spacing/>
               <w:ind/>
@@ -462,7 +462,7 @@
           </w:tcPr>
           <w:p>
             <w:pPr>
-              <w:pStyle w:val="687"/>
+              <w:pStyle w:val="867"/>
               <w:pBdr/>
               <w:spacing/>
               <w:ind/>
@@ -485,7 +485,7 @@
           </w:tcPr>
           <w:p>
             <w:pPr>
-              <w:pStyle w:val="687"/>
+              <w:pStyle w:val="867"/>
               <w:pBdr/>
               <w:spacing/>
               <w:ind/>
@@ -508,14 +508,14 @@
           </w:tcPr>
           <w:p>
             <w:pPr>
-              <w:pStyle w:val="687"/>
+              <w:pStyle w:val="867"/>
               <w:pBdr/>
               <w:spacing/>
               <w:ind/>
               <w:rPr/>
             </w:pPr>
             <w:r>
-              <w:t xml:space="preserve">Must</w:t>
+              <w:t xml:space="preserve">High</w:t>
             </w:r>
             <w:r/>
           </w:p>
@@ -532,7 +532,7 @@
           </w:tcPr>
           <w:p>
             <w:pPr>
-              <w:pStyle w:val="687"/>
+              <w:pStyle w:val="867"/>
               <w:pBdr/>
               <w:spacing/>
               <w:ind/>
@@ -561,7 +561,7 @@
           </w:tcPr>
           <w:p>
             <w:pPr>
-              <w:pStyle w:val="687"/>
+              <w:pStyle w:val="867"/>
               <w:pBdr/>
               <w:spacing/>
               <w:ind/>
@@ -586,7 +586,7 @@
           </w:tcPr>
           <w:p>
             <w:pPr>
-              <w:pStyle w:val="687"/>
+              <w:pStyle w:val="867"/>
               <w:pBdr/>
               <w:spacing/>
               <w:ind/>
@@ -609,7 +609,7 @@
           </w:tcPr>
           <w:p>
             <w:pPr>
-              <w:pStyle w:val="687"/>
+              <w:pStyle w:val="867"/>
               <w:pBdr/>
               <w:spacing/>
               <w:ind/>
@@ -632,7 +632,7 @@
           </w:tcPr>
           <w:p>
             <w:pPr>
-              <w:pStyle w:val="687"/>
+              <w:pStyle w:val="867"/>
               <w:pBdr/>
               <w:spacing/>
               <w:ind/>
@@ -655,7 +655,7 @@
           </w:tcPr>
           <w:p>
             <w:pPr>
-              <w:pStyle w:val="687"/>
+              <w:pStyle w:val="867"/>
               <w:pBdr/>
               <w:spacing/>
               <w:ind/>
@@ -678,14 +678,14 @@
           </w:tcPr>
           <w:p>
             <w:pPr>
-              <w:pStyle w:val="687"/>
+              <w:pStyle w:val="867"/>
               <w:pBdr/>
               <w:spacing/>
               <w:ind/>
               <w:rPr/>
             </w:pPr>
             <w:r>
-              <w:t xml:space="preserve">Must</w:t>
+              <w:t xml:space="preserve">High</w:t>
             </w:r>
             <w:r/>
           </w:p>
@@ -702,7 +702,7 @@
           </w:tcPr>
           <w:p>
             <w:pPr>
-              <w:pStyle w:val="687"/>
+              <w:pStyle w:val="867"/>
               <w:pBdr/>
               <w:spacing/>
               <w:ind/>
@@ -731,7 +731,7 @@
           </w:tcPr>
           <w:p>
             <w:pPr>
-              <w:pStyle w:val="687"/>
+              <w:pStyle w:val="867"/>
               <w:pBdr/>
               <w:spacing/>
               <w:ind/>
@@ -756,7 +756,7 @@
           </w:tcPr>
           <w:p>
             <w:pPr>
-              <w:pStyle w:val="687"/>
+              <w:pStyle w:val="867"/>
               <w:pBdr/>
               <w:spacing/>
               <w:ind/>
@@ -779,7 +779,7 @@
           </w:tcPr>
           <w:p>
             <w:pPr>
-              <w:pStyle w:val="687"/>
+              <w:pStyle w:val="867"/>
               <w:pBdr/>
               <w:spacing/>
               <w:ind/>
@@ -802,7 +802,7 @@
           </w:tcPr>
           <w:p>
             <w:pPr>
-              <w:pStyle w:val="687"/>
+              <w:pStyle w:val="867"/>
               <w:pBdr/>
               <w:spacing/>
               <w:ind/>
@@ -825,7 +825,7 @@
           </w:tcPr>
           <w:p>
             <w:pPr>
-              <w:pStyle w:val="687"/>
+              <w:pStyle w:val="867"/>
               <w:pBdr/>
               <w:spacing/>
               <w:ind/>
@@ -848,14 +848,14 @@
           </w:tcPr>
           <w:p>
             <w:pPr>
-              <w:pStyle w:val="687"/>
+              <w:pStyle w:val="867"/>
               <w:pBdr/>
               <w:spacing/>
               <w:ind/>
               <w:rPr/>
             </w:pPr>
             <w:r>
-              <w:t xml:space="preserve">Must</w:t>
+              <w:t xml:space="preserve">High</w:t>
             </w:r>
             <w:r/>
           </w:p>
@@ -872,7 +872,7 @@
           </w:tcPr>
           <w:p>
             <w:pPr>
-              <w:pStyle w:val="687"/>
+              <w:pStyle w:val="867"/>
               <w:pBdr/>
               <w:spacing/>
               <w:ind/>
@@ -901,7 +901,7 @@
           </w:tcPr>
           <w:p>
             <w:pPr>
-              <w:pStyle w:val="687"/>
+              <w:pStyle w:val="867"/>
               <w:pBdr/>
               <w:spacing/>
               <w:ind/>
@@ -926,7 +926,7 @@
           </w:tcPr>
           <w:p>
             <w:pPr>
-              <w:pStyle w:val="687"/>
+              <w:pStyle w:val="867"/>
               <w:pBdr/>
               <w:spacing/>
               <w:ind/>
@@ -949,7 +949,7 @@
           </w:tcPr>
           <w:p>
             <w:pPr>
-              <w:pStyle w:val="687"/>
+              <w:pStyle w:val="867"/>
               <w:pBdr/>
               <w:spacing/>
               <w:ind/>
@@ -972,7 +972,7 @@
           </w:tcPr>
           <w:p>
             <w:pPr>
-              <w:pStyle w:val="687"/>
+              <w:pStyle w:val="867"/>
               <w:pBdr/>
               <w:spacing/>
               <w:ind/>
@@ -995,7 +995,7 @@
           </w:tcPr>
           <w:p>
             <w:pPr>
-              <w:pStyle w:val="687"/>
+              <w:pStyle w:val="867"/>
               <w:pBdr/>
               <w:spacing/>
               <w:ind/>
@@ -1018,14 +1018,14 @@
           </w:tcPr>
           <w:p>
             <w:pPr>
-              <w:pStyle w:val="687"/>
+              <w:pStyle w:val="867"/>
               <w:pBdr/>
               <w:spacing/>
               <w:ind/>
               <w:rPr/>
             </w:pPr>
             <w:r>
-              <w:t xml:space="preserve">Must</w:t>
+              <w:t xml:space="preserve">High</w:t>
             </w:r>
             <w:r/>
           </w:p>
@@ -1042,7 +1042,7 @@
           </w:tcPr>
           <w:p>
             <w:pPr>
-              <w:pStyle w:val="687"/>
+              <w:pStyle w:val="867"/>
               <w:pBdr/>
               <w:spacing/>
               <w:ind/>
@@ -1071,7 +1071,7 @@
           </w:tcPr>
           <w:p>
             <w:pPr>
-              <w:pStyle w:val="687"/>
+              <w:pStyle w:val="867"/>
               <w:pBdr/>
               <w:spacing/>
               <w:ind/>
@@ -1096,7 +1096,7 @@
           </w:tcPr>
           <w:p>
             <w:pPr>
-              <w:pStyle w:val="687"/>
+              <w:pStyle w:val="867"/>
               <w:pBdr/>
               <w:spacing/>
               <w:ind/>
@@ -1119,7 +1119,7 @@
           </w:tcPr>
           <w:p>
             <w:pPr>
-              <w:pStyle w:val="687"/>
+              <w:pStyle w:val="867"/>
               <w:pBdr/>
               <w:spacing/>
               <w:ind/>
@@ -1142,7 +1142,7 @@
           </w:tcPr>
           <w:p>
             <w:pPr>
-              <w:pStyle w:val="687"/>
+              <w:pStyle w:val="867"/>
               <w:pBdr/>
               <w:spacing/>
               <w:ind/>
@@ -1165,7 +1165,7 @@
           </w:tcPr>
           <w:p>
             <w:pPr>
-              <w:pStyle w:val="687"/>
+              <w:pStyle w:val="867"/>
               <w:pBdr/>
               <w:spacing/>
               <w:ind/>
@@ -1188,14 +1188,14 @@
           </w:tcPr>
           <w:p>
             <w:pPr>
-              <w:pStyle w:val="687"/>
+              <w:pStyle w:val="867"/>
               <w:pBdr/>
               <w:spacing/>
               <w:ind/>
               <w:rPr/>
             </w:pPr>
             <w:r>
-              <w:t xml:space="preserve">Must</w:t>
+              <w:t xml:space="preserve">High</w:t>
             </w:r>
             <w:r/>
           </w:p>
@@ -1212,7 +1212,7 @@
           </w:tcPr>
           <w:p>
             <w:pPr>
-              <w:pStyle w:val="687"/>
+              <w:pStyle w:val="867"/>
               <w:pBdr/>
               <w:spacing/>
               <w:ind/>
@@ -1241,7 +1241,7 @@
           </w:tcPr>
           <w:p>
             <w:pPr>
-              <w:pStyle w:val="687"/>
+              <w:pStyle w:val="867"/>
               <w:pBdr/>
               <w:spacing/>
               <w:ind/>
@@ -1266,7 +1266,7 @@
           </w:tcPr>
           <w:p>
             <w:pPr>
-              <w:pStyle w:val="687"/>
+              <w:pStyle w:val="867"/>
               <w:pBdr/>
               <w:spacing/>
               <w:ind/>
@@ -1289,7 +1289,7 @@
           </w:tcPr>
           <w:p>
             <w:pPr>
-              <w:pStyle w:val="687"/>
+              <w:pStyle w:val="867"/>
               <w:pBdr/>
               <w:spacing/>
               <w:ind/>
@@ -1312,7 +1312,7 @@
           </w:tcPr>
           <w:p>
             <w:pPr>
-              <w:pStyle w:val="687"/>
+              <w:pStyle w:val="867"/>
               <w:pBdr/>
               <w:spacing/>
               <w:ind/>
@@ -1335,7 +1335,7 @@
           </w:tcPr>
           <w:p>
             <w:pPr>
-              <w:pStyle w:val="687"/>
+              <w:pStyle w:val="867"/>
               <w:pBdr/>
               <w:spacing/>
               <w:ind/>
@@ -1358,14 +1358,14 @@
           </w:tcPr>
           <w:p>
             <w:pPr>
-              <w:pStyle w:val="687"/>
+              <w:pStyle w:val="867"/>
               <w:pBdr/>
               <w:spacing/>
               <w:ind/>
               <w:rPr/>
             </w:pPr>
             <w:r>
-              <w:t xml:space="preserve">Must</w:t>
+              <w:t xml:space="preserve">High</w:t>
             </w:r>
             <w:r/>
           </w:p>
@@ -1382,7 +1382,7 @@
           </w:tcPr>
           <w:p>
             <w:pPr>
-              <w:pStyle w:val="687"/>
+              <w:pStyle w:val="867"/>
               <w:pBdr/>
               <w:spacing/>
               <w:ind/>
@@ -1411,7 +1411,7 @@
           </w:tcPr>
           <w:p>
             <w:pPr>
-              <w:pStyle w:val="687"/>
+              <w:pStyle w:val="867"/>
               <w:pBdr/>
               <w:spacing/>
               <w:ind/>
@@ -1436,7 +1436,7 @@
           </w:tcPr>
           <w:p>
             <w:pPr>
-              <w:pStyle w:val="687"/>
+              <w:pStyle w:val="867"/>
               <w:pBdr/>
               <w:spacing/>
               <w:ind/>
@@ -1459,7 +1459,7 @@
           </w:tcPr>
           <w:p>
             <w:pPr>
-              <w:pStyle w:val="687"/>
+              <w:pStyle w:val="867"/>
               <w:pBdr/>
               <w:spacing/>
               <w:ind/>
@@ -1482,7 +1482,7 @@
           </w:tcPr>
           <w:p>
             <w:pPr>
-              <w:pStyle w:val="687"/>
+              <w:pStyle w:val="867"/>
               <w:pBdr/>
               <w:spacing/>
               <w:ind/>
@@ -1505,7 +1505,7 @@
           </w:tcPr>
           <w:p>
             <w:pPr>
-              <w:pStyle w:val="687"/>
+              <w:pStyle w:val="867"/>
               <w:pBdr/>
               <w:spacing/>
               <w:ind/>
@@ -1528,14 +1528,14 @@
           </w:tcPr>
           <w:p>
             <w:pPr>
-              <w:pStyle w:val="687"/>
+              <w:pStyle w:val="867"/>
               <w:pBdr/>
               <w:spacing/>
               <w:ind/>
               <w:rPr/>
             </w:pPr>
             <w:r>
-              <w:t xml:space="preserve">Must</w:t>
+              <w:t xml:space="preserve">High</w:t>
             </w:r>
             <w:r/>
           </w:p>
@@ -1552,7 +1552,7 @@
           </w:tcPr>
           <w:p>
             <w:pPr>
-              <w:pStyle w:val="687"/>
+              <w:pStyle w:val="867"/>
               <w:pBdr/>
               <w:spacing/>
               <w:ind/>
@@ -1581,7 +1581,7 @@
           </w:tcPr>
           <w:p>
             <w:pPr>
-              <w:pStyle w:val="687"/>
+              <w:pStyle w:val="867"/>
               <w:pBdr/>
               <w:spacing/>
               <w:ind/>
@@ -1606,7 +1606,7 @@
           </w:tcPr>
           <w:p>
             <w:pPr>
-              <w:pStyle w:val="687"/>
+              <w:pStyle w:val="867"/>
               <w:pBdr/>
               <w:spacing/>
               <w:ind/>
@@ -1629,7 +1629,7 @@
           </w:tcPr>
           <w:p>
             <w:pPr>
-              <w:pStyle w:val="687"/>
+              <w:pStyle w:val="867"/>
               <w:pBdr/>
               <w:spacing/>
               <w:ind/>
@@ -1652,7 +1652,7 @@
           </w:tcPr>
           <w:p>
             <w:pPr>
-              <w:pStyle w:val="687"/>
+              <w:pStyle w:val="867"/>
               <w:pBdr/>
               <w:spacing/>
               <w:ind/>
@@ -1675,7 +1675,7 @@
           </w:tcPr>
           <w:p>
             <w:pPr>
-              <w:pStyle w:val="687"/>
+              <w:pStyle w:val="867"/>
               <w:pBdr/>
               <w:spacing/>
               <w:ind/>
@@ -1698,14 +1698,14 @@
           </w:tcPr>
           <w:p>
             <w:pPr>
-              <w:pStyle w:val="687"/>
+              <w:pStyle w:val="867"/>
               <w:pBdr/>
               <w:spacing/>
               <w:ind/>
               <w:rPr/>
             </w:pPr>
             <w:r>
-              <w:t xml:space="preserve">Must</w:t>
+              <w:t xml:space="preserve">High</w:t>
             </w:r>
             <w:r/>
           </w:p>
@@ -1722,7 +1722,7 @@
           </w:tcPr>
           <w:p>
             <w:pPr>
-              <w:pStyle w:val="687"/>
+              <w:pStyle w:val="867"/>
               <w:pBdr/>
               <w:spacing/>
               <w:ind/>
@@ -1751,7 +1751,7 @@
           </w:tcPr>
           <w:p>
             <w:pPr>
-              <w:pStyle w:val="687"/>
+              <w:pStyle w:val="867"/>
               <w:pBdr/>
               <w:spacing/>
               <w:ind/>
@@ -1776,7 +1776,7 @@
           </w:tcPr>
           <w:p>
             <w:pPr>
-              <w:pStyle w:val="687"/>
+              <w:pStyle w:val="867"/>
               <w:pBdr/>
               <w:spacing/>
               <w:ind/>
@@ -1799,7 +1799,7 @@
           </w:tcPr>
           <w:p>
             <w:pPr>
-              <w:pStyle w:val="687"/>
+              <w:pStyle w:val="867"/>
               <w:pBdr/>
               <w:spacing/>
               <w:ind/>
@@ -1822,7 +1822,7 @@
           </w:tcPr>
           <w:p>
             <w:pPr>
-              <w:pStyle w:val="687"/>
+              <w:pStyle w:val="867"/>
               <w:pBdr/>
               <w:spacing/>
               <w:ind/>
@@ -1845,7 +1845,7 @@
           </w:tcPr>
           <w:p>
             <w:pPr>
-              <w:pStyle w:val="687"/>
+              <w:pStyle w:val="867"/>
               <w:pBdr/>
               <w:spacing/>
               <w:ind/>
@@ -1868,14 +1868,14 @@
           </w:tcPr>
           <w:p>
             <w:pPr>
-              <w:pStyle w:val="687"/>
+              <w:pStyle w:val="867"/>
               <w:pBdr/>
               <w:spacing/>
               <w:ind/>
               <w:rPr/>
             </w:pPr>
             <w:r>
-              <w:t xml:space="preserve">Must</w:t>
+              <w:t xml:space="preserve">High</w:t>
             </w:r>
             <w:r/>
           </w:p>
@@ -1892,7 +1892,7 @@
           </w:tcPr>
           <w:p>
             <w:pPr>
-              <w:pStyle w:val="687"/>
+              <w:pStyle w:val="867"/>
               <w:pBdr/>
               <w:spacing/>
               <w:ind/>
@@ -1921,7 +1921,7 @@
           </w:tcPr>
           <w:p>
             <w:pPr>
-              <w:pStyle w:val="687"/>
+              <w:pStyle w:val="867"/>
               <w:pBdr/>
               <w:spacing/>
               <w:ind/>
@@ -1946,7 +1946,7 @@
           </w:tcPr>
           <w:p>
             <w:pPr>
-              <w:pStyle w:val="687"/>
+              <w:pStyle w:val="867"/>
               <w:pBdr/>
               <w:tabs>
                 <w:tab w:val="center" w:leader="none" w:pos="945"/>
@@ -1975,7 +1975,7 @@
           </w:tcPr>
           <w:p>
             <w:pPr>
-              <w:pStyle w:val="687"/>
+              <w:pStyle w:val="867"/>
               <w:pBdr/>
               <w:spacing/>
               <w:ind/>
@@ -1998,7 +1998,7 @@
           </w:tcPr>
           <w:p>
             <w:pPr>
-              <w:pStyle w:val="687"/>
+              <w:pStyle w:val="867"/>
               <w:pBdr/>
               <w:spacing/>
               <w:ind/>
@@ -2021,7 +2021,7 @@
           </w:tcPr>
           <w:p>
             <w:pPr>
-              <w:pStyle w:val="687"/>
+              <w:pStyle w:val="867"/>
               <w:pBdr/>
               <w:spacing/>
               <w:ind/>
@@ -2044,14 +2044,14 @@
           </w:tcPr>
           <w:p>
             <w:pPr>
-              <w:pStyle w:val="687"/>
+              <w:pStyle w:val="867"/>
               <w:pBdr/>
               <w:spacing/>
               <w:ind/>
               <w:rPr/>
             </w:pPr>
             <w:r>
-              <w:t xml:space="preserve">Must</w:t>
+              <w:t xml:space="preserve">High</w:t>
             </w:r>
             <w:r/>
           </w:p>
@@ -2068,7 +2068,7 @@
           </w:tcPr>
           <w:p>
             <w:pPr>
-              <w:pStyle w:val="687"/>
+              <w:pStyle w:val="867"/>
               <w:pBdr/>
               <w:spacing/>
               <w:ind/>
@@ -2097,7 +2097,7 @@
           </w:tcPr>
           <w:p>
             <w:pPr>
-              <w:pStyle w:val="687"/>
+              <w:pStyle w:val="867"/>
               <w:pBdr/>
               <w:spacing/>
               <w:ind/>
@@ -2122,7 +2122,7 @@
           </w:tcPr>
           <w:p>
             <w:pPr>
-              <w:pStyle w:val="687"/>
+              <w:pStyle w:val="867"/>
               <w:pBdr/>
               <w:spacing/>
               <w:ind/>
@@ -2145,7 +2145,7 @@
           </w:tcPr>
           <w:p>
             <w:pPr>
-              <w:pStyle w:val="687"/>
+              <w:pStyle w:val="867"/>
               <w:pBdr/>
               <w:spacing/>
               <w:ind/>
@@ -2168,7 +2168,7 @@
           </w:tcPr>
           <w:p>
             <w:pPr>
-              <w:pStyle w:val="687"/>
+              <w:pStyle w:val="867"/>
               <w:pBdr/>
               <w:spacing/>
               <w:ind/>
@@ -2191,7 +2191,7 @@
           </w:tcPr>
           <w:p>
             <w:pPr>
-              <w:pStyle w:val="687"/>
+              <w:pStyle w:val="867"/>
               <w:pBdr/>
               <w:spacing/>
               <w:ind/>
@@ -2214,14 +2214,14 @@
           </w:tcPr>
           <w:p>
             <w:pPr>
-              <w:pStyle w:val="687"/>
+              <w:pStyle w:val="867"/>
               <w:pBdr/>
               <w:spacing/>
               <w:ind/>
               <w:rPr/>
             </w:pPr>
             <w:r>
-              <w:t xml:space="preserve">Must</w:t>
+              <w:t xml:space="preserve">High</w:t>
             </w:r>
             <w:r/>
           </w:p>
@@ -2238,7 +2238,7 @@
           </w:tcPr>
           <w:p>
             <w:pPr>
-              <w:pStyle w:val="687"/>
+              <w:pStyle w:val="867"/>
               <w:pBdr/>
               <w:spacing/>
               <w:ind/>
@@ -2267,7 +2267,7 @@
           </w:tcPr>
           <w:p>
             <w:pPr>
-              <w:pStyle w:val="687"/>
+              <w:pStyle w:val="867"/>
               <w:pBdr/>
               <w:spacing/>
               <w:ind/>
@@ -2292,7 +2292,7 @@
           </w:tcPr>
           <w:p>
             <w:pPr>
-              <w:pStyle w:val="687"/>
+              <w:pStyle w:val="867"/>
               <w:pBdr/>
               <w:spacing/>
               <w:ind/>
@@ -2315,7 +2315,7 @@
           </w:tcPr>
           <w:p>
             <w:pPr>
-              <w:pStyle w:val="687"/>
+              <w:pStyle w:val="867"/>
               <w:pBdr/>
               <w:spacing/>
               <w:ind/>
@@ -2338,7 +2338,7 @@
           </w:tcPr>
           <w:p>
             <w:pPr>
-              <w:pStyle w:val="687"/>
+              <w:pStyle w:val="867"/>
               <w:pBdr/>
               <w:spacing/>
               <w:ind/>
@@ -2361,7 +2361,7 @@
           </w:tcPr>
           <w:p>
             <w:pPr>
-              <w:pStyle w:val="687"/>
+              <w:pStyle w:val="867"/>
               <w:pBdr/>
               <w:spacing/>
               <w:ind/>
@@ -2384,14 +2384,14 @@
           </w:tcPr>
           <w:p>
             <w:pPr>
-              <w:pStyle w:val="687"/>
+              <w:pStyle w:val="867"/>
               <w:pBdr/>
               <w:spacing/>
               <w:ind/>
               <w:rPr/>
             </w:pPr>
             <w:r>
-              <w:t xml:space="preserve">Must</w:t>
+              <w:t xml:space="preserve">High</w:t>
             </w:r>
             <w:r/>
           </w:p>
@@ -2408,7 +2408,7 @@
           </w:tcPr>
           <w:p>
             <w:pPr>
-              <w:pStyle w:val="687"/>
+              <w:pStyle w:val="867"/>
               <w:pBdr/>
               <w:spacing/>
               <w:ind/>
@@ -2437,7 +2437,7 @@
           </w:tcPr>
           <w:p>
             <w:pPr>
-              <w:pStyle w:val="687"/>
+              <w:pStyle w:val="867"/>
               <w:pBdr/>
               <w:spacing/>
               <w:ind/>
@@ -2462,7 +2462,7 @@
           </w:tcPr>
           <w:p>
             <w:pPr>
-              <w:pStyle w:val="687"/>
+              <w:pStyle w:val="867"/>
               <w:pBdr/>
               <w:tabs>
                 <w:tab w:val="center" w:leader="none" w:pos="945"/>
@@ -2491,7 +2491,7 @@
           </w:tcPr>
           <w:p>
             <w:pPr>
-              <w:pStyle w:val="687"/>
+              <w:pStyle w:val="867"/>
               <w:pBdr/>
               <w:spacing/>
               <w:ind/>
@@ -2514,7 +2514,7 @@
           </w:tcPr>
           <w:p>
             <w:pPr>
-              <w:pStyle w:val="687"/>
+              <w:pStyle w:val="867"/>
               <w:pBdr/>
               <w:spacing/>
               <w:ind/>
@@ -2537,7 +2537,7 @@
           </w:tcPr>
           <w:p>
             <w:pPr>
-              <w:pStyle w:val="687"/>
+              <w:pStyle w:val="867"/>
               <w:pBdr/>
               <w:spacing/>
               <w:ind/>
@@ -2560,14 +2560,14 @@
           </w:tcPr>
           <w:p>
             <w:pPr>
-              <w:pStyle w:val="687"/>
+              <w:pStyle w:val="867"/>
               <w:pBdr/>
               <w:spacing/>
               <w:ind/>
               <w:rPr/>
             </w:pPr>
             <w:r>
-              <w:t xml:space="preserve">Must</w:t>
+              <w:t xml:space="preserve">High</w:t>
             </w:r>
             <w:r/>
           </w:p>
@@ -2584,7 +2584,7 @@
           </w:tcPr>
           <w:p>
             <w:pPr>
-              <w:pStyle w:val="687"/>
+              <w:pStyle w:val="867"/>
               <w:pBdr/>
               <w:spacing/>
               <w:ind/>
@@ -2613,7 +2613,7 @@
           </w:tcPr>
           <w:p>
             <w:pPr>
-              <w:pStyle w:val="687"/>
+              <w:pStyle w:val="867"/>
               <w:pBdr/>
               <w:spacing/>
               <w:ind/>
@@ -2638,7 +2638,7 @@
           </w:tcPr>
           <w:p>
             <w:pPr>
-              <w:pStyle w:val="687"/>
+              <w:pStyle w:val="867"/>
               <w:pBdr/>
               <w:spacing/>
               <w:ind/>
@@ -2661,7 +2661,7 @@
           </w:tcPr>
           <w:p>
             <w:pPr>
-              <w:pStyle w:val="687"/>
+              <w:pStyle w:val="867"/>
               <w:pBdr/>
               <w:spacing/>
               <w:ind/>
@@ -2684,7 +2684,7 @@
           </w:tcPr>
           <w:p>
             <w:pPr>
-              <w:pStyle w:val="687"/>
+              <w:pStyle w:val="867"/>
               <w:pBdr/>
               <w:spacing/>
               <w:ind/>
@@ -2707,7 +2707,7 @@
           </w:tcPr>
           <w:p>
             <w:pPr>
-              <w:pStyle w:val="687"/>
+              <w:pStyle w:val="867"/>
               <w:pBdr/>
               <w:spacing/>
               <w:ind/>
@@ -2730,14 +2730,14 @@
           </w:tcPr>
           <w:p>
             <w:pPr>
-              <w:pStyle w:val="687"/>
+              <w:pStyle w:val="867"/>
               <w:pBdr/>
               <w:spacing/>
               <w:ind/>
               <w:rPr/>
             </w:pPr>
             <w:r>
-              <w:t xml:space="preserve">Must</w:t>
+              <w:t xml:space="preserve">High</w:t>
             </w:r>
             <w:r/>
           </w:p>
@@ -2754,7 +2754,7 @@
           </w:tcPr>
           <w:p>
             <w:pPr>
-              <w:pStyle w:val="687"/>
+              <w:pStyle w:val="867"/>
               <w:pBdr/>
               <w:spacing/>
               <w:ind/>
@@ -2783,7 +2783,7 @@
           </w:tcPr>
           <w:p>
             <w:pPr>
-              <w:pStyle w:val="687"/>
+              <w:pStyle w:val="867"/>
               <w:pBdr/>
               <w:spacing/>
               <w:ind/>
@@ -2808,7 +2808,7 @@
           </w:tcPr>
           <w:p>
             <w:pPr>
-              <w:pStyle w:val="687"/>
+              <w:pStyle w:val="867"/>
               <w:pBdr/>
               <w:spacing/>
               <w:ind/>
@@ -2831,7 +2831,7 @@
           </w:tcPr>
           <w:p>
             <w:pPr>
-              <w:pStyle w:val="687"/>
+              <w:pStyle w:val="867"/>
               <w:pBdr/>
               <w:spacing/>
               <w:ind/>
@@ -2854,7 +2854,7 @@
           </w:tcPr>
           <w:p>
             <w:pPr>
-              <w:pStyle w:val="687"/>
+              <w:pStyle w:val="867"/>
               <w:pBdr/>
               <w:spacing/>
               <w:ind/>
@@ -2877,7 +2877,7 @@
           </w:tcPr>
           <w:p>
             <w:pPr>
-              <w:pStyle w:val="687"/>
+              <w:pStyle w:val="867"/>
               <w:pBdr/>
               <w:spacing/>
               <w:ind/>
@@ -2900,14 +2900,14 @@
           </w:tcPr>
           <w:p>
             <w:pPr>
-              <w:pStyle w:val="687"/>
+              <w:pStyle w:val="867"/>
               <w:pBdr/>
               <w:spacing/>
               <w:ind/>
               <w:rPr/>
             </w:pPr>
             <w:r>
-              <w:t xml:space="preserve">Should</w:t>
+              <w:t xml:space="preserve">Medium</w:t>
             </w:r>
             <w:r/>
           </w:p>
@@ -2924,7 +2924,7 @@
           </w:tcPr>
           <w:p>
             <w:pPr>
-              <w:pStyle w:val="687"/>
+              <w:pStyle w:val="867"/>
               <w:pBdr/>
               <w:spacing/>
               <w:ind/>
@@ -2953,7 +2953,7 @@
           </w:tcPr>
           <w:p>
             <w:pPr>
-              <w:pStyle w:val="687"/>
+              <w:pStyle w:val="867"/>
               <w:pBdr/>
               <w:spacing/>
               <w:ind/>
@@ -2978,7 +2978,7 @@
           </w:tcPr>
           <w:p>
             <w:pPr>
-              <w:pStyle w:val="687"/>
+              <w:pStyle w:val="867"/>
               <w:pBdr/>
               <w:spacing/>
               <w:ind/>
@@ -3001,7 +3001,7 @@
           </w:tcPr>
           <w:p>
             <w:pPr>
-              <w:pStyle w:val="687"/>
+              <w:pStyle w:val="867"/>
               <w:pBdr/>
               <w:spacing/>
               <w:ind/>
@@ -3024,7 +3024,7 @@
           </w:tcPr>
           <w:p>
             <w:pPr>
-              <w:pStyle w:val="687"/>
+              <w:pStyle w:val="867"/>
               <w:pBdr/>
               <w:spacing/>
               <w:ind/>
@@ -3047,7 +3047,7 @@
           </w:tcPr>
           <w:p>
             <w:pPr>
-              <w:pStyle w:val="687"/>
+              <w:pStyle w:val="867"/>
               <w:pBdr/>
               <w:spacing/>
               <w:ind/>
@@ -3070,14 +3070,14 @@
           </w:tcPr>
           <w:p>
             <w:pPr>
-              <w:pStyle w:val="687"/>
+              <w:pStyle w:val="867"/>
               <w:pBdr/>
               <w:spacing/>
               <w:ind/>
               <w:rPr/>
             </w:pPr>
             <w:r>
-              <w:t xml:space="preserve">Should</w:t>
+              <w:t xml:space="preserve">Medium</w:t>
             </w:r>
             <w:r/>
           </w:p>
@@ -3094,7 +3094,7 @@
           </w:tcPr>
           <w:p>
             <w:pPr>
-              <w:pStyle w:val="687"/>
+              <w:pStyle w:val="867"/>
               <w:pBdr/>
               <w:spacing/>
               <w:ind/>
@@ -3123,7 +3123,7 @@
           </w:tcPr>
           <w:p>
             <w:pPr>
-              <w:pStyle w:val="687"/>
+              <w:pStyle w:val="867"/>
               <w:pBdr/>
               <w:spacing/>
               <w:ind/>
@@ -3147,7 +3147,7 @@
           </w:tcPr>
           <w:p>
             <w:pPr>
-              <w:pStyle w:val="687"/>
+              <w:pStyle w:val="867"/>
               <w:pBdr/>
               <w:tabs>
                 <w:tab w:val="center" w:leader="none" w:pos="945"/>
@@ -3176,7 +3176,7 @@
           </w:tcPr>
           <w:p>
             <w:pPr>
-              <w:pStyle w:val="687"/>
+              <w:pStyle w:val="867"/>
               <w:pBdr/>
               <w:spacing/>
               <w:ind/>
@@ -3199,7 +3199,7 @@
           </w:tcPr>
           <w:p>
             <w:pPr>
-              <w:pStyle w:val="687"/>
+              <w:pStyle w:val="867"/>
               <w:pBdr/>
               <w:spacing/>
               <w:ind/>
@@ -3222,7 +3222,7 @@
           </w:tcPr>
           <w:p>
             <w:pPr>
-              <w:pStyle w:val="687"/>
+              <w:pStyle w:val="867"/>
               <w:pBdr/>
               <w:spacing/>
               <w:ind/>
@@ -3245,14 +3245,14 @@
           </w:tcPr>
           <w:p>
             <w:pPr>
-              <w:pStyle w:val="687"/>
+              <w:pStyle w:val="867"/>
               <w:pBdr/>
               <w:spacing/>
               <w:ind/>
               <w:rPr/>
             </w:pPr>
             <w:r>
-              <w:t xml:space="preserve">Must</w:t>
+              <w:t xml:space="preserve">High</w:t>
             </w:r>
             <w:r/>
           </w:p>
@@ -3269,7 +3269,7 @@
           </w:tcPr>
           <w:p>
             <w:pPr>
-              <w:pStyle w:val="687"/>
+              <w:pStyle w:val="867"/>
               <w:pBdr/>
               <w:spacing/>
               <w:ind/>
@@ -3298,7 +3298,7 @@
           </w:tcPr>
           <w:p>
             <w:pPr>
-              <w:pStyle w:val="687"/>
+              <w:pStyle w:val="867"/>
               <w:pBdr/>
               <w:spacing/>
               <w:ind/>
@@ -3323,7 +3323,7 @@
           </w:tcPr>
           <w:p>
             <w:pPr>
-              <w:pStyle w:val="687"/>
+              <w:pStyle w:val="867"/>
               <w:pBdr/>
               <w:spacing/>
               <w:ind/>
@@ -3346,7 +3346,7 @@
           </w:tcPr>
           <w:p>
             <w:pPr>
-              <w:pStyle w:val="687"/>
+              <w:pStyle w:val="867"/>
               <w:pBdr/>
               <w:spacing/>
               <w:ind/>
@@ -3369,7 +3369,7 @@
           </w:tcPr>
           <w:p>
             <w:pPr>
-              <w:pStyle w:val="687"/>
+              <w:pStyle w:val="867"/>
               <w:pBdr/>
               <w:spacing/>
               <w:ind/>
@@ -3392,7 +3392,7 @@
           </w:tcPr>
           <w:p>
             <w:pPr>
-              <w:pStyle w:val="687"/>
+              <w:pStyle w:val="867"/>
               <w:pBdr/>
               <w:spacing/>
               <w:ind/>
@@ -3415,14 +3415,14 @@
           </w:tcPr>
           <w:p>
             <w:pPr>
-              <w:pStyle w:val="687"/>
+              <w:pStyle w:val="867"/>
               <w:pBdr/>
               <w:spacing/>
               <w:ind/>
               <w:rPr/>
             </w:pPr>
             <w:r>
-              <w:t xml:space="preserve">Must</w:t>
+              <w:t xml:space="preserve">High</w:t>
             </w:r>
             <w:r/>
           </w:p>
@@ -3439,7 +3439,7 @@
           </w:tcPr>
           <w:p>
             <w:pPr>
-              <w:pStyle w:val="687"/>
+              <w:pStyle w:val="867"/>
               <w:pBdr/>
               <w:spacing/>
               <w:ind/>
@@ -3468,7 +3468,7 @@
           </w:tcPr>
           <w:p>
             <w:pPr>
-              <w:pStyle w:val="687"/>
+              <w:pStyle w:val="867"/>
               <w:pBdr/>
               <w:spacing/>
               <w:ind/>
@@ -3493,7 +3493,7 @@
           </w:tcPr>
           <w:p>
             <w:pPr>
-              <w:pStyle w:val="687"/>
+              <w:pStyle w:val="867"/>
               <w:pBdr/>
               <w:spacing/>
               <w:ind/>
@@ -3516,7 +3516,7 @@
           </w:tcPr>
           <w:p>
             <w:pPr>
-              <w:pStyle w:val="687"/>
+              <w:pStyle w:val="867"/>
               <w:pBdr/>
               <w:spacing/>
               <w:ind/>
@@ -3539,7 +3539,7 @@
           </w:tcPr>
           <w:p>
             <w:pPr>
-              <w:pStyle w:val="687"/>
+              <w:pStyle w:val="867"/>
               <w:pBdr/>
               <w:spacing/>
               <w:ind/>
@@ -3562,7 +3562,7 @@
           </w:tcPr>
           <w:p>
             <w:pPr>
-              <w:pStyle w:val="687"/>
+              <w:pStyle w:val="867"/>
               <w:pBdr/>
               <w:spacing/>
               <w:ind/>
@@ -3585,14 +3585,14 @@
           </w:tcPr>
           <w:p>
             <w:pPr>
-              <w:pStyle w:val="687"/>
+              <w:pStyle w:val="867"/>
               <w:pBdr/>
               <w:spacing/>
               <w:ind/>
               <w:rPr/>
             </w:pPr>
             <w:r>
-              <w:t xml:space="preserve">Must</w:t>
+              <w:t xml:space="preserve">High</w:t>
             </w:r>
             <w:r/>
           </w:p>
@@ -3609,7 +3609,7 @@
           </w:tcPr>
           <w:p>
             <w:pPr>
-              <w:pStyle w:val="687"/>
+              <w:pStyle w:val="867"/>
               <w:pBdr/>
               <w:spacing/>
               <w:ind/>
@@ -3638,7 +3638,7 @@
           </w:tcPr>
           <w:p>
             <w:pPr>
-              <w:pStyle w:val="687"/>
+              <w:pStyle w:val="867"/>
               <w:pBdr/>
               <w:spacing/>
               <w:ind/>
@@ -3662,7 +3662,7 @@
           </w:tcPr>
           <w:p>
             <w:pPr>
-              <w:pStyle w:val="687"/>
+              <w:pStyle w:val="867"/>
               <w:pBdr/>
               <w:spacing/>
               <w:ind/>
@@ -3685,7 +3685,7 @@
           </w:tcPr>
           <w:p>
             <w:pPr>
-              <w:pStyle w:val="687"/>
+              <w:pStyle w:val="867"/>
               <w:pBdr/>
               <w:spacing/>
               <w:ind/>
@@ -3708,7 +3708,7 @@
           </w:tcPr>
           <w:p>
             <w:pPr>
-              <w:pStyle w:val="687"/>
+              <w:pStyle w:val="867"/>
               <w:pBdr/>
               <w:spacing/>
               <w:ind/>
@@ -3731,7 +3731,7 @@
           </w:tcPr>
           <w:p>
             <w:pPr>
-              <w:pStyle w:val="687"/>
+              <w:pStyle w:val="867"/>
               <w:pBdr/>
               <w:spacing/>
               <w:ind/>
@@ -3754,14 +3754,14 @@
           </w:tcPr>
           <w:p>
             <w:pPr>
-              <w:pStyle w:val="687"/>
+              <w:pStyle w:val="867"/>
               <w:pBdr/>
               <w:spacing/>
               <w:ind/>
               <w:rPr/>
             </w:pPr>
             <w:r>
-              <w:t xml:space="preserve">Must</w:t>
+              <w:t xml:space="preserve">High</w:t>
             </w:r>
             <w:r/>
           </w:p>
@@ -3778,7 +3778,7 @@
           </w:tcPr>
           <w:p>
             <w:pPr>
-              <w:pStyle w:val="687"/>
+              <w:pStyle w:val="867"/>
               <w:pBdr/>
               <w:spacing/>
               <w:ind/>
@@ -3807,7 +3807,7 @@
           </w:tcPr>
           <w:p>
             <w:pPr>
-              <w:pStyle w:val="687"/>
+              <w:pStyle w:val="867"/>
               <w:pBdr/>
               <w:spacing/>
               <w:ind/>
@@ -3832,7 +3832,7 @@
           </w:tcPr>
           <w:p>
             <w:pPr>
-              <w:pStyle w:val="687"/>
+              <w:pStyle w:val="867"/>
               <w:pBdr/>
               <w:spacing/>
               <w:ind/>
@@ -3855,7 +3855,7 @@
           </w:tcPr>
           <w:p>
             <w:pPr>
-              <w:pStyle w:val="687"/>
+              <w:pStyle w:val="867"/>
               <w:pBdr/>
               <w:spacing/>
               <w:ind/>
@@ -3878,7 +3878,7 @@
           </w:tcPr>
           <w:p>
             <w:pPr>
-              <w:pStyle w:val="687"/>
+              <w:pStyle w:val="867"/>
               <w:pBdr/>
               <w:spacing/>
               <w:ind/>
@@ -3901,7 +3901,7 @@
           </w:tcPr>
           <w:p>
             <w:pPr>
-              <w:pStyle w:val="687"/>
+              <w:pStyle w:val="867"/>
               <w:pBdr/>
               <w:spacing/>
               <w:ind/>
@@ -3924,14 +3924,14 @@
           </w:tcPr>
           <w:p>
             <w:pPr>
-              <w:pStyle w:val="687"/>
+              <w:pStyle w:val="867"/>
               <w:pBdr/>
               <w:spacing/>
               <w:ind/>
               <w:rPr/>
             </w:pPr>
             <w:r>
-              <w:t xml:space="preserve">Must</w:t>
+              <w:t xml:space="preserve">High</w:t>
             </w:r>
             <w:r/>
           </w:p>
@@ -3948,7 +3948,7 @@
           </w:tcPr>
           <w:p>
             <w:pPr>
-              <w:pStyle w:val="687"/>
+              <w:pStyle w:val="867"/>
               <w:pBdr/>
               <w:spacing/>
               <w:ind/>
@@ -3977,7 +3977,7 @@
           </w:tcPr>
           <w:p>
             <w:pPr>
-              <w:pStyle w:val="687"/>
+              <w:pStyle w:val="867"/>
               <w:pBdr/>
               <w:spacing/>
               <w:ind/>
@@ -4002,7 +4002,7 @@
           </w:tcPr>
           <w:p>
             <w:pPr>
-              <w:pStyle w:val="687"/>
+              <w:pStyle w:val="867"/>
               <w:pBdr/>
               <w:spacing/>
               <w:ind/>
@@ -4025,7 +4025,7 @@
           </w:tcPr>
           <w:p>
             <w:pPr>
-              <w:pStyle w:val="687"/>
+              <w:pStyle w:val="867"/>
               <w:pBdr/>
               <w:spacing/>
               <w:ind/>
@@ -4048,7 +4048,7 @@
           </w:tcPr>
           <w:p>
             <w:pPr>
-              <w:pStyle w:val="687"/>
+              <w:pStyle w:val="867"/>
               <w:pBdr/>
               <w:spacing/>
               <w:ind/>
@@ -4071,7 +4071,7 @@
           </w:tcPr>
           <w:p>
             <w:pPr>
-              <w:pStyle w:val="687"/>
+              <w:pStyle w:val="867"/>
               <w:pBdr/>
               <w:spacing/>
               <w:ind/>
@@ -4094,14 +4094,14 @@
           </w:tcPr>
           <w:p>
             <w:pPr>
-              <w:pStyle w:val="687"/>
+              <w:pStyle w:val="867"/>
               <w:pBdr/>
               <w:spacing/>
               <w:ind/>
               <w:rPr/>
             </w:pPr>
             <w:r>
-              <w:t xml:space="preserve">Must</w:t>
+              <w:t xml:space="preserve">High</w:t>
             </w:r>
             <w:r/>
           </w:p>
@@ -4118,7 +4118,7 @@
           </w:tcPr>
           <w:p>
             <w:pPr>
-              <w:pStyle w:val="687"/>
+              <w:pStyle w:val="867"/>
               <w:pBdr/>
               <w:spacing/>
               <w:ind/>
@@ -4147,7 +4147,7 @@
           </w:tcPr>
           <w:p>
             <w:pPr>
-              <w:pStyle w:val="687"/>
+              <w:pStyle w:val="867"/>
               <w:pBdr/>
               <w:spacing/>
               <w:ind/>
@@ -4171,7 +4171,7 @@
           </w:tcPr>
           <w:p>
             <w:pPr>
-              <w:pStyle w:val="687"/>
+              <w:pStyle w:val="867"/>
               <w:pBdr/>
               <w:spacing/>
               <w:ind/>
@@ -4194,7 +4194,7 @@
           </w:tcPr>
           <w:p>
             <w:pPr>
-              <w:pStyle w:val="687"/>
+              <w:pStyle w:val="867"/>
               <w:pBdr/>
               <w:spacing/>
               <w:ind/>
@@ -4217,7 +4217,7 @@
           </w:tcPr>
           <w:p>
             <w:pPr>
-              <w:pStyle w:val="687"/>
+              <w:pStyle w:val="867"/>
               <w:pBdr/>
               <w:spacing/>
               <w:ind/>
@@ -4240,7 +4240,7 @@
           </w:tcPr>
           <w:p>
             <w:pPr>
-              <w:pStyle w:val="687"/>
+              <w:pStyle w:val="867"/>
               <w:pBdr/>
               <w:spacing/>
               <w:ind/>
@@ -4263,14 +4263,14 @@
           </w:tcPr>
           <w:p>
             <w:pPr>
-              <w:pStyle w:val="687"/>
+              <w:pStyle w:val="867"/>
               <w:pBdr/>
               <w:spacing/>
               <w:ind/>
               <w:rPr/>
             </w:pPr>
             <w:r>
-              <w:t xml:space="preserve">Could</w:t>
+              <w:t xml:space="preserve">Low</w:t>
             </w:r>
             <w:r/>
           </w:p>
@@ -4287,7 +4287,7 @@
           </w:tcPr>
           <w:p>
             <w:pPr>
-              <w:pStyle w:val="687"/>
+              <w:pStyle w:val="867"/>
               <w:pBdr/>
               <w:spacing/>
               <w:ind/>
@@ -4297,17 +4297,6 @@
             </w:pPr>
             <w:r>
               <w:t xml:space="preserve">Listed</w:t>
-            </w:r>
-            <w:r/>
-            <w:r>
-              <w:rPr>
-                <w:highlight w:val="none"/>
-              </w:rPr>
-            </w:r>
-            <w:r>
-              <w:rPr>
-                <w:highlight w:val="none"/>
-              </w:rPr>
             </w:r>
             <w:r>
               <w:rPr>
@@ -4332,7 +4321,6 @@
       </w:pPr>
       <w:r/>
       <w:r/>
-      <w:r/>
     </w:p>
     <w:p>
       <w:pPr>
@@ -4341,6 +4329,7 @@
         <w:ind/>
         <w:rPr/>
       </w:pPr>
+      <w:r/>
       <w:r/>
     </w:p>
     <w:sectPr>
@@ -4367,7 +4356,6 @@
         <w:ind/>
         <w:rPr/>
       </w:pPr>
-      <w:r/>
       <w:r>
         <w:separator/>
       </w:r>
@@ -4382,7 +4370,6 @@
         <w:ind/>
         <w:rPr/>
       </w:pPr>
-      <w:r/>
       <w:r>
         <w:continuationSeparator/>
       </w:r>
@@ -4402,7 +4389,6 @@
         <w:ind/>
         <w:rPr/>
       </w:pPr>
-      <w:r/>
       <w:r>
         <w:separator/>
       </w:r>
@@ -4417,7 +4403,6 @@
         <w:ind/>
         <w:rPr/>
       </w:pPr>
-      <w:r/>
       <w:r>
         <w:continuationSeparator/>
       </w:r>
@@ -4722,7 +4707,7 @@
     <w:lsdException w:name="Bibliography" w:uiPriority="37"/>
     <w:lsdException w:name="TOC Heading" w:uiPriority="39" w:qFormat="1"/>
   </w:latentStyles>
-  <w:style w:type="table" w:styleId="11" w:default="1">
+  <w:style w:type="table" w:styleId="703" w:default="1">
     <w:name w:val="Normal Table"/>
     <w:uiPriority w:val="99"/>
     <w:semiHidden/>
@@ -4915,9 +4900,9 @@
       </w:tcPr>
     </w:tblStylePr>
   </w:style>
-  <w:style w:type="table" w:styleId="12">
+  <w:style w:type="table" w:styleId="704">
     <w:name w:val="Table Grid"/>
-    <w:basedOn w:val="11"/>
+    <w:basedOn w:val="703"/>
     <w:uiPriority w:val="59"/>
     <w:pPr>
       <w:pBdr/>
@@ -5114,9 +5099,9 @@
       </w:tcPr>
     </w:tblStylePr>
   </w:style>
-  <w:style w:type="table" w:styleId="13">
+  <w:style w:type="table" w:styleId="705">
     <w:name w:val="Table Grid Light"/>
-    <w:basedOn w:val="11"/>
+    <w:basedOn w:val="703"/>
     <w:uiPriority w:val="59"/>
     <w:pPr>
       <w:pBdr/>
@@ -5313,9 +5298,9 @@
       </w:tcPr>
     </w:tblStylePr>
   </w:style>
-  <w:style w:type="table" w:styleId="14">
+  <w:style w:type="table" w:styleId="706">
     <w:name w:val="Plain Table 1"/>
-    <w:basedOn w:val="11"/>
+    <w:basedOn w:val="703"/>
     <w:uiPriority w:val="59"/>
     <w:pPr>
       <w:pBdr/>
@@ -5538,9 +5523,9 @@
       </w:tcPr>
     </w:tblStylePr>
   </w:style>
-  <w:style w:type="table" w:styleId="15">
+  <w:style w:type="table" w:styleId="707">
     <w:name w:val="Plain Table 2"/>
-    <w:basedOn w:val="11"/>
+    <w:basedOn w:val="703"/>
     <w:uiPriority w:val="59"/>
     <w:pPr>
       <w:pBdr/>
@@ -5771,9 +5756,9 @@
       </w:tcPr>
     </w:tblStylePr>
   </w:style>
-  <w:style w:type="table" w:styleId="16">
+  <w:style w:type="table" w:styleId="708">
     <w:name w:val="Plain Table 3"/>
-    <w:basedOn w:val="11"/>
+    <w:basedOn w:val="703"/>
     <w:uiPriority w:val="99"/>
     <w:pPr>
       <w:pBdr/>
@@ -6001,9 +5986,9 @@
       </w:tcPr>
     </w:tblStylePr>
   </w:style>
-  <w:style w:type="table" w:styleId="17">
+  <w:style w:type="table" w:styleId="709">
     <w:name w:val="Plain Table 4"/>
-    <w:basedOn w:val="11"/>
+    <w:basedOn w:val="703"/>
     <w:uiPriority w:val="99"/>
     <w:pPr>
       <w:pBdr/>
@@ -6217,9 +6202,9 @@
       </w:tcPr>
     </w:tblStylePr>
   </w:style>
-  <w:style w:type="table" w:styleId="18">
+  <w:style w:type="table" w:styleId="710">
     <w:name w:val="Plain Table 5"/>
-    <w:basedOn w:val="11"/>
+    <w:basedOn w:val="703"/>
     <w:uiPriority w:val="99"/>
     <w:pPr>
       <w:pBdr/>
@@ -6450,9 +6435,9 @@
       </w:tcPr>
     </w:tblStylePr>
   </w:style>
-  <w:style w:type="table" w:styleId="19">
+  <w:style w:type="table" w:styleId="711">
     <w:name w:val="Grid Table 1 Light"/>
-    <w:basedOn w:val="11"/>
+    <w:basedOn w:val="703"/>
     <w:uiPriority w:val="99"/>
     <w:pPr>
       <w:pBdr/>
@@ -6673,9 +6658,9 @@
       </w:tcPr>
     </w:tblStylePr>
   </w:style>
-  <w:style w:type="table" w:styleId="20">
+  <w:style w:type="table" w:styleId="712">
     <w:name w:val="Grid Table 1 Light - Accent 1"/>
-    <w:basedOn w:val="11"/>
+    <w:basedOn w:val="703"/>
     <w:uiPriority w:val="99"/>
     <w:pPr>
       <w:pBdr/>
@@ -6896,9 +6881,9 @@
       </w:tcPr>
     </w:tblStylePr>
   </w:style>
-  <w:style w:type="table" w:styleId="21">
+  <w:style w:type="table" w:styleId="713">
     <w:name w:val="Grid Table 1 Light - Accent 2"/>
-    <w:basedOn w:val="11"/>
+    <w:basedOn w:val="703"/>
     <w:uiPriority w:val="99"/>
     <w:pPr>
       <w:pBdr/>
@@ -7119,9 +7104,9 @@
       </w:tcPr>
     </w:tblStylePr>
   </w:style>
-  <w:style w:type="table" w:styleId="22">
+  <w:style w:type="table" w:styleId="714">
     <w:name w:val="Grid Table 1 Light - Accent 3"/>
-    <w:basedOn w:val="11"/>
+    <w:basedOn w:val="703"/>
     <w:uiPriority w:val="99"/>
     <w:pPr>
       <w:pBdr/>
@@ -7342,9 +7327,9 @@
       </w:tcPr>
     </w:tblStylePr>
   </w:style>
-  <w:style w:type="table" w:styleId="23">
+  <w:style w:type="table" w:styleId="715">
     <w:name w:val="Grid Table 1 Light - Accent 4"/>
-    <w:basedOn w:val="11"/>
+    <w:basedOn w:val="703"/>
     <w:uiPriority w:val="99"/>
     <w:pPr>
       <w:pBdr/>
@@ -7565,9 +7550,9 @@
       </w:tcPr>
     </w:tblStylePr>
   </w:style>
-  <w:style w:type="table" w:styleId="24">
+  <w:style w:type="table" w:styleId="716">
     <w:name w:val="Grid Table 1 Light - Accent 5"/>
-    <w:basedOn w:val="11"/>
+    <w:basedOn w:val="703"/>
     <w:uiPriority w:val="99"/>
     <w:pPr>
       <w:pBdr/>
@@ -7788,9 +7773,9 @@
       </w:tcPr>
     </w:tblStylePr>
   </w:style>
-  <w:style w:type="table" w:styleId="25">
+  <w:style w:type="table" w:styleId="717">
     <w:name w:val="Grid Table 1 Light - Accent 6"/>
-    <w:basedOn w:val="11"/>
+    <w:basedOn w:val="703"/>
     <w:uiPriority w:val="99"/>
     <w:pPr>
       <w:pBdr/>
@@ -8011,9 +7996,9 @@
       </w:tcPr>
     </w:tblStylePr>
   </w:style>
-  <w:style w:type="table" w:styleId="26">
+  <w:style w:type="table" w:styleId="718">
     <w:name w:val="Grid Table 2"/>
-    <w:basedOn w:val="11"/>
+    <w:basedOn w:val="703"/>
     <w:uiPriority w:val="99"/>
     <w:pPr>
       <w:pBdr/>
@@ -8243,9 +8228,9 @@
       </w:tcPr>
     </w:tblStylePr>
   </w:style>
-  <w:style w:type="table" w:styleId="27">
+  <w:style w:type="table" w:styleId="719">
     <w:name w:val="Grid Table 2 - Accent 1"/>
-    <w:basedOn w:val="11"/>
+    <w:basedOn w:val="703"/>
     <w:uiPriority w:val="99"/>
     <w:pPr>
       <w:pBdr/>
@@ -8475,9 +8460,9 @@
       </w:tcPr>
     </w:tblStylePr>
   </w:style>
-  <w:style w:type="table" w:styleId="28">
+  <w:style w:type="table" w:styleId="720">
     <w:name w:val="Grid Table 2 - Accent 2"/>
-    <w:basedOn w:val="11"/>
+    <w:basedOn w:val="703"/>
     <w:uiPriority w:val="99"/>
     <w:pPr>
       <w:pBdr/>
@@ -8707,9 +8692,9 @@
       </w:tcPr>
     </w:tblStylePr>
   </w:style>
-  <w:style w:type="table" w:styleId="29">
+  <w:style w:type="table" w:styleId="721">
     <w:name w:val="Grid Table 2 - Accent 3"/>
-    <w:basedOn w:val="11"/>
+    <w:basedOn w:val="703"/>
     <w:uiPriority w:val="99"/>
     <w:pPr>
       <w:pBdr/>
@@ -8939,9 +8924,9 @@
       </w:tcPr>
     </w:tblStylePr>
   </w:style>
-  <w:style w:type="table" w:styleId="30">
+  <w:style w:type="table" w:styleId="722">
     <w:name w:val="Grid Table 2 - Accent 4"/>
-    <w:basedOn w:val="11"/>
+    <w:basedOn w:val="703"/>
     <w:uiPriority w:val="99"/>
     <w:pPr>
       <w:pBdr/>
@@ -9171,9 +9156,9 @@
       </w:tcPr>
     </w:tblStylePr>
   </w:style>
-  <w:style w:type="table" w:styleId="31">
+  <w:style w:type="table" w:styleId="723">
     <w:name w:val="Grid Table 2 - Accent 5"/>
-    <w:basedOn w:val="11"/>
+    <w:basedOn w:val="703"/>
     <w:uiPriority w:val="99"/>
     <w:pPr>
       <w:pBdr/>
@@ -9403,9 +9388,9 @@
       </w:tcPr>
     </w:tblStylePr>
   </w:style>
-  <w:style w:type="table" w:styleId="32">
+  <w:style w:type="table" w:styleId="724">
     <w:name w:val="Grid Table 2 - Accent 6"/>
-    <w:basedOn w:val="11"/>
+    <w:basedOn w:val="703"/>
     <w:uiPriority w:val="99"/>
     <w:pPr>
       <w:pBdr/>
@@ -9635,9 +9620,9 @@
       </w:tcPr>
     </w:tblStylePr>
   </w:style>
-  <w:style w:type="table" w:styleId="33">
+  <w:style w:type="table" w:styleId="725">
     <w:name w:val="Grid Table 3"/>
-    <w:basedOn w:val="11"/>
+    <w:basedOn w:val="703"/>
     <w:uiPriority w:val="99"/>
     <w:pPr>
       <w:pBdr/>
@@ -9736,29 +9721,6 @@
         <w:tblBorders/>
       </w:tblPr>
       <w:tcPr>
-        <w:shd w:color="ffffff"/>
-        <w:tcBorders>
-          <w:top w:val="none" w:color="000000" w:sz="4" w:space="0"/>
-          <w:left w:val="none" w:color="000000" w:sz="4" w:space="0"/>
-          <w:bottom w:val="none" w:color="000000" w:sz="4" w:space="0"/>
-          <w:right w:val="none" w:color="000000" w:sz="4" w:space="0"/>
-        </w:tcBorders>
-      </w:tcPr>
-    </w:tblStylePr>
-    <w:tblStylePr w:type="firstRow">
-      <w:rPr>
-        <w:b/>
-        <w:color w:val="404040"/>
-      </w:rPr>
-      <w:pPr>
-        <w:pBdr/>
-        <w:spacing/>
-        <w:ind/>
-      </w:pPr>
-      <w:tblPr>
-        <w:tblBorders/>
-      </w:tblPr>
-      <w:tcPr>
         <w:shd w:val="clear" w:color="ffffff"/>
         <w:tcBorders>
           <w:top w:val="none" w:color="000000" w:sz="4" w:space="0"/>
@@ -9768,30 +9730,7 @@
         </w:tcBorders>
       </w:tcPr>
     </w:tblStylePr>
-    <w:tblStylePr w:type="lastCol">
-      <w:rPr>
-        <w:i/>
-        <w:color w:val="404040"/>
-      </w:rPr>
-      <w:pPr>
-        <w:pBdr/>
-        <w:spacing/>
-        <w:ind/>
-      </w:pPr>
-      <w:tblPr>
-        <w:tblBorders/>
-      </w:tblPr>
-      <w:tcPr>
-        <w:shd w:color="ffffff"/>
-        <w:tcBorders>
-          <w:top w:val="none" w:color="000000" w:sz="4" w:space="0"/>
-          <w:left w:val="none" w:color="000000" w:sz="4" w:space="0"/>
-          <w:bottom w:val="none" w:color="000000" w:sz="4" w:space="0"/>
-          <w:right w:val="none" w:color="000000" w:sz="4" w:space="0"/>
-        </w:tcBorders>
-      </w:tcPr>
-    </w:tblStylePr>
-    <w:tblStylePr w:type="lastRow">
+    <w:tblStylePr w:type="firstRow">
       <w:rPr>
         <w:b/>
         <w:color w:val="404040"/>
@@ -9814,6 +9753,52 @@
         </w:tcBorders>
       </w:tcPr>
     </w:tblStylePr>
+    <w:tblStylePr w:type="lastCol">
+      <w:rPr>
+        <w:i/>
+        <w:color w:val="404040"/>
+      </w:rPr>
+      <w:pPr>
+        <w:pBdr/>
+        <w:spacing/>
+        <w:ind/>
+      </w:pPr>
+      <w:tblPr>
+        <w:tblBorders/>
+      </w:tblPr>
+      <w:tcPr>
+        <w:shd w:val="clear" w:color="ffffff"/>
+        <w:tcBorders>
+          <w:top w:val="none" w:color="000000" w:sz="4" w:space="0"/>
+          <w:left w:val="none" w:color="000000" w:sz="4" w:space="0"/>
+          <w:bottom w:val="none" w:color="000000" w:sz="4" w:space="0"/>
+          <w:right w:val="none" w:color="000000" w:sz="4" w:space="0"/>
+        </w:tcBorders>
+      </w:tcPr>
+    </w:tblStylePr>
+    <w:tblStylePr w:type="lastRow">
+      <w:rPr>
+        <w:b/>
+        <w:color w:val="404040"/>
+      </w:rPr>
+      <w:pPr>
+        <w:pBdr/>
+        <w:spacing/>
+        <w:ind/>
+      </w:pPr>
+      <w:tblPr>
+        <w:tblBorders/>
+      </w:tblPr>
+      <w:tcPr>
+        <w:shd w:val="clear" w:color="ffffff"/>
+        <w:tcBorders>
+          <w:top w:val="none" w:color="000000" w:sz="4" w:space="0"/>
+          <w:left w:val="none" w:color="000000" w:sz="4" w:space="0"/>
+          <w:bottom w:val="none" w:color="000000" w:sz="4" w:space="0"/>
+          <w:right w:val="none" w:color="000000" w:sz="4" w:space="0"/>
+        </w:tcBorders>
+      </w:tcPr>
+    </w:tblStylePr>
     <w:tblStylePr w:type="nwCell">
       <w:pPr>
         <w:pBdr/>
@@ -9880,9 +9865,9 @@
       </w:tcPr>
     </w:tblStylePr>
   </w:style>
-  <w:style w:type="table" w:styleId="34">
+  <w:style w:type="table" w:styleId="726">
     <w:name w:val="Grid Table 3 - Accent 1"/>
-    <w:basedOn w:val="11"/>
+    <w:basedOn w:val="703"/>
     <w:uiPriority w:val="99"/>
     <w:pPr>
       <w:pBdr/>
@@ -9981,29 +9966,6 @@
         <w:tblBorders/>
       </w:tblPr>
       <w:tcPr>
-        <w:shd w:color="ffffff"/>
-        <w:tcBorders>
-          <w:top w:val="none" w:color="000000" w:sz="4" w:space="0"/>
-          <w:left w:val="none" w:color="000000" w:sz="4" w:space="0"/>
-          <w:bottom w:val="none" w:color="000000" w:sz="4" w:space="0"/>
-          <w:right w:val="none" w:color="000000" w:sz="4" w:space="0"/>
-        </w:tcBorders>
-      </w:tcPr>
-    </w:tblStylePr>
-    <w:tblStylePr w:type="firstRow">
-      <w:rPr>
-        <w:b/>
-        <w:color w:val="404040"/>
-      </w:rPr>
-      <w:pPr>
-        <w:pBdr/>
-        <w:spacing/>
-        <w:ind/>
-      </w:pPr>
-      <w:tblPr>
-        <w:tblBorders/>
-      </w:tblPr>
-      <w:tcPr>
         <w:shd w:val="clear" w:color="ffffff"/>
         <w:tcBorders>
           <w:top w:val="none" w:color="000000" w:sz="4" w:space="0"/>
@@ -10013,30 +9975,7 @@
         </w:tcBorders>
       </w:tcPr>
     </w:tblStylePr>
-    <w:tblStylePr w:type="lastCol">
-      <w:rPr>
-        <w:i/>
-        <w:color w:val="404040"/>
-      </w:rPr>
-      <w:pPr>
-        <w:pBdr/>
-        <w:spacing/>
-        <w:ind/>
-      </w:pPr>
-      <w:tblPr>
-        <w:tblBorders/>
-      </w:tblPr>
-      <w:tcPr>
-        <w:shd w:color="ffffff"/>
-        <w:tcBorders>
-          <w:top w:val="none" w:color="000000" w:sz="4" w:space="0"/>
-          <w:left w:val="none" w:color="000000" w:sz="4" w:space="0"/>
-          <w:bottom w:val="none" w:color="000000" w:sz="4" w:space="0"/>
-          <w:right w:val="none" w:color="000000" w:sz="4" w:space="0"/>
-        </w:tcBorders>
-      </w:tcPr>
-    </w:tblStylePr>
-    <w:tblStylePr w:type="lastRow">
+    <w:tblStylePr w:type="firstRow">
       <w:rPr>
         <w:b/>
         <w:color w:val="404040"/>
@@ -10059,6 +9998,52 @@
         </w:tcBorders>
       </w:tcPr>
     </w:tblStylePr>
+    <w:tblStylePr w:type="lastCol">
+      <w:rPr>
+        <w:i/>
+        <w:color w:val="404040"/>
+      </w:rPr>
+      <w:pPr>
+        <w:pBdr/>
+        <w:spacing/>
+        <w:ind/>
+      </w:pPr>
+      <w:tblPr>
+        <w:tblBorders/>
+      </w:tblPr>
+      <w:tcPr>
+        <w:shd w:val="clear" w:color="ffffff"/>
+        <w:tcBorders>
+          <w:top w:val="none" w:color="000000" w:sz="4" w:space="0"/>
+          <w:left w:val="none" w:color="000000" w:sz="4" w:space="0"/>
+          <w:bottom w:val="none" w:color="000000" w:sz="4" w:space="0"/>
+          <w:right w:val="none" w:color="000000" w:sz="4" w:space="0"/>
+        </w:tcBorders>
+      </w:tcPr>
+    </w:tblStylePr>
+    <w:tblStylePr w:type="lastRow">
+      <w:rPr>
+        <w:b/>
+        <w:color w:val="404040"/>
+      </w:rPr>
+      <w:pPr>
+        <w:pBdr/>
+        <w:spacing/>
+        <w:ind/>
+      </w:pPr>
+      <w:tblPr>
+        <w:tblBorders/>
+      </w:tblPr>
+      <w:tcPr>
+        <w:shd w:val="clear" w:color="ffffff"/>
+        <w:tcBorders>
+          <w:top w:val="none" w:color="000000" w:sz="4" w:space="0"/>
+          <w:left w:val="none" w:color="000000" w:sz="4" w:space="0"/>
+          <w:bottom w:val="none" w:color="000000" w:sz="4" w:space="0"/>
+          <w:right w:val="none" w:color="000000" w:sz="4" w:space="0"/>
+        </w:tcBorders>
+      </w:tcPr>
+    </w:tblStylePr>
     <w:tblStylePr w:type="nwCell">
       <w:pPr>
         <w:pBdr/>
@@ -10125,9 +10110,9 @@
       </w:tcPr>
     </w:tblStylePr>
   </w:style>
-  <w:style w:type="table" w:styleId="35">
+  <w:style w:type="table" w:styleId="727">
     <w:name w:val="Grid Table 3 - Accent 2"/>
-    <w:basedOn w:val="11"/>
+    <w:basedOn w:val="703"/>
     <w:uiPriority w:val="99"/>
     <w:pPr>
       <w:pBdr/>
@@ -10226,29 +10211,6 @@
         <w:tblBorders/>
       </w:tblPr>
       <w:tcPr>
-        <w:shd w:color="ffffff"/>
-        <w:tcBorders>
-          <w:top w:val="none" w:color="000000" w:sz="4" w:space="0"/>
-          <w:left w:val="none" w:color="000000" w:sz="4" w:space="0"/>
-          <w:bottom w:val="none" w:color="000000" w:sz="4" w:space="0"/>
-          <w:right w:val="none" w:color="000000" w:sz="4" w:space="0"/>
-        </w:tcBorders>
-      </w:tcPr>
-    </w:tblStylePr>
-    <w:tblStylePr w:type="firstRow">
-      <w:rPr>
-        <w:b/>
-        <w:color w:val="404040"/>
-      </w:rPr>
-      <w:pPr>
-        <w:pBdr/>
-        <w:spacing/>
-        <w:ind/>
-      </w:pPr>
-      <w:tblPr>
-        <w:tblBorders/>
-      </w:tblPr>
-      <w:tcPr>
         <w:shd w:val="clear" w:color="ffffff"/>
         <w:tcBorders>
           <w:top w:val="none" w:color="000000" w:sz="4" w:space="0"/>
@@ -10258,30 +10220,7 @@
         </w:tcBorders>
       </w:tcPr>
     </w:tblStylePr>
-    <w:tblStylePr w:type="lastCol">
-      <w:rPr>
-        <w:i/>
-        <w:color w:val="404040"/>
-      </w:rPr>
-      <w:pPr>
-        <w:pBdr/>
-        <w:spacing/>
-        <w:ind/>
-      </w:pPr>
-      <w:tblPr>
-        <w:tblBorders/>
-      </w:tblPr>
-      <w:tcPr>
-        <w:shd w:color="ffffff"/>
-        <w:tcBorders>
-          <w:top w:val="none" w:color="000000" w:sz="4" w:space="0"/>
-          <w:left w:val="none" w:color="000000" w:sz="4" w:space="0"/>
-          <w:bottom w:val="none" w:color="000000" w:sz="4" w:space="0"/>
-          <w:right w:val="none" w:color="000000" w:sz="4" w:space="0"/>
-        </w:tcBorders>
-      </w:tcPr>
-    </w:tblStylePr>
-    <w:tblStylePr w:type="lastRow">
+    <w:tblStylePr w:type="firstRow">
       <w:rPr>
         <w:b/>
         <w:color w:val="404040"/>
@@ -10304,6 +10243,52 @@
         </w:tcBorders>
       </w:tcPr>
     </w:tblStylePr>
+    <w:tblStylePr w:type="lastCol">
+      <w:rPr>
+        <w:i/>
+        <w:color w:val="404040"/>
+      </w:rPr>
+      <w:pPr>
+        <w:pBdr/>
+        <w:spacing/>
+        <w:ind/>
+      </w:pPr>
+      <w:tblPr>
+        <w:tblBorders/>
+      </w:tblPr>
+      <w:tcPr>
+        <w:shd w:val="clear" w:color="ffffff"/>
+        <w:tcBorders>
+          <w:top w:val="none" w:color="000000" w:sz="4" w:space="0"/>
+          <w:left w:val="none" w:color="000000" w:sz="4" w:space="0"/>
+          <w:bottom w:val="none" w:color="000000" w:sz="4" w:space="0"/>
+          <w:right w:val="none" w:color="000000" w:sz="4" w:space="0"/>
+        </w:tcBorders>
+      </w:tcPr>
+    </w:tblStylePr>
+    <w:tblStylePr w:type="lastRow">
+      <w:rPr>
+        <w:b/>
+        <w:color w:val="404040"/>
+      </w:rPr>
+      <w:pPr>
+        <w:pBdr/>
+        <w:spacing/>
+        <w:ind/>
+      </w:pPr>
+      <w:tblPr>
+        <w:tblBorders/>
+      </w:tblPr>
+      <w:tcPr>
+        <w:shd w:val="clear" w:color="ffffff"/>
+        <w:tcBorders>
+          <w:top w:val="none" w:color="000000" w:sz="4" w:space="0"/>
+          <w:left w:val="none" w:color="000000" w:sz="4" w:space="0"/>
+          <w:bottom w:val="none" w:color="000000" w:sz="4" w:space="0"/>
+          <w:right w:val="none" w:color="000000" w:sz="4" w:space="0"/>
+        </w:tcBorders>
+      </w:tcPr>
+    </w:tblStylePr>
     <w:tblStylePr w:type="nwCell">
       <w:pPr>
         <w:pBdr/>
@@ -10370,9 +10355,9 @@
       </w:tcPr>
     </w:tblStylePr>
   </w:style>
-  <w:style w:type="table" w:styleId="36">
+  <w:style w:type="table" w:styleId="728">
     <w:name w:val="Grid Table 3 - Accent 3"/>
-    <w:basedOn w:val="11"/>
+    <w:basedOn w:val="703"/>
     <w:uiPriority w:val="99"/>
     <w:pPr>
       <w:pBdr/>
@@ -10471,29 +10456,6 @@
         <w:tblBorders/>
       </w:tblPr>
       <w:tcPr>
-        <w:shd w:color="ffffff"/>
-        <w:tcBorders>
-          <w:top w:val="none" w:color="000000" w:sz="4" w:space="0"/>
-          <w:left w:val="none" w:color="000000" w:sz="4" w:space="0"/>
-          <w:bottom w:val="none" w:color="000000" w:sz="4" w:space="0"/>
-          <w:right w:val="none" w:color="000000" w:sz="4" w:space="0"/>
-        </w:tcBorders>
-      </w:tcPr>
-    </w:tblStylePr>
-    <w:tblStylePr w:type="firstRow">
-      <w:rPr>
-        <w:b/>
-        <w:color w:val="404040"/>
-      </w:rPr>
-      <w:pPr>
-        <w:pBdr/>
-        <w:spacing/>
-        <w:ind/>
-      </w:pPr>
-      <w:tblPr>
-        <w:tblBorders/>
-      </w:tblPr>
-      <w:tcPr>
         <w:shd w:val="clear" w:color="ffffff"/>
         <w:tcBorders>
           <w:top w:val="none" w:color="000000" w:sz="4" w:space="0"/>
@@ -10503,30 +10465,7 @@
         </w:tcBorders>
       </w:tcPr>
     </w:tblStylePr>
-    <w:tblStylePr w:type="lastCol">
-      <w:rPr>
-        <w:i/>
-        <w:color w:val="404040"/>
-      </w:rPr>
-      <w:pPr>
-        <w:pBdr/>
-        <w:spacing/>
-        <w:ind/>
-      </w:pPr>
-      <w:tblPr>
-        <w:tblBorders/>
-      </w:tblPr>
-      <w:tcPr>
-        <w:shd w:color="ffffff"/>
-        <w:tcBorders>
-          <w:top w:val="none" w:color="000000" w:sz="4" w:space="0"/>
-          <w:left w:val="none" w:color="000000" w:sz="4" w:space="0"/>
-          <w:bottom w:val="none" w:color="000000" w:sz="4" w:space="0"/>
-          <w:right w:val="none" w:color="000000" w:sz="4" w:space="0"/>
-        </w:tcBorders>
-      </w:tcPr>
-    </w:tblStylePr>
-    <w:tblStylePr w:type="lastRow">
+    <w:tblStylePr w:type="firstRow">
       <w:rPr>
         <w:b/>
         <w:color w:val="404040"/>
@@ -10549,6 +10488,52 @@
         </w:tcBorders>
       </w:tcPr>
     </w:tblStylePr>
+    <w:tblStylePr w:type="lastCol">
+      <w:rPr>
+        <w:i/>
+        <w:color w:val="404040"/>
+      </w:rPr>
+      <w:pPr>
+        <w:pBdr/>
+        <w:spacing/>
+        <w:ind/>
+      </w:pPr>
+      <w:tblPr>
+        <w:tblBorders/>
+      </w:tblPr>
+      <w:tcPr>
+        <w:shd w:val="clear" w:color="ffffff"/>
+        <w:tcBorders>
+          <w:top w:val="none" w:color="000000" w:sz="4" w:space="0"/>
+          <w:left w:val="none" w:color="000000" w:sz="4" w:space="0"/>
+          <w:bottom w:val="none" w:color="000000" w:sz="4" w:space="0"/>
+          <w:right w:val="none" w:color="000000" w:sz="4" w:space="0"/>
+        </w:tcBorders>
+      </w:tcPr>
+    </w:tblStylePr>
+    <w:tblStylePr w:type="lastRow">
+      <w:rPr>
+        <w:b/>
+        <w:color w:val="404040"/>
+      </w:rPr>
+      <w:pPr>
+        <w:pBdr/>
+        <w:spacing/>
+        <w:ind/>
+      </w:pPr>
+      <w:tblPr>
+        <w:tblBorders/>
+      </w:tblPr>
+      <w:tcPr>
+        <w:shd w:val="clear" w:color="ffffff"/>
+        <w:tcBorders>
+          <w:top w:val="none" w:color="000000" w:sz="4" w:space="0"/>
+          <w:left w:val="none" w:color="000000" w:sz="4" w:space="0"/>
+          <w:bottom w:val="none" w:color="000000" w:sz="4" w:space="0"/>
+          <w:right w:val="none" w:color="000000" w:sz="4" w:space="0"/>
+        </w:tcBorders>
+      </w:tcPr>
+    </w:tblStylePr>
     <w:tblStylePr w:type="nwCell">
       <w:pPr>
         <w:pBdr/>
@@ -10615,9 +10600,9 @@
       </w:tcPr>
     </w:tblStylePr>
   </w:style>
-  <w:style w:type="table" w:styleId="37">
+  <w:style w:type="table" w:styleId="729">
     <w:name w:val="Grid Table 3 - Accent 4"/>
-    <w:basedOn w:val="11"/>
+    <w:basedOn w:val="703"/>
     <w:uiPriority w:val="99"/>
     <w:pPr>
       <w:pBdr/>
@@ -10716,29 +10701,6 @@
         <w:tblBorders/>
       </w:tblPr>
       <w:tcPr>
-        <w:shd w:color="ffffff"/>
-        <w:tcBorders>
-          <w:top w:val="none" w:color="000000" w:sz="4" w:space="0"/>
-          <w:left w:val="none" w:color="000000" w:sz="4" w:space="0"/>
-          <w:bottom w:val="none" w:color="000000" w:sz="4" w:space="0"/>
-          <w:right w:val="none" w:color="000000" w:sz="4" w:space="0"/>
-        </w:tcBorders>
-      </w:tcPr>
-    </w:tblStylePr>
-    <w:tblStylePr w:type="firstRow">
-      <w:rPr>
-        <w:b/>
-        <w:color w:val="404040"/>
-      </w:rPr>
-      <w:pPr>
-        <w:pBdr/>
-        <w:spacing/>
-        <w:ind/>
-      </w:pPr>
-      <w:tblPr>
-        <w:tblBorders/>
-      </w:tblPr>
-      <w:tcPr>
         <w:shd w:val="clear" w:color="ffffff"/>
         <w:tcBorders>
           <w:top w:val="none" w:color="000000" w:sz="4" w:space="0"/>
@@ -10748,30 +10710,7 @@
         </w:tcBorders>
       </w:tcPr>
     </w:tblStylePr>
-    <w:tblStylePr w:type="lastCol">
-      <w:rPr>
-        <w:i/>
-        <w:color w:val="404040"/>
-      </w:rPr>
-      <w:pPr>
-        <w:pBdr/>
-        <w:spacing/>
-        <w:ind/>
-      </w:pPr>
-      <w:tblPr>
-        <w:tblBorders/>
-      </w:tblPr>
-      <w:tcPr>
-        <w:shd w:color="ffffff"/>
-        <w:tcBorders>
-          <w:top w:val="none" w:color="000000" w:sz="4" w:space="0"/>
-          <w:left w:val="none" w:color="000000" w:sz="4" w:space="0"/>
-          <w:bottom w:val="none" w:color="000000" w:sz="4" w:space="0"/>
-          <w:right w:val="none" w:color="000000" w:sz="4" w:space="0"/>
-        </w:tcBorders>
-      </w:tcPr>
-    </w:tblStylePr>
-    <w:tblStylePr w:type="lastRow">
+    <w:tblStylePr w:type="firstRow">
       <w:rPr>
         <w:b/>
         <w:color w:val="404040"/>
@@ -10794,6 +10733,52 @@
         </w:tcBorders>
       </w:tcPr>
     </w:tblStylePr>
+    <w:tblStylePr w:type="lastCol">
+      <w:rPr>
+        <w:i/>
+        <w:color w:val="404040"/>
+      </w:rPr>
+      <w:pPr>
+        <w:pBdr/>
+        <w:spacing/>
+        <w:ind/>
+      </w:pPr>
+      <w:tblPr>
+        <w:tblBorders/>
+      </w:tblPr>
+      <w:tcPr>
+        <w:shd w:val="clear" w:color="ffffff"/>
+        <w:tcBorders>
+          <w:top w:val="none" w:color="000000" w:sz="4" w:space="0"/>
+          <w:left w:val="none" w:color="000000" w:sz="4" w:space="0"/>
+          <w:bottom w:val="none" w:color="000000" w:sz="4" w:space="0"/>
+          <w:right w:val="none" w:color="000000" w:sz="4" w:space="0"/>
+        </w:tcBorders>
+      </w:tcPr>
+    </w:tblStylePr>
+    <w:tblStylePr w:type="lastRow">
+      <w:rPr>
+        <w:b/>
+        <w:color w:val="404040"/>
+      </w:rPr>
+      <w:pPr>
+        <w:pBdr/>
+        <w:spacing/>
+        <w:ind/>
+      </w:pPr>
+      <w:tblPr>
+        <w:tblBorders/>
+      </w:tblPr>
+      <w:tcPr>
+        <w:shd w:val="clear" w:color="ffffff"/>
+        <w:tcBorders>
+          <w:top w:val="none" w:color="000000" w:sz="4" w:space="0"/>
+          <w:left w:val="none" w:color="000000" w:sz="4" w:space="0"/>
+          <w:bottom w:val="none" w:color="000000" w:sz="4" w:space="0"/>
+          <w:right w:val="none" w:color="000000" w:sz="4" w:space="0"/>
+        </w:tcBorders>
+      </w:tcPr>
+    </w:tblStylePr>
     <w:tblStylePr w:type="nwCell">
       <w:pPr>
         <w:pBdr/>
@@ -10860,9 +10845,9 @@
       </w:tcPr>
     </w:tblStylePr>
   </w:style>
-  <w:style w:type="table" w:styleId="38">
+  <w:style w:type="table" w:styleId="730">
     <w:name w:val="Grid Table 3 - Accent 5"/>
-    <w:basedOn w:val="11"/>
+    <w:basedOn w:val="703"/>
     <w:uiPriority w:val="99"/>
     <w:pPr>
       <w:pBdr/>
@@ -10961,29 +10946,6 @@
         <w:tblBorders/>
       </w:tblPr>
       <w:tcPr>
-        <w:shd w:color="ffffff"/>
-        <w:tcBorders>
-          <w:top w:val="none" w:color="000000" w:sz="4" w:space="0"/>
-          <w:left w:val="none" w:color="000000" w:sz="4" w:space="0"/>
-          <w:bottom w:val="none" w:color="000000" w:sz="4" w:space="0"/>
-          <w:right w:val="none" w:color="000000" w:sz="4" w:space="0"/>
-        </w:tcBorders>
-      </w:tcPr>
-    </w:tblStylePr>
-    <w:tblStylePr w:type="firstRow">
-      <w:rPr>
-        <w:b/>
-        <w:color w:val="404040"/>
-      </w:rPr>
-      <w:pPr>
-        <w:pBdr/>
-        <w:spacing/>
-        <w:ind/>
-      </w:pPr>
-      <w:tblPr>
-        <w:tblBorders/>
-      </w:tblPr>
-      <w:tcPr>
         <w:shd w:val="clear" w:color="ffffff"/>
         <w:tcBorders>
           <w:top w:val="none" w:color="000000" w:sz="4" w:space="0"/>
@@ -10993,30 +10955,7 @@
         </w:tcBorders>
       </w:tcPr>
     </w:tblStylePr>
-    <w:tblStylePr w:type="lastCol">
-      <w:rPr>
-        <w:i/>
-        <w:color w:val="404040"/>
-      </w:rPr>
-      <w:pPr>
-        <w:pBdr/>
-        <w:spacing/>
-        <w:ind/>
-      </w:pPr>
-      <w:tblPr>
-        <w:tblBorders/>
-      </w:tblPr>
-      <w:tcPr>
-        <w:shd w:color="ffffff"/>
-        <w:tcBorders>
-          <w:top w:val="none" w:color="000000" w:sz="4" w:space="0"/>
-          <w:left w:val="none" w:color="000000" w:sz="4" w:space="0"/>
-          <w:bottom w:val="none" w:color="000000" w:sz="4" w:space="0"/>
-          <w:right w:val="none" w:color="000000" w:sz="4" w:space="0"/>
-        </w:tcBorders>
-      </w:tcPr>
-    </w:tblStylePr>
-    <w:tblStylePr w:type="lastRow">
+    <w:tblStylePr w:type="firstRow">
       <w:rPr>
         <w:b/>
         <w:color w:val="404040"/>
@@ -11039,6 +10978,52 @@
         </w:tcBorders>
       </w:tcPr>
     </w:tblStylePr>
+    <w:tblStylePr w:type="lastCol">
+      <w:rPr>
+        <w:i/>
+        <w:color w:val="404040"/>
+      </w:rPr>
+      <w:pPr>
+        <w:pBdr/>
+        <w:spacing/>
+        <w:ind/>
+      </w:pPr>
+      <w:tblPr>
+        <w:tblBorders/>
+      </w:tblPr>
+      <w:tcPr>
+        <w:shd w:val="clear" w:color="ffffff"/>
+        <w:tcBorders>
+          <w:top w:val="none" w:color="000000" w:sz="4" w:space="0"/>
+          <w:left w:val="none" w:color="000000" w:sz="4" w:space="0"/>
+          <w:bottom w:val="none" w:color="000000" w:sz="4" w:space="0"/>
+          <w:right w:val="none" w:color="000000" w:sz="4" w:space="0"/>
+        </w:tcBorders>
+      </w:tcPr>
+    </w:tblStylePr>
+    <w:tblStylePr w:type="lastRow">
+      <w:rPr>
+        <w:b/>
+        <w:color w:val="404040"/>
+      </w:rPr>
+      <w:pPr>
+        <w:pBdr/>
+        <w:spacing/>
+        <w:ind/>
+      </w:pPr>
+      <w:tblPr>
+        <w:tblBorders/>
+      </w:tblPr>
+      <w:tcPr>
+        <w:shd w:val="clear" w:color="ffffff"/>
+        <w:tcBorders>
+          <w:top w:val="none" w:color="000000" w:sz="4" w:space="0"/>
+          <w:left w:val="none" w:color="000000" w:sz="4" w:space="0"/>
+          <w:bottom w:val="none" w:color="000000" w:sz="4" w:space="0"/>
+          <w:right w:val="none" w:color="000000" w:sz="4" w:space="0"/>
+        </w:tcBorders>
+      </w:tcPr>
+    </w:tblStylePr>
     <w:tblStylePr w:type="nwCell">
       <w:pPr>
         <w:pBdr/>
@@ -11105,9 +11090,9 @@
       </w:tcPr>
     </w:tblStylePr>
   </w:style>
-  <w:style w:type="table" w:styleId="39">
+  <w:style w:type="table" w:styleId="731">
     <w:name w:val="Grid Table 3 - Accent 6"/>
-    <w:basedOn w:val="11"/>
+    <w:basedOn w:val="703"/>
     <w:uiPriority w:val="99"/>
     <w:pPr>
       <w:pBdr/>
@@ -11206,29 +11191,6 @@
         <w:tblBorders/>
       </w:tblPr>
       <w:tcPr>
-        <w:shd w:color="ffffff"/>
-        <w:tcBorders>
-          <w:top w:val="none" w:color="000000" w:sz="4" w:space="0"/>
-          <w:left w:val="none" w:color="000000" w:sz="4" w:space="0"/>
-          <w:bottom w:val="none" w:color="000000" w:sz="4" w:space="0"/>
-          <w:right w:val="none" w:color="000000" w:sz="4" w:space="0"/>
-        </w:tcBorders>
-      </w:tcPr>
-    </w:tblStylePr>
-    <w:tblStylePr w:type="firstRow">
-      <w:rPr>
-        <w:b/>
-        <w:color w:val="404040"/>
-      </w:rPr>
-      <w:pPr>
-        <w:pBdr/>
-        <w:spacing/>
-        <w:ind/>
-      </w:pPr>
-      <w:tblPr>
-        <w:tblBorders/>
-      </w:tblPr>
-      <w:tcPr>
         <w:shd w:val="clear" w:color="ffffff"/>
         <w:tcBorders>
           <w:top w:val="none" w:color="000000" w:sz="4" w:space="0"/>
@@ -11238,30 +11200,7 @@
         </w:tcBorders>
       </w:tcPr>
     </w:tblStylePr>
-    <w:tblStylePr w:type="lastCol">
-      <w:rPr>
-        <w:i/>
-        <w:color w:val="404040"/>
-      </w:rPr>
-      <w:pPr>
-        <w:pBdr/>
-        <w:spacing/>
-        <w:ind/>
-      </w:pPr>
-      <w:tblPr>
-        <w:tblBorders/>
-      </w:tblPr>
-      <w:tcPr>
-        <w:shd w:color="ffffff"/>
-        <w:tcBorders>
-          <w:top w:val="none" w:color="000000" w:sz="4" w:space="0"/>
-          <w:left w:val="none" w:color="000000" w:sz="4" w:space="0"/>
-          <w:bottom w:val="none" w:color="000000" w:sz="4" w:space="0"/>
-          <w:right w:val="none" w:color="000000" w:sz="4" w:space="0"/>
-        </w:tcBorders>
-      </w:tcPr>
-    </w:tblStylePr>
-    <w:tblStylePr w:type="lastRow">
+    <w:tblStylePr w:type="firstRow">
       <w:rPr>
         <w:b/>
         <w:color w:val="404040"/>
@@ -11284,6 +11223,52 @@
         </w:tcBorders>
       </w:tcPr>
     </w:tblStylePr>
+    <w:tblStylePr w:type="lastCol">
+      <w:rPr>
+        <w:i/>
+        <w:color w:val="404040"/>
+      </w:rPr>
+      <w:pPr>
+        <w:pBdr/>
+        <w:spacing/>
+        <w:ind/>
+      </w:pPr>
+      <w:tblPr>
+        <w:tblBorders/>
+      </w:tblPr>
+      <w:tcPr>
+        <w:shd w:val="clear" w:color="ffffff"/>
+        <w:tcBorders>
+          <w:top w:val="none" w:color="000000" w:sz="4" w:space="0"/>
+          <w:left w:val="none" w:color="000000" w:sz="4" w:space="0"/>
+          <w:bottom w:val="none" w:color="000000" w:sz="4" w:space="0"/>
+          <w:right w:val="none" w:color="000000" w:sz="4" w:space="0"/>
+        </w:tcBorders>
+      </w:tcPr>
+    </w:tblStylePr>
+    <w:tblStylePr w:type="lastRow">
+      <w:rPr>
+        <w:b/>
+        <w:color w:val="404040"/>
+      </w:rPr>
+      <w:pPr>
+        <w:pBdr/>
+        <w:spacing/>
+        <w:ind/>
+      </w:pPr>
+      <w:tblPr>
+        <w:tblBorders/>
+      </w:tblPr>
+      <w:tcPr>
+        <w:shd w:val="clear" w:color="ffffff"/>
+        <w:tcBorders>
+          <w:top w:val="none" w:color="000000" w:sz="4" w:space="0"/>
+          <w:left w:val="none" w:color="000000" w:sz="4" w:space="0"/>
+          <w:bottom w:val="none" w:color="000000" w:sz="4" w:space="0"/>
+          <w:right w:val="none" w:color="000000" w:sz="4" w:space="0"/>
+        </w:tcBorders>
+      </w:tcPr>
+    </w:tblStylePr>
     <w:tblStylePr w:type="nwCell">
       <w:pPr>
         <w:pBdr/>
@@ -11350,9 +11335,9 @@
       </w:tcPr>
     </w:tblStylePr>
   </w:style>
-  <w:style w:type="table" w:styleId="40">
+  <w:style w:type="table" w:styleId="732">
     <w:name w:val="Grid Table 4"/>
-    <w:basedOn w:val="11"/>
+    <w:basedOn w:val="703"/>
     <w:uiPriority w:val="59"/>
     <w:pPr>
       <w:pBdr/>
@@ -11583,9 +11568,9 @@
       </w:tcPr>
     </w:tblStylePr>
   </w:style>
-  <w:style w:type="table" w:styleId="41">
+  <w:style w:type="table" w:styleId="733">
     <w:name w:val="Grid Table 4 - Accent 1"/>
-    <w:basedOn w:val="11"/>
+    <w:basedOn w:val="703"/>
     <w:uiPriority w:val="59"/>
     <w:pPr>
       <w:pBdr/>
@@ -11816,9 +11801,9 @@
       </w:tcPr>
     </w:tblStylePr>
   </w:style>
-  <w:style w:type="table" w:styleId="42">
+  <w:style w:type="table" w:styleId="734">
     <w:name w:val="Grid Table 4 - Accent 2"/>
-    <w:basedOn w:val="11"/>
+    <w:basedOn w:val="703"/>
     <w:uiPriority w:val="59"/>
     <w:pPr>
       <w:pBdr/>
@@ -12049,9 +12034,9 @@
       </w:tcPr>
     </w:tblStylePr>
   </w:style>
-  <w:style w:type="table" w:styleId="43">
+  <w:style w:type="table" w:styleId="735">
     <w:name w:val="Grid Table 4 - Accent 3"/>
-    <w:basedOn w:val="11"/>
+    <w:basedOn w:val="703"/>
     <w:uiPriority w:val="59"/>
     <w:pPr>
       <w:pBdr/>
@@ -12282,9 +12267,9 @@
       </w:tcPr>
     </w:tblStylePr>
   </w:style>
-  <w:style w:type="table" w:styleId="44">
+  <w:style w:type="table" w:styleId="736">
     <w:name w:val="Grid Table 4 - Accent 4"/>
-    <w:basedOn w:val="11"/>
+    <w:basedOn w:val="703"/>
     <w:uiPriority w:val="59"/>
     <w:pPr>
       <w:pBdr/>
@@ -12515,9 +12500,9 @@
       </w:tcPr>
     </w:tblStylePr>
   </w:style>
-  <w:style w:type="table" w:styleId="45">
+  <w:style w:type="table" w:styleId="737">
     <w:name w:val="Grid Table 4 - Accent 5"/>
-    <w:basedOn w:val="11"/>
+    <w:basedOn w:val="703"/>
     <w:uiPriority w:val="59"/>
     <w:pPr>
       <w:pBdr/>
@@ -12748,9 +12733,9 @@
       </w:tcPr>
     </w:tblStylePr>
   </w:style>
-  <w:style w:type="table" w:styleId="46">
+  <w:style w:type="table" w:styleId="738">
     <w:name w:val="Grid Table 4 - Accent 6"/>
-    <w:basedOn w:val="11"/>
+    <w:basedOn w:val="703"/>
     <w:uiPriority w:val="59"/>
     <w:pPr>
       <w:pBdr/>
@@ -12981,9 +12966,9 @@
       </w:tcPr>
     </w:tblStylePr>
   </w:style>
-  <w:style w:type="table" w:styleId="47">
+  <w:style w:type="table" w:styleId="739">
     <w:name w:val="Grid Table 5 Dark"/>
-    <w:basedOn w:val="11"/>
+    <w:basedOn w:val="703"/>
     <w:uiPriority w:val="99"/>
     <w:pPr>
       <w:pBdr/>
@@ -13209,9 +13194,9 @@
       </w:tcPr>
     </w:tblStylePr>
   </w:style>
-  <w:style w:type="table" w:styleId="48">
+  <w:style w:type="table" w:styleId="740">
     <w:name w:val="Grid Table 5 Dark- Accent 1"/>
-    <w:basedOn w:val="11"/>
+    <w:basedOn w:val="703"/>
     <w:uiPriority w:val="99"/>
     <w:pPr>
       <w:pBdr/>
@@ -13437,9 +13422,9 @@
       </w:tcPr>
     </w:tblStylePr>
   </w:style>
-  <w:style w:type="table" w:styleId="49">
+  <w:style w:type="table" w:styleId="741">
     <w:name w:val="Grid Table 5 Dark - Accent 2"/>
-    <w:basedOn w:val="11"/>
+    <w:basedOn w:val="703"/>
     <w:uiPriority w:val="99"/>
     <w:pPr>
       <w:pBdr/>
@@ -13665,9 +13650,9 @@
       </w:tcPr>
     </w:tblStylePr>
   </w:style>
-  <w:style w:type="table" w:styleId="50">
+  <w:style w:type="table" w:styleId="742">
     <w:name w:val="Grid Table 5 Dark - Accent 3"/>
-    <w:basedOn w:val="11"/>
+    <w:basedOn w:val="703"/>
     <w:uiPriority w:val="99"/>
     <w:pPr>
       <w:pBdr/>
@@ -13893,9 +13878,9 @@
       </w:tcPr>
     </w:tblStylePr>
   </w:style>
-  <w:style w:type="table" w:styleId="51">
+  <w:style w:type="table" w:styleId="743">
     <w:name w:val="Grid Table 5 Dark- Accent 4"/>
-    <w:basedOn w:val="11"/>
+    <w:basedOn w:val="703"/>
     <w:uiPriority w:val="99"/>
     <w:pPr>
       <w:pBdr/>
@@ -14121,9 +14106,9 @@
       </w:tcPr>
     </w:tblStylePr>
   </w:style>
-  <w:style w:type="table" w:styleId="52">
+  <w:style w:type="table" w:styleId="744">
     <w:name w:val="Grid Table 5 Dark - Accent 5"/>
-    <w:basedOn w:val="11"/>
+    <w:basedOn w:val="703"/>
     <w:uiPriority w:val="99"/>
     <w:pPr>
       <w:pBdr/>
@@ -14349,9 +14334,9 @@
       </w:tcPr>
     </w:tblStylePr>
   </w:style>
-  <w:style w:type="table" w:styleId="53">
+  <w:style w:type="table" w:styleId="745">
     <w:name w:val="Grid Table 5 Dark - Accent 6"/>
-    <w:basedOn w:val="11"/>
+    <w:basedOn w:val="703"/>
     <w:uiPriority w:val="99"/>
     <w:pPr>
       <w:pBdr/>
@@ -14577,9 +14562,9 @@
       </w:tcPr>
     </w:tblStylePr>
   </w:style>
-  <w:style w:type="table" w:styleId="54">
+  <w:style w:type="table" w:styleId="746">
     <w:name w:val="Grid Table 6 Colorful"/>
-    <w:basedOn w:val="11"/>
+    <w:basedOn w:val="703"/>
     <w:uiPriority w:val="99"/>
     <w:pPr>
       <w:pBdr/>
@@ -14807,9 +14792,9 @@
       </w:tcPr>
     </w:tblStylePr>
   </w:style>
-  <w:style w:type="table" w:styleId="55">
+  <w:style w:type="table" w:styleId="747">
     <w:name w:val="Grid Table 6 Colorful - Accent 1"/>
-    <w:basedOn w:val="11"/>
+    <w:basedOn w:val="703"/>
     <w:uiPriority w:val="99"/>
     <w:pPr>
       <w:pBdr/>
@@ -15037,9 +15022,9 @@
       </w:tcPr>
     </w:tblStylePr>
   </w:style>
-  <w:style w:type="table" w:styleId="56">
+  <w:style w:type="table" w:styleId="748">
     <w:name w:val="Grid Table 6 Colorful - Accent 2"/>
-    <w:basedOn w:val="11"/>
+    <w:basedOn w:val="703"/>
     <w:uiPriority w:val="99"/>
     <w:pPr>
       <w:pBdr/>
@@ -15267,9 +15252,9 @@
       </w:tcPr>
     </w:tblStylePr>
   </w:style>
-  <w:style w:type="table" w:styleId="57">
+  <w:style w:type="table" w:styleId="749">
     <w:name w:val="Grid Table 6 Colorful - Accent 3"/>
-    <w:basedOn w:val="11"/>
+    <w:basedOn w:val="703"/>
     <w:uiPriority w:val="99"/>
     <w:pPr>
       <w:pBdr/>
@@ -15497,9 +15482,9 @@
       </w:tcPr>
     </w:tblStylePr>
   </w:style>
-  <w:style w:type="table" w:styleId="58">
+  <w:style w:type="table" w:styleId="750">
     <w:name w:val="Grid Table 6 Colorful - Accent 4"/>
-    <w:basedOn w:val="11"/>
+    <w:basedOn w:val="703"/>
     <w:uiPriority w:val="99"/>
     <w:pPr>
       <w:pBdr/>
@@ -15727,9 +15712,9 @@
       </w:tcPr>
     </w:tblStylePr>
   </w:style>
-  <w:style w:type="table" w:styleId="59">
+  <w:style w:type="table" w:styleId="751">
     <w:name w:val="Grid Table 6 Colorful - Accent 5"/>
-    <w:basedOn w:val="11"/>
+    <w:basedOn w:val="703"/>
     <w:uiPriority w:val="99"/>
     <w:pPr>
       <w:pBdr/>
@@ -15957,9 +15942,9 @@
       </w:tcPr>
     </w:tblStylePr>
   </w:style>
-  <w:style w:type="table" w:styleId="60">
+  <w:style w:type="table" w:styleId="752">
     <w:name w:val="Grid Table 6 Colorful - Accent 6"/>
-    <w:basedOn w:val="11"/>
+    <w:basedOn w:val="703"/>
     <w:uiPriority w:val="99"/>
     <w:pPr>
       <w:pBdr/>
@@ -16187,9 +16172,9 @@
       </w:tcPr>
     </w:tblStylePr>
   </w:style>
-  <w:style w:type="table" w:styleId="61">
+  <w:style w:type="table" w:styleId="753">
     <w:name w:val="Grid Table 7 Colorful"/>
-    <w:basedOn w:val="11"/>
+    <w:basedOn w:val="703"/>
     <w:uiPriority w:val="99"/>
     <w:pPr>
       <w:pBdr/>
@@ -16291,11 +16276,11 @@
         <w:tblBorders/>
       </w:tblPr>
       <w:tcPr>
-        <w:shd w:color="ffffff"/>
+        <w:shd w:val="clear" w:color="ffffff"/>
         <w:tcBorders>
-          <w:top w:val="none"/>
-          <w:left w:val="none"/>
-          <w:bottom w:val="none"/>
+          <w:top w:val="none" w:color="000000" w:sz="4" w:space="0"/>
+          <w:left w:val="none" w:color="000000" w:sz="4" w:space="0"/>
+          <w:bottom w:val="none" w:color="000000" w:sz="4" w:space="0"/>
           <w:right w:val="single" w:color="000000" w:themeColor="text1" w:themeTint="80" w:sz="4" w:space="0"/>
         </w:tcBorders>
       </w:tcPr>
@@ -16318,10 +16303,10 @@
       <w:tcPr>
         <w:shd w:val="clear" w:color="ffffff" w:themeColor="light1" w:fill="ffffff" w:themeFill="light1"/>
         <w:tcBorders>
-          <w:top w:val="none"/>
-          <w:left w:val="none"/>
+          <w:top w:val="none" w:color="000000" w:sz="4" w:space="0"/>
+          <w:left w:val="none" w:color="000000" w:sz="4" w:space="0"/>
           <w:bottom w:val="single" w:color="000000" w:themeColor="text1" w:themeTint="80" w:sz="4" w:space="0"/>
-          <w:right w:val="none"/>
+          <w:right w:val="none" w:color="000000" w:sz="4" w:space="0"/>
         </w:tcBorders>
       </w:tcPr>
     </w:tblStylePr>
@@ -16341,12 +16326,12 @@
         <w:tblBorders/>
       </w:tblPr>
       <w:tcPr>
-        <w:shd w:color="ffffff"/>
+        <w:shd w:val="clear" w:color="ffffff"/>
         <w:tcBorders>
-          <w:top w:val="none"/>
+          <w:top w:val="none" w:color="000000" w:sz="4" w:space="0"/>
           <w:left w:val="single" w:color="000000" w:themeColor="text1" w:themeTint="80" w:sz="4" w:space="0"/>
-          <w:bottom w:val="none"/>
-          <w:right w:val="none"/>
+          <w:bottom w:val="none" w:color="000000" w:sz="4" w:space="0"/>
+          <w:right w:val="none" w:color="000000" w:sz="4" w:space="0"/>
         </w:tcBorders>
       </w:tcPr>
     </w:tblStylePr>
@@ -16369,9 +16354,9 @@
         <w:shd w:val="clear" w:color="ffffff" w:themeColor="light1" w:fill="ffffff" w:themeFill="light1"/>
         <w:tcBorders>
           <w:top w:val="single" w:color="000000" w:themeColor="text1" w:themeTint="80" w:sz="4" w:space="0"/>
-          <w:left w:val="none"/>
-          <w:bottom w:val="none"/>
-          <w:right w:val="none"/>
+          <w:left w:val="none" w:color="000000" w:sz="4" w:space="0"/>
+          <w:bottom w:val="none" w:color="000000" w:sz="4" w:space="0"/>
+          <w:right w:val="none" w:color="000000" w:sz="4" w:space="0"/>
         </w:tcBorders>
       </w:tcPr>
     </w:tblStylePr>
@@ -16441,9 +16426,9 @@
       </w:tcPr>
     </w:tblStylePr>
   </w:style>
-  <w:style w:type="table" w:styleId="62">
+  <w:style w:type="table" w:styleId="754">
     <w:name w:val="Grid Table 7 Colorful - Accent 1"/>
-    <w:basedOn w:val="11"/>
+    <w:basedOn w:val="703"/>
     <w:uiPriority w:val="99"/>
     <w:pPr>
       <w:pBdr/>
@@ -16545,11 +16530,11 @@
         <w:tblBorders/>
       </w:tblPr>
       <w:tcPr>
-        <w:shd w:color="ffffff"/>
+        <w:shd w:val="clear" w:color="ffffff"/>
         <w:tcBorders>
-          <w:top w:val="none"/>
-          <w:left w:val="none"/>
-          <w:bottom w:val="none"/>
+          <w:top w:val="none" w:color="000000" w:sz="4" w:space="0"/>
+          <w:left w:val="none" w:color="000000" w:sz="4" w:space="0"/>
+          <w:bottom w:val="none" w:color="000000" w:sz="4" w:space="0"/>
           <w:right w:val="single" w:color="000000" w:themeColor="accent1" w:themeTint="80" w:sz="4" w:space="0"/>
         </w:tcBorders>
       </w:tcPr>
@@ -16572,10 +16557,10 @@
       <w:tcPr>
         <w:shd w:val="clear" w:color="ffffff" w:themeColor="light1" w:fill="ffffff" w:themeFill="light1"/>
         <w:tcBorders>
-          <w:top w:val="none"/>
-          <w:left w:val="none"/>
+          <w:top w:val="none" w:color="000000" w:sz="4" w:space="0"/>
+          <w:left w:val="none" w:color="000000" w:sz="4" w:space="0"/>
           <w:bottom w:val="single" w:color="000000" w:themeColor="accent1" w:themeTint="80" w:sz="4" w:space="0"/>
-          <w:right w:val="none"/>
+          <w:right w:val="none" w:color="000000" w:sz="4" w:space="0"/>
         </w:tcBorders>
       </w:tcPr>
     </w:tblStylePr>
@@ -16595,12 +16580,12 @@
         <w:tblBorders/>
       </w:tblPr>
       <w:tcPr>
-        <w:shd w:color="ffffff"/>
+        <w:shd w:val="clear" w:color="ffffff"/>
         <w:tcBorders>
-          <w:top w:val="none"/>
+          <w:top w:val="none" w:color="000000" w:sz="4" w:space="0"/>
           <w:left w:val="single" w:color="000000" w:themeColor="accent1" w:themeTint="80" w:sz="4" w:space="0"/>
-          <w:bottom w:val="none"/>
-          <w:right w:val="none"/>
+          <w:bottom w:val="none" w:color="000000" w:sz="4" w:space="0"/>
+          <w:right w:val="none" w:color="000000" w:sz="4" w:space="0"/>
         </w:tcBorders>
       </w:tcPr>
     </w:tblStylePr>
@@ -16623,9 +16608,9 @@
         <w:shd w:val="clear" w:color="ffffff" w:themeColor="light1" w:fill="ffffff" w:themeFill="light1"/>
         <w:tcBorders>
           <w:top w:val="single" w:color="000000" w:themeColor="accent1" w:themeTint="80" w:sz="4" w:space="0"/>
-          <w:left w:val="none"/>
-          <w:bottom w:val="none"/>
-          <w:right w:val="none"/>
+          <w:left w:val="none" w:color="000000" w:sz="4" w:space="0"/>
+          <w:bottom w:val="none" w:color="000000" w:sz="4" w:space="0"/>
+          <w:right w:val="none" w:color="000000" w:sz="4" w:space="0"/>
         </w:tcBorders>
       </w:tcPr>
     </w:tblStylePr>
@@ -16695,9 +16680,9 @@
       </w:tcPr>
     </w:tblStylePr>
   </w:style>
-  <w:style w:type="table" w:styleId="63">
+  <w:style w:type="table" w:styleId="755">
     <w:name w:val="Grid Table 7 Colorful - Accent 2"/>
-    <w:basedOn w:val="11"/>
+    <w:basedOn w:val="703"/>
     <w:uiPriority w:val="99"/>
     <w:pPr>
       <w:pBdr/>
@@ -16799,11 +16784,11 @@
         <w:tblBorders/>
       </w:tblPr>
       <w:tcPr>
-        <w:shd w:color="ffffff"/>
+        <w:shd w:val="clear" w:color="ffffff"/>
         <w:tcBorders>
-          <w:top w:val="none"/>
-          <w:left w:val="none"/>
-          <w:bottom w:val="none"/>
+          <w:top w:val="none" w:color="000000" w:sz="4" w:space="0"/>
+          <w:left w:val="none" w:color="000000" w:sz="4" w:space="0"/>
+          <w:bottom w:val="none" w:color="000000" w:sz="4" w:space="0"/>
           <w:right w:val="single" w:color="000000" w:themeColor="accent2" w:themeTint="97" w:sz="4" w:space="0"/>
         </w:tcBorders>
       </w:tcPr>
@@ -16826,10 +16811,10 @@
       <w:tcPr>
         <w:shd w:val="clear" w:color="ffffff" w:themeColor="light1" w:fill="ffffff" w:themeFill="light1"/>
         <w:tcBorders>
-          <w:top w:val="none"/>
-          <w:left w:val="none"/>
+          <w:top w:val="none" w:color="000000" w:sz="4" w:space="0"/>
+          <w:left w:val="none" w:color="000000" w:sz="4" w:space="0"/>
           <w:bottom w:val="single" w:color="000000" w:themeColor="accent2" w:themeTint="97" w:sz="4" w:space="0"/>
-          <w:right w:val="none"/>
+          <w:right w:val="none" w:color="000000" w:sz="4" w:space="0"/>
         </w:tcBorders>
       </w:tcPr>
     </w:tblStylePr>
@@ -16849,12 +16834,12 @@
         <w:tblBorders/>
       </w:tblPr>
       <w:tcPr>
-        <w:shd w:color="ffffff"/>
+        <w:shd w:val="clear" w:color="ffffff"/>
         <w:tcBorders>
-          <w:top w:val="none"/>
+          <w:top w:val="none" w:color="000000" w:sz="4" w:space="0"/>
           <w:left w:val="single" w:color="000000" w:themeColor="accent2" w:themeTint="97" w:sz="4" w:space="0"/>
-          <w:bottom w:val="none"/>
-          <w:right w:val="none"/>
+          <w:bottom w:val="none" w:color="000000" w:sz="4" w:space="0"/>
+          <w:right w:val="none" w:color="000000" w:sz="4" w:space="0"/>
         </w:tcBorders>
       </w:tcPr>
     </w:tblStylePr>
@@ -16877,9 +16862,9 @@
         <w:shd w:val="clear" w:color="ffffff" w:themeColor="light1" w:fill="ffffff" w:themeFill="light1"/>
         <w:tcBorders>
           <w:top w:val="single" w:color="000000" w:themeColor="accent2" w:themeTint="97" w:sz="4" w:space="0"/>
-          <w:left w:val="none"/>
-          <w:bottom w:val="none"/>
-          <w:right w:val="none"/>
+          <w:left w:val="none" w:color="000000" w:sz="4" w:space="0"/>
+          <w:bottom w:val="none" w:color="000000" w:sz="4" w:space="0"/>
+          <w:right w:val="none" w:color="000000" w:sz="4" w:space="0"/>
         </w:tcBorders>
       </w:tcPr>
     </w:tblStylePr>
@@ -16949,9 +16934,9 @@
       </w:tcPr>
     </w:tblStylePr>
   </w:style>
-  <w:style w:type="table" w:styleId="64">
+  <w:style w:type="table" w:styleId="756">
     <w:name w:val="Grid Table 7 Colorful - Accent 3"/>
-    <w:basedOn w:val="11"/>
+    <w:basedOn w:val="703"/>
     <w:uiPriority w:val="99"/>
     <w:pPr>
       <w:pBdr/>
@@ -17053,11 +17038,11 @@
         <w:tblBorders/>
       </w:tblPr>
       <w:tcPr>
-        <w:shd w:color="ffffff"/>
+        <w:shd w:val="clear" w:color="ffffff"/>
         <w:tcBorders>
-          <w:top w:val="none"/>
-          <w:left w:val="none"/>
-          <w:bottom w:val="none"/>
+          <w:top w:val="none" w:color="000000" w:sz="4" w:space="0"/>
+          <w:left w:val="none" w:color="000000" w:sz="4" w:space="0"/>
+          <w:bottom w:val="none" w:color="000000" w:sz="4" w:space="0"/>
           <w:right w:val="single" w:color="000000" w:themeColor="accent3" w:themeTint="FE" w:sz="4" w:space="0"/>
         </w:tcBorders>
       </w:tcPr>
@@ -17080,10 +17065,10 @@
       <w:tcPr>
         <w:shd w:val="clear" w:color="ffffff" w:themeColor="light1" w:fill="ffffff" w:themeFill="light1"/>
         <w:tcBorders>
-          <w:top w:val="none"/>
-          <w:left w:val="none"/>
+          <w:top w:val="none" w:color="000000" w:sz="4" w:space="0"/>
+          <w:left w:val="none" w:color="000000" w:sz="4" w:space="0"/>
           <w:bottom w:val="single" w:color="000000" w:themeColor="accent3" w:themeTint="FE" w:sz="4" w:space="0"/>
-          <w:right w:val="none"/>
+          <w:right w:val="none" w:color="000000" w:sz="4" w:space="0"/>
         </w:tcBorders>
       </w:tcPr>
     </w:tblStylePr>
@@ -17103,12 +17088,12 @@
         <w:tblBorders/>
       </w:tblPr>
       <w:tcPr>
-        <w:shd w:color="ffffff"/>
+        <w:shd w:val="clear" w:color="ffffff"/>
         <w:tcBorders>
-          <w:top w:val="none"/>
+          <w:top w:val="none" w:color="000000" w:sz="4" w:space="0"/>
           <w:left w:val="single" w:color="000000" w:themeColor="accent3" w:themeTint="FE" w:sz="4" w:space="0"/>
-          <w:bottom w:val="none"/>
-          <w:right w:val="none"/>
+          <w:bottom w:val="none" w:color="000000" w:sz="4" w:space="0"/>
+          <w:right w:val="none" w:color="000000" w:sz="4" w:space="0"/>
         </w:tcBorders>
       </w:tcPr>
     </w:tblStylePr>
@@ -17131,9 +17116,9 @@
         <w:shd w:val="clear" w:color="ffffff" w:themeColor="light1" w:fill="ffffff" w:themeFill="light1"/>
         <w:tcBorders>
           <w:top w:val="single" w:color="000000" w:themeColor="accent3" w:themeTint="FE" w:sz="4" w:space="0"/>
-          <w:left w:val="none"/>
-          <w:bottom w:val="none"/>
-          <w:right w:val="none"/>
+          <w:left w:val="none" w:color="000000" w:sz="4" w:space="0"/>
+          <w:bottom w:val="none" w:color="000000" w:sz="4" w:space="0"/>
+          <w:right w:val="none" w:color="000000" w:sz="4" w:space="0"/>
         </w:tcBorders>
       </w:tcPr>
     </w:tblStylePr>
@@ -17203,9 +17188,9 @@
       </w:tcPr>
     </w:tblStylePr>
   </w:style>
-  <w:style w:type="table" w:styleId="65">
+  <w:style w:type="table" w:styleId="757">
     <w:name w:val="Grid Table 7 Colorful - Accent 4"/>
-    <w:basedOn w:val="11"/>
+    <w:basedOn w:val="703"/>
     <w:uiPriority w:val="99"/>
     <w:pPr>
       <w:pBdr/>
@@ -17307,11 +17292,11 @@
         <w:tblBorders/>
       </w:tblPr>
       <w:tcPr>
-        <w:shd w:color="ffffff"/>
+        <w:shd w:val="clear" w:color="ffffff"/>
         <w:tcBorders>
-          <w:top w:val="none"/>
-          <w:left w:val="none"/>
-          <w:bottom w:val="none"/>
+          <w:top w:val="none" w:color="000000" w:sz="4" w:space="0"/>
+          <w:left w:val="none" w:color="000000" w:sz="4" w:space="0"/>
+          <w:bottom w:val="none" w:color="000000" w:sz="4" w:space="0"/>
           <w:right w:val="single" w:color="000000" w:themeColor="accent4" w:themeTint="9A" w:sz="4" w:space="0"/>
         </w:tcBorders>
       </w:tcPr>
@@ -17334,10 +17319,10 @@
       <w:tcPr>
         <w:shd w:val="clear" w:color="ffffff" w:themeColor="light1" w:fill="ffffff" w:themeFill="light1"/>
         <w:tcBorders>
-          <w:top w:val="none"/>
-          <w:left w:val="none"/>
+          <w:top w:val="none" w:color="000000" w:sz="4" w:space="0"/>
+          <w:left w:val="none" w:color="000000" w:sz="4" w:space="0"/>
           <w:bottom w:val="single" w:color="000000" w:themeColor="accent4" w:themeTint="9A" w:sz="4" w:space="0"/>
-          <w:right w:val="none"/>
+          <w:right w:val="none" w:color="000000" w:sz="4" w:space="0"/>
         </w:tcBorders>
       </w:tcPr>
     </w:tblStylePr>
@@ -17357,12 +17342,12 @@
         <w:tblBorders/>
       </w:tblPr>
       <w:tcPr>
-        <w:shd w:color="ffffff"/>
+        <w:shd w:val="clear" w:color="ffffff"/>
         <w:tcBorders>
-          <w:top w:val="none"/>
+          <w:top w:val="none" w:color="000000" w:sz="4" w:space="0"/>
           <w:left w:val="single" w:color="000000" w:themeColor="accent4" w:themeTint="9A" w:sz="4" w:space="0"/>
-          <w:bottom w:val="none"/>
-          <w:right w:val="none"/>
+          <w:bottom w:val="none" w:color="000000" w:sz="4" w:space="0"/>
+          <w:right w:val="none" w:color="000000" w:sz="4" w:space="0"/>
         </w:tcBorders>
       </w:tcPr>
     </w:tblStylePr>
@@ -17385,9 +17370,9 @@
         <w:shd w:val="clear" w:color="ffffff" w:themeColor="light1" w:fill="ffffff" w:themeFill="light1"/>
         <w:tcBorders>
           <w:top w:val="single" w:color="000000" w:themeColor="accent4" w:themeTint="9A" w:sz="4" w:space="0"/>
-          <w:left w:val="none"/>
-          <w:bottom w:val="none"/>
-          <w:right w:val="none"/>
+          <w:left w:val="none" w:color="000000" w:sz="4" w:space="0"/>
+          <w:bottom w:val="none" w:color="000000" w:sz="4" w:space="0"/>
+          <w:right w:val="none" w:color="000000" w:sz="4" w:space="0"/>
         </w:tcBorders>
       </w:tcPr>
     </w:tblStylePr>
@@ -17457,9 +17442,9 @@
       </w:tcPr>
     </w:tblStylePr>
   </w:style>
-  <w:style w:type="table" w:styleId="66">
+  <w:style w:type="table" w:styleId="758">
     <w:name w:val="Grid Table 7 Colorful - Accent 5"/>
-    <w:basedOn w:val="11"/>
+    <w:basedOn w:val="703"/>
     <w:uiPriority w:val="99"/>
     <w:pPr>
       <w:pBdr/>
@@ -17561,11 +17546,11 @@
         <w:tblBorders/>
       </w:tblPr>
       <w:tcPr>
-        <w:shd w:color="ffffff"/>
+        <w:shd w:val="clear" w:color="ffffff"/>
         <w:tcBorders>
-          <w:top w:val="none"/>
-          <w:left w:val="none"/>
-          <w:bottom w:val="none"/>
+          <w:top w:val="none" w:color="000000" w:sz="4" w:space="0"/>
+          <w:left w:val="none" w:color="000000" w:sz="4" w:space="0"/>
+          <w:bottom w:val="none" w:color="000000" w:sz="4" w:space="0"/>
           <w:right w:val="single" w:color="000000" w:themeColor="accent5" w:themeTint="90" w:sz="4" w:space="0"/>
         </w:tcBorders>
       </w:tcPr>
@@ -17588,10 +17573,10 @@
       <w:tcPr>
         <w:shd w:val="clear" w:color="ffffff" w:themeColor="light1" w:fill="ffffff" w:themeFill="light1"/>
         <w:tcBorders>
-          <w:top w:val="none"/>
-          <w:left w:val="none"/>
+          <w:top w:val="none" w:color="000000" w:sz="4" w:space="0"/>
+          <w:left w:val="none" w:color="000000" w:sz="4" w:space="0"/>
           <w:bottom w:val="single" w:color="000000" w:themeColor="accent5" w:themeTint="90" w:sz="4" w:space="0"/>
-          <w:right w:val="none"/>
+          <w:right w:val="none" w:color="000000" w:sz="4" w:space="0"/>
         </w:tcBorders>
       </w:tcPr>
     </w:tblStylePr>
@@ -17611,12 +17596,12 @@
         <w:tblBorders/>
       </w:tblPr>
       <w:tcPr>
-        <w:shd w:color="ffffff"/>
+        <w:shd w:val="clear" w:color="ffffff"/>
         <w:tcBorders>
-          <w:top w:val="none"/>
+          <w:top w:val="none" w:color="000000" w:sz="4" w:space="0"/>
           <w:left w:val="single" w:color="000000" w:themeColor="accent5" w:themeTint="90" w:sz="4" w:space="0"/>
-          <w:bottom w:val="none"/>
-          <w:right w:val="none"/>
+          <w:bottom w:val="none" w:color="000000" w:sz="4" w:space="0"/>
+          <w:right w:val="none" w:color="000000" w:sz="4" w:space="0"/>
         </w:tcBorders>
       </w:tcPr>
     </w:tblStylePr>
@@ -17639,9 +17624,9 @@
         <w:shd w:val="clear" w:color="ffffff" w:themeColor="light1" w:fill="ffffff" w:themeFill="light1"/>
         <w:tcBorders>
           <w:top w:val="single" w:color="000000" w:themeColor="accent5" w:themeTint="90" w:sz="4" w:space="0"/>
-          <w:left w:val="none"/>
-          <w:bottom w:val="none"/>
-          <w:right w:val="none"/>
+          <w:left w:val="none" w:color="000000" w:sz="4" w:space="0"/>
+          <w:bottom w:val="none" w:color="000000" w:sz="4" w:space="0"/>
+          <w:right w:val="none" w:color="000000" w:sz="4" w:space="0"/>
         </w:tcBorders>
       </w:tcPr>
     </w:tblStylePr>
@@ -17711,9 +17696,9 @@
       </w:tcPr>
     </w:tblStylePr>
   </w:style>
-  <w:style w:type="table" w:styleId="67">
+  <w:style w:type="table" w:styleId="759">
     <w:name w:val="Grid Table 7 Colorful - Accent 6"/>
-    <w:basedOn w:val="11"/>
+    <w:basedOn w:val="703"/>
     <w:uiPriority w:val="99"/>
     <w:pPr>
       <w:pBdr/>
@@ -17815,11 +17800,11 @@
         <w:tblBorders/>
       </w:tblPr>
       <w:tcPr>
-        <w:shd w:color="ffffff"/>
+        <w:shd w:val="clear" w:color="ffffff"/>
         <w:tcBorders>
-          <w:top w:val="none"/>
-          <w:left w:val="none"/>
-          <w:bottom w:val="none"/>
+          <w:top w:val="none" w:color="000000" w:sz="4" w:space="0"/>
+          <w:left w:val="none" w:color="000000" w:sz="4" w:space="0"/>
+          <w:bottom w:val="none" w:color="000000" w:sz="4" w:space="0"/>
           <w:right w:val="single" w:color="000000" w:themeColor="accent6" w:themeTint="90" w:sz="4" w:space="0"/>
         </w:tcBorders>
       </w:tcPr>
@@ -17842,10 +17827,10 @@
       <w:tcPr>
         <w:shd w:val="clear" w:color="ffffff" w:themeColor="light1" w:fill="ffffff" w:themeFill="light1"/>
         <w:tcBorders>
-          <w:top w:val="none"/>
-          <w:left w:val="none"/>
+          <w:top w:val="none" w:color="000000" w:sz="4" w:space="0"/>
+          <w:left w:val="none" w:color="000000" w:sz="4" w:space="0"/>
           <w:bottom w:val="single" w:color="000000" w:themeColor="accent6" w:themeTint="90" w:sz="4" w:space="0"/>
-          <w:right w:val="none"/>
+          <w:right w:val="none" w:color="000000" w:sz="4" w:space="0"/>
         </w:tcBorders>
       </w:tcPr>
     </w:tblStylePr>
@@ -17865,12 +17850,12 @@
         <w:tblBorders/>
       </w:tblPr>
       <w:tcPr>
-        <w:shd w:color="ffffff"/>
+        <w:shd w:val="clear" w:color="ffffff"/>
         <w:tcBorders>
-          <w:top w:val="none"/>
+          <w:top w:val="none" w:color="000000" w:sz="4" w:space="0"/>
           <w:left w:val="single" w:color="000000" w:themeColor="accent6" w:themeTint="90" w:sz="4" w:space="0"/>
-          <w:bottom w:val="none"/>
-          <w:right w:val="none"/>
+          <w:bottom w:val="none" w:color="000000" w:sz="4" w:space="0"/>
+          <w:right w:val="none" w:color="000000" w:sz="4" w:space="0"/>
         </w:tcBorders>
       </w:tcPr>
     </w:tblStylePr>
@@ -17893,9 +17878,9 @@
         <w:shd w:val="clear" w:color="ffffff" w:themeColor="light1" w:fill="ffffff" w:themeFill="light1"/>
         <w:tcBorders>
           <w:top w:val="single" w:color="000000" w:themeColor="accent6" w:themeTint="90" w:sz="4" w:space="0"/>
-          <w:left w:val="none"/>
-          <w:bottom w:val="none"/>
-          <w:right w:val="none"/>
+          <w:left w:val="none" w:color="000000" w:sz="4" w:space="0"/>
+          <w:bottom w:val="none" w:color="000000" w:sz="4" w:space="0"/>
+          <w:right w:val="none" w:color="000000" w:sz="4" w:space="0"/>
         </w:tcBorders>
       </w:tcPr>
     </w:tblStylePr>
@@ -17965,9 +17950,9 @@
       </w:tcPr>
     </w:tblStylePr>
   </w:style>
-  <w:style w:type="table" w:styleId="68">
+  <w:style w:type="table" w:styleId="760">
     <w:name w:val="List Table 1 Light"/>
-    <w:basedOn w:val="11"/>
+    <w:basedOn w:val="703"/>
     <w:uiPriority w:val="99"/>
     <w:pPr>
       <w:pBdr/>
@@ -18181,9 +18166,9 @@
       </w:tcPr>
     </w:tblStylePr>
   </w:style>
-  <w:style w:type="table" w:styleId="69">
+  <w:style w:type="table" w:styleId="761">
     <w:name w:val="List Table 1 Light - Accent 1"/>
-    <w:basedOn w:val="11"/>
+    <w:basedOn w:val="703"/>
     <w:uiPriority w:val="99"/>
     <w:pPr>
       <w:pBdr/>
@@ -18397,9 +18382,9 @@
       </w:tcPr>
     </w:tblStylePr>
   </w:style>
-  <w:style w:type="table" w:styleId="70">
+  <w:style w:type="table" w:styleId="762">
     <w:name w:val="List Table 1 Light - Accent 2"/>
-    <w:basedOn w:val="11"/>
+    <w:basedOn w:val="703"/>
     <w:uiPriority w:val="99"/>
     <w:pPr>
       <w:pBdr/>
@@ -18613,9 +18598,9 @@
       </w:tcPr>
     </w:tblStylePr>
   </w:style>
-  <w:style w:type="table" w:styleId="71">
+  <w:style w:type="table" w:styleId="763">
     <w:name w:val="List Table 1 Light - Accent 3"/>
-    <w:basedOn w:val="11"/>
+    <w:basedOn w:val="703"/>
     <w:uiPriority w:val="99"/>
     <w:pPr>
       <w:pBdr/>
@@ -18829,9 +18814,9 @@
       </w:tcPr>
     </w:tblStylePr>
   </w:style>
-  <w:style w:type="table" w:styleId="72">
+  <w:style w:type="table" w:styleId="764">
     <w:name w:val="List Table 1 Light - Accent 4"/>
-    <w:basedOn w:val="11"/>
+    <w:basedOn w:val="703"/>
     <w:uiPriority w:val="99"/>
     <w:pPr>
       <w:pBdr/>
@@ -19045,9 +19030,9 @@
       </w:tcPr>
     </w:tblStylePr>
   </w:style>
-  <w:style w:type="table" w:styleId="73">
+  <w:style w:type="table" w:styleId="765">
     <w:name w:val="List Table 1 Light - Accent 5"/>
-    <w:basedOn w:val="11"/>
+    <w:basedOn w:val="703"/>
     <w:uiPriority w:val="99"/>
     <w:pPr>
       <w:pBdr/>
@@ -19261,9 +19246,9 @@
       </w:tcPr>
     </w:tblStylePr>
   </w:style>
-  <w:style w:type="table" w:styleId="74">
+  <w:style w:type="table" w:styleId="766">
     <w:name w:val="List Table 1 Light - Accent 6"/>
-    <w:basedOn w:val="11"/>
+    <w:basedOn w:val="703"/>
     <w:uiPriority w:val="99"/>
     <w:pPr>
       <w:pBdr/>
@@ -19477,9 +19462,9 @@
       </w:tcPr>
     </w:tblStylePr>
   </w:style>
-  <w:style w:type="table" w:styleId="75">
+  <w:style w:type="table" w:styleId="767">
     <w:name w:val="List Table 2"/>
-    <w:basedOn w:val="11"/>
+    <w:basedOn w:val="703"/>
     <w:uiPriority w:val="99"/>
     <w:pPr>
       <w:pBdr/>
@@ -19715,9 +19700,9 @@
       </w:tcPr>
     </w:tblStylePr>
   </w:style>
-  <w:style w:type="table" w:styleId="76">
+  <w:style w:type="table" w:styleId="768">
     <w:name w:val="List Table 2 - Accent 1"/>
-    <w:basedOn w:val="11"/>
+    <w:basedOn w:val="703"/>
     <w:uiPriority w:val="99"/>
     <w:pPr>
       <w:pBdr/>
@@ -19953,9 +19938,9 @@
       </w:tcPr>
     </w:tblStylePr>
   </w:style>
-  <w:style w:type="table" w:styleId="77">
+  <w:style w:type="table" w:styleId="769">
     <w:name w:val="List Table 2 - Accent 2"/>
-    <w:basedOn w:val="11"/>
+    <w:basedOn w:val="703"/>
     <w:uiPriority w:val="99"/>
     <w:pPr>
       <w:pBdr/>
@@ -20191,9 +20176,9 @@
       </w:tcPr>
     </w:tblStylePr>
   </w:style>
-  <w:style w:type="table" w:styleId="78">
+  <w:style w:type="table" w:styleId="770">
     <w:name w:val="List Table 2 - Accent 3"/>
-    <w:basedOn w:val="11"/>
+    <w:basedOn w:val="703"/>
     <w:uiPriority w:val="99"/>
     <w:pPr>
       <w:pBdr/>
@@ -20429,9 +20414,9 @@
       </w:tcPr>
     </w:tblStylePr>
   </w:style>
-  <w:style w:type="table" w:styleId="79">
+  <w:style w:type="table" w:styleId="771">
     <w:name w:val="List Table 2 - Accent 4"/>
-    <w:basedOn w:val="11"/>
+    <w:basedOn w:val="703"/>
     <w:uiPriority w:val="99"/>
     <w:pPr>
       <w:pBdr/>
@@ -20667,9 +20652,9 @@
       </w:tcPr>
     </w:tblStylePr>
   </w:style>
-  <w:style w:type="table" w:styleId="80">
+  <w:style w:type="table" w:styleId="772">
     <w:name w:val="List Table 2 - Accent 5"/>
-    <w:basedOn w:val="11"/>
+    <w:basedOn w:val="703"/>
     <w:uiPriority w:val="99"/>
     <w:pPr>
       <w:pBdr/>
@@ -20905,9 +20890,9 @@
       </w:tcPr>
     </w:tblStylePr>
   </w:style>
-  <w:style w:type="table" w:styleId="81">
+  <w:style w:type="table" w:styleId="773">
     <w:name w:val="List Table 2 - Accent 6"/>
-    <w:basedOn w:val="11"/>
+    <w:basedOn w:val="703"/>
     <w:uiPriority w:val="99"/>
     <w:pPr>
       <w:pBdr/>
@@ -21143,9 +21128,9 @@
       </w:tcPr>
     </w:tblStylePr>
   </w:style>
-  <w:style w:type="table" w:styleId="82">
+  <w:style w:type="table" w:styleId="774">
     <w:name w:val="List Table 3"/>
-    <w:basedOn w:val="11"/>
+    <w:basedOn w:val="703"/>
     <w:uiPriority w:val="99"/>
     <w:pPr>
       <w:pBdr/>
@@ -21371,9 +21356,9 @@
       </w:tcPr>
     </w:tblStylePr>
   </w:style>
-  <w:style w:type="table" w:styleId="83">
+  <w:style w:type="table" w:styleId="775">
     <w:name w:val="List Table 3 - Accent 1"/>
-    <w:basedOn w:val="11"/>
+    <w:basedOn w:val="703"/>
     <w:uiPriority w:val="99"/>
     <w:pPr>
       <w:pBdr/>
@@ -21599,9 +21584,9 @@
       </w:tcPr>
     </w:tblStylePr>
   </w:style>
-  <w:style w:type="table" w:styleId="84">
+  <w:style w:type="table" w:styleId="776">
     <w:name w:val="List Table 3 - Accent 2"/>
-    <w:basedOn w:val="11"/>
+    <w:basedOn w:val="703"/>
     <w:uiPriority w:val="99"/>
     <w:pPr>
       <w:pBdr/>
@@ -21827,9 +21812,9 @@
       </w:tcPr>
     </w:tblStylePr>
   </w:style>
-  <w:style w:type="table" w:styleId="85">
+  <w:style w:type="table" w:styleId="777">
     <w:name w:val="List Table 3 - Accent 3"/>
-    <w:basedOn w:val="11"/>
+    <w:basedOn w:val="703"/>
     <w:uiPriority w:val="99"/>
     <w:pPr>
       <w:pBdr/>
@@ -22055,9 +22040,9 @@
       </w:tcPr>
     </w:tblStylePr>
   </w:style>
-  <w:style w:type="table" w:styleId="86">
+  <w:style w:type="table" w:styleId="778">
     <w:name w:val="List Table 3 - Accent 4"/>
-    <w:basedOn w:val="11"/>
+    <w:basedOn w:val="703"/>
     <w:uiPriority w:val="99"/>
     <w:pPr>
       <w:pBdr/>
@@ -22283,9 +22268,9 @@
       </w:tcPr>
     </w:tblStylePr>
   </w:style>
-  <w:style w:type="table" w:styleId="87">
+  <w:style w:type="table" w:styleId="779">
     <w:name w:val="List Table 3 - Accent 5"/>
-    <w:basedOn w:val="11"/>
+    <w:basedOn w:val="703"/>
     <w:uiPriority w:val="99"/>
     <w:pPr>
       <w:pBdr/>
@@ -22511,9 +22496,9 @@
       </w:tcPr>
     </w:tblStylePr>
   </w:style>
-  <w:style w:type="table" w:styleId="88">
+  <w:style w:type="table" w:styleId="780">
     <w:name w:val="List Table 3 - Accent 6"/>
-    <w:basedOn w:val="11"/>
+    <w:basedOn w:val="703"/>
     <w:uiPriority w:val="99"/>
     <w:pPr>
       <w:pBdr/>
@@ -22739,9 +22724,9 @@
       </w:tcPr>
     </w:tblStylePr>
   </w:style>
-  <w:style w:type="table" w:styleId="89">
+  <w:style w:type="table" w:styleId="781">
     <w:name w:val="List Table 4"/>
-    <w:basedOn w:val="11"/>
+    <w:basedOn w:val="703"/>
     <w:uiPriority w:val="99"/>
     <w:pPr>
       <w:pBdr/>
@@ -22964,9 +22949,9 @@
       </w:tcPr>
     </w:tblStylePr>
   </w:style>
-  <w:style w:type="table" w:styleId="90">
+  <w:style w:type="table" w:styleId="782">
     <w:name w:val="List Table 4 - Accent 1"/>
-    <w:basedOn w:val="11"/>
+    <w:basedOn w:val="703"/>
     <w:uiPriority w:val="99"/>
     <w:pPr>
       <w:pBdr/>
@@ -23189,9 +23174,9 @@
       </w:tcPr>
     </w:tblStylePr>
   </w:style>
-  <w:style w:type="table" w:styleId="91">
+  <w:style w:type="table" w:styleId="783">
     <w:name w:val="List Table 4 - Accent 2"/>
-    <w:basedOn w:val="11"/>
+    <w:basedOn w:val="703"/>
     <w:uiPriority w:val="99"/>
     <w:pPr>
       <w:pBdr/>
@@ -23414,9 +23399,9 @@
       </w:tcPr>
     </w:tblStylePr>
   </w:style>
-  <w:style w:type="table" w:styleId="92">
+  <w:style w:type="table" w:styleId="784">
     <w:name w:val="List Table 4 - Accent 3"/>
-    <w:basedOn w:val="11"/>
+    <w:basedOn w:val="703"/>
     <w:uiPriority w:val="99"/>
     <w:pPr>
       <w:pBdr/>
@@ -23639,9 +23624,9 @@
       </w:tcPr>
     </w:tblStylePr>
   </w:style>
-  <w:style w:type="table" w:styleId="93">
+  <w:style w:type="table" w:styleId="785">
     <w:name w:val="List Table 4 - Accent 4"/>
-    <w:basedOn w:val="11"/>
+    <w:basedOn w:val="703"/>
     <w:uiPriority w:val="99"/>
     <w:pPr>
       <w:pBdr/>
@@ -23864,9 +23849,9 @@
       </w:tcPr>
     </w:tblStylePr>
   </w:style>
-  <w:style w:type="table" w:styleId="94">
+  <w:style w:type="table" w:styleId="786">
     <w:name w:val="List Table 4 - Accent 5"/>
-    <w:basedOn w:val="11"/>
+    <w:basedOn w:val="703"/>
     <w:uiPriority w:val="99"/>
     <w:pPr>
       <w:pBdr/>
@@ -24089,9 +24074,9 @@
       </w:tcPr>
     </w:tblStylePr>
   </w:style>
-  <w:style w:type="table" w:styleId="95">
+  <w:style w:type="table" w:styleId="787">
     <w:name w:val="List Table 4 - Accent 6"/>
-    <w:basedOn w:val="11"/>
+    <w:basedOn w:val="703"/>
     <w:uiPriority w:val="99"/>
     <w:pPr>
       <w:pBdr/>
@@ -24314,9 +24299,9 @@
       </w:tcPr>
     </w:tblStylePr>
   </w:style>
-  <w:style w:type="table" w:styleId="96">
+  <w:style w:type="table" w:styleId="788">
     <w:name w:val="List Table 5 Dark"/>
-    <w:basedOn w:val="11"/>
+    <w:basedOn w:val="703"/>
     <w:uiPriority w:val="99"/>
     <w:pPr>
       <w:pBdr/>
@@ -24556,9 +24541,9 @@
       </w:tcPr>
     </w:tblStylePr>
   </w:style>
-  <w:style w:type="table" w:styleId="97">
+  <w:style w:type="table" w:styleId="789">
     <w:name w:val="List Table 5 Dark - Accent 1"/>
-    <w:basedOn w:val="11"/>
+    <w:basedOn w:val="703"/>
     <w:uiPriority w:val="99"/>
     <w:pPr>
       <w:pBdr/>
@@ -24798,9 +24783,9 @@
       </w:tcPr>
     </w:tblStylePr>
   </w:style>
-  <w:style w:type="table" w:styleId="98">
+  <w:style w:type="table" w:styleId="790">
     <w:name w:val="List Table 5 Dark - Accent 2"/>
-    <w:basedOn w:val="11"/>
+    <w:basedOn w:val="703"/>
     <w:uiPriority w:val="99"/>
     <w:pPr>
       <w:pBdr/>
@@ -25040,9 +25025,9 @@
       </w:tcPr>
     </w:tblStylePr>
   </w:style>
-  <w:style w:type="table" w:styleId="99">
+  <w:style w:type="table" w:styleId="791">
     <w:name w:val="List Table 5 Dark - Accent 3"/>
-    <w:basedOn w:val="11"/>
+    <w:basedOn w:val="703"/>
     <w:uiPriority w:val="99"/>
     <w:pPr>
       <w:pBdr/>
@@ -25282,9 +25267,9 @@
       </w:tcPr>
     </w:tblStylePr>
   </w:style>
-  <w:style w:type="table" w:styleId="100">
+  <w:style w:type="table" w:styleId="792">
     <w:name w:val="List Table 5 Dark - Accent 4"/>
-    <w:basedOn w:val="11"/>
+    <w:basedOn w:val="703"/>
     <w:uiPriority w:val="99"/>
     <w:pPr>
       <w:pBdr/>
@@ -25524,9 +25509,9 @@
       </w:tcPr>
     </w:tblStylePr>
   </w:style>
-  <w:style w:type="table" w:styleId="101">
+  <w:style w:type="table" w:styleId="793">
     <w:name w:val="List Table 5 Dark - Accent 5"/>
-    <w:basedOn w:val="11"/>
+    <w:basedOn w:val="703"/>
     <w:uiPriority w:val="99"/>
     <w:pPr>
       <w:pBdr/>
@@ -25766,9 +25751,9 @@
       </w:tcPr>
     </w:tblStylePr>
   </w:style>
-  <w:style w:type="table" w:styleId="102">
+  <w:style w:type="table" w:styleId="794">
     <w:name w:val="List Table 5 Dark - Accent 6"/>
-    <w:basedOn w:val="11"/>
+    <w:basedOn w:val="703"/>
     <w:uiPriority w:val="99"/>
     <w:pPr>
       <w:pBdr/>
@@ -26008,9 +25993,9 @@
       </w:tcPr>
     </w:tblStylePr>
   </w:style>
-  <w:style w:type="table" w:styleId="103">
+  <w:style w:type="table" w:styleId="795">
     <w:name w:val="List Table 6 Colorful"/>
-    <w:basedOn w:val="11"/>
+    <w:basedOn w:val="703"/>
     <w:uiPriority w:val="99"/>
     <w:pPr>
       <w:pBdr/>
@@ -26231,9 +26216,9 @@
       </w:tcPr>
     </w:tblStylePr>
   </w:style>
-  <w:style w:type="table" w:styleId="104">
+  <w:style w:type="table" w:styleId="796">
     <w:name w:val="List Table 6 Colorful - Accent 1"/>
-    <w:basedOn w:val="11"/>
+    <w:basedOn w:val="703"/>
     <w:uiPriority w:val="99"/>
     <w:pPr>
       <w:pBdr/>
@@ -26454,9 +26439,9 @@
       </w:tcPr>
     </w:tblStylePr>
   </w:style>
-  <w:style w:type="table" w:styleId="105">
+  <w:style w:type="table" w:styleId="797">
     <w:name w:val="List Table 6 Colorful - Accent 2"/>
-    <w:basedOn w:val="11"/>
+    <w:basedOn w:val="703"/>
     <w:uiPriority w:val="99"/>
     <w:pPr>
       <w:pBdr/>
@@ -26677,9 +26662,9 @@
       </w:tcPr>
     </w:tblStylePr>
   </w:style>
-  <w:style w:type="table" w:styleId="106">
+  <w:style w:type="table" w:styleId="798">
     <w:name w:val="List Table 6 Colorful - Accent 3"/>
-    <w:basedOn w:val="11"/>
+    <w:basedOn w:val="703"/>
     <w:uiPriority w:val="99"/>
     <w:pPr>
       <w:pBdr/>
@@ -26900,9 +26885,9 @@
       </w:tcPr>
     </w:tblStylePr>
   </w:style>
-  <w:style w:type="table" w:styleId="107">
+  <w:style w:type="table" w:styleId="799">
     <w:name w:val="List Table 6 Colorful - Accent 4"/>
-    <w:basedOn w:val="11"/>
+    <w:basedOn w:val="703"/>
     <w:uiPriority w:val="99"/>
     <w:pPr>
       <w:pBdr/>
@@ -27123,9 +27108,9 @@
       </w:tcPr>
     </w:tblStylePr>
   </w:style>
-  <w:style w:type="table" w:styleId="108">
+  <w:style w:type="table" w:styleId="800">
     <w:name w:val="List Table 6 Colorful - Accent 5"/>
-    <w:basedOn w:val="11"/>
+    <w:basedOn w:val="703"/>
     <w:uiPriority w:val="99"/>
     <w:pPr>
       <w:pBdr/>
@@ -27346,9 +27331,9 @@
       </w:tcPr>
     </w:tblStylePr>
   </w:style>
-  <w:style w:type="table" w:styleId="109">
+  <w:style w:type="table" w:styleId="801">
     <w:name w:val="List Table 6 Colorful - Accent 6"/>
-    <w:basedOn w:val="11"/>
+    <w:basedOn w:val="703"/>
     <w:uiPriority w:val="99"/>
     <w:pPr>
       <w:pBdr/>
@@ -27569,9 +27554,9 @@
       </w:tcPr>
     </w:tblStylePr>
   </w:style>
-  <w:style w:type="table" w:styleId="110">
+  <w:style w:type="table" w:styleId="802">
     <w:name w:val="List Table 7 Colorful"/>
-    <w:basedOn w:val="11"/>
+    <w:basedOn w:val="703"/>
     <w:uiPriority w:val="99"/>
     <w:pPr>
       <w:pBdr/>
@@ -27670,11 +27655,11 @@
         <w:tblBorders/>
       </w:tblPr>
       <w:tcPr>
-        <w:shd w:color="ffffff"/>
+        <w:shd w:val="clear" w:color="ffffff"/>
         <w:tcBorders>
-          <w:top w:val="none"/>
-          <w:left w:val="none"/>
-          <w:bottom w:val="none"/>
+          <w:top w:val="none" w:color="000000" w:sz="4" w:space="0"/>
+          <w:left w:val="none" w:color="000000" w:sz="4" w:space="0"/>
+          <w:bottom w:val="none" w:color="000000" w:sz="4" w:space="0"/>
           <w:right w:val="single" w:color="000000" w:themeColor="text1" w:themeTint="80" w:sz="4" w:space="0"/>
         </w:tcBorders>
       </w:tcPr>
@@ -27697,10 +27682,10 @@
       <w:tcPr>
         <w:shd w:val="clear" w:color="ffffff" w:themeColor="light1" w:fill="ffffff" w:themeFill="light1"/>
         <w:tcBorders>
-          <w:top w:val="none"/>
-          <w:left w:val="none"/>
+          <w:top w:val="none" w:color="000000" w:sz="4" w:space="0"/>
+          <w:left w:val="none" w:color="000000" w:sz="4" w:space="0"/>
           <w:bottom w:val="single" w:color="000000" w:themeColor="text1" w:themeTint="80" w:sz="4" w:space="0"/>
-          <w:right w:val="none"/>
+          <w:right w:val="none" w:color="000000" w:sz="4" w:space="0"/>
         </w:tcBorders>
       </w:tcPr>
     </w:tblStylePr>
@@ -27720,12 +27705,12 @@
         <w:tblBorders/>
       </w:tblPr>
       <w:tcPr>
-        <w:shd w:color="ffffff"/>
+        <w:shd w:val="clear" w:color="ffffff"/>
         <w:tcBorders>
-          <w:top w:val="none"/>
+          <w:top w:val="none" w:color="000000" w:sz="4" w:space="0"/>
           <w:left w:val="single" w:color="000000" w:themeColor="text1" w:themeTint="80" w:sz="4" w:space="0"/>
-          <w:bottom w:val="none"/>
-          <w:right w:val="none"/>
+          <w:bottom w:val="none" w:color="000000" w:sz="4" w:space="0"/>
+          <w:right w:val="none" w:color="000000" w:sz="4" w:space="0"/>
         </w:tcBorders>
       </w:tcPr>
     </w:tblStylePr>
@@ -27748,9 +27733,9 @@
         <w:shd w:val="clear" w:color="ffffff" w:themeColor="light1" w:fill="ffffff" w:themeFill="light1"/>
         <w:tcBorders>
           <w:top w:val="single" w:color="000000" w:themeColor="text1" w:themeTint="80" w:sz="4" w:space="0"/>
-          <w:left w:val="none"/>
-          <w:bottom w:val="none"/>
-          <w:right w:val="none"/>
+          <w:left w:val="none" w:color="000000" w:sz="4" w:space="0"/>
+          <w:bottom w:val="none" w:color="000000" w:sz="4" w:space="0"/>
+          <w:right w:val="none" w:color="000000" w:sz="4" w:space="0"/>
         </w:tcBorders>
       </w:tcPr>
     </w:tblStylePr>
@@ -27825,9 +27810,9 @@
       </w:tcPr>
     </w:tblStylePr>
   </w:style>
-  <w:style w:type="table" w:styleId="111">
+  <w:style w:type="table" w:styleId="803">
     <w:name w:val="List Table 7 Colorful - Accent 1"/>
-    <w:basedOn w:val="11"/>
+    <w:basedOn w:val="703"/>
     <w:uiPriority w:val="99"/>
     <w:pPr>
       <w:pBdr/>
@@ -27926,11 +27911,11 @@
         <w:tblBorders/>
       </w:tblPr>
       <w:tcPr>
-        <w:shd w:color="ffffff"/>
+        <w:shd w:val="clear" w:color="ffffff"/>
         <w:tcBorders>
-          <w:top w:val="none"/>
-          <w:left w:val="none"/>
-          <w:bottom w:val="none"/>
+          <w:top w:val="none" w:color="000000" w:sz="4" w:space="0"/>
+          <w:left w:val="none" w:color="000000" w:sz="4" w:space="0"/>
+          <w:bottom w:val="none" w:color="000000" w:sz="4" w:space="0"/>
           <w:right w:val="single" w:color="000000" w:themeColor="accent1" w:sz="4" w:space="0"/>
         </w:tcBorders>
       </w:tcPr>
@@ -27953,10 +27938,10 @@
       <w:tcPr>
         <w:shd w:val="clear" w:color="ffffff" w:themeColor="light1" w:fill="ffffff" w:themeFill="light1"/>
         <w:tcBorders>
-          <w:top w:val="none"/>
-          <w:left w:val="none"/>
+          <w:top w:val="none" w:color="000000" w:sz="4" w:space="0"/>
+          <w:left w:val="none" w:color="000000" w:sz="4" w:space="0"/>
           <w:bottom w:val="single" w:color="000000" w:themeColor="accent1" w:sz="4" w:space="0"/>
-          <w:right w:val="none"/>
+          <w:right w:val="none" w:color="000000" w:sz="4" w:space="0"/>
         </w:tcBorders>
       </w:tcPr>
     </w:tblStylePr>
@@ -27976,12 +27961,12 @@
         <w:tblBorders/>
       </w:tblPr>
       <w:tcPr>
-        <w:shd w:color="ffffff"/>
+        <w:shd w:val="clear" w:color="ffffff"/>
         <w:tcBorders>
-          <w:top w:val="none"/>
+          <w:top w:val="none" w:color="000000" w:sz="4" w:space="0"/>
           <w:left w:val="single" w:color="000000" w:themeColor="accent1" w:sz="4" w:space="0"/>
-          <w:bottom w:val="none"/>
-          <w:right w:val="none"/>
+          <w:bottom w:val="none" w:color="000000" w:sz="4" w:space="0"/>
+          <w:right w:val="none" w:color="000000" w:sz="4" w:space="0"/>
         </w:tcBorders>
       </w:tcPr>
     </w:tblStylePr>
@@ -28004,9 +27989,9 @@
         <w:shd w:val="clear" w:color="ffffff" w:themeColor="light1" w:fill="ffffff" w:themeFill="light1"/>
         <w:tcBorders>
           <w:top w:val="single" w:color="000000" w:themeColor="accent1" w:sz="4" w:space="0"/>
-          <w:left w:val="none"/>
-          <w:bottom w:val="none"/>
-          <w:right w:val="none"/>
+          <w:left w:val="none" w:color="000000" w:sz="4" w:space="0"/>
+          <w:bottom w:val="none" w:color="000000" w:sz="4" w:space="0"/>
+          <w:right w:val="none" w:color="000000" w:sz="4" w:space="0"/>
         </w:tcBorders>
       </w:tcPr>
     </w:tblStylePr>
@@ -28081,9 +28066,9 @@
       </w:tcPr>
     </w:tblStylePr>
   </w:style>
-  <w:style w:type="table" w:styleId="112">
+  <w:style w:type="table" w:styleId="804">
     <w:name w:val="List Table 7 Colorful - Accent 2"/>
-    <w:basedOn w:val="11"/>
+    <w:basedOn w:val="703"/>
     <w:uiPriority w:val="99"/>
     <w:pPr>
       <w:pBdr/>
@@ -28182,11 +28167,11 @@
         <w:tblBorders/>
       </w:tblPr>
       <w:tcPr>
-        <w:shd w:color="ffffff"/>
+        <w:shd w:val="clear" w:color="ffffff"/>
         <w:tcBorders>
-          <w:top w:val="none"/>
-          <w:left w:val="none"/>
-          <w:bottom w:val="none"/>
+          <w:top w:val="none" w:color="000000" w:sz="4" w:space="0"/>
+          <w:left w:val="none" w:color="000000" w:sz="4" w:space="0"/>
+          <w:bottom w:val="none" w:color="000000" w:sz="4" w:space="0"/>
           <w:right w:val="single" w:color="000000" w:themeColor="accent2" w:themeTint="97" w:sz="4" w:space="0"/>
         </w:tcBorders>
       </w:tcPr>
@@ -28209,10 +28194,10 @@
       <w:tcPr>
         <w:shd w:val="clear" w:color="ffffff" w:themeColor="light1" w:fill="ffffff" w:themeFill="light1"/>
         <w:tcBorders>
-          <w:top w:val="none"/>
-          <w:left w:val="none"/>
+          <w:top w:val="none" w:color="000000" w:sz="4" w:space="0"/>
+          <w:left w:val="none" w:color="000000" w:sz="4" w:space="0"/>
           <w:bottom w:val="single" w:color="000000" w:themeColor="accent2" w:themeTint="97" w:sz="4" w:space="0"/>
-          <w:right w:val="none"/>
+          <w:right w:val="none" w:color="000000" w:sz="4" w:space="0"/>
         </w:tcBorders>
       </w:tcPr>
     </w:tblStylePr>
@@ -28232,12 +28217,12 @@
         <w:tblBorders/>
       </w:tblPr>
       <w:tcPr>
-        <w:shd w:color="ffffff"/>
+        <w:shd w:val="clear" w:color="ffffff"/>
         <w:tcBorders>
-          <w:top w:val="none"/>
+          <w:top w:val="none" w:color="000000" w:sz="4" w:space="0"/>
           <w:left w:val="single" w:color="000000" w:themeColor="accent2" w:themeTint="97" w:sz="4" w:space="0"/>
-          <w:bottom w:val="none"/>
-          <w:right w:val="none"/>
+          <w:bottom w:val="none" w:color="000000" w:sz="4" w:space="0"/>
+          <w:right w:val="none" w:color="000000" w:sz="4" w:space="0"/>
         </w:tcBorders>
       </w:tcPr>
     </w:tblStylePr>
@@ -28260,9 +28245,9 @@
         <w:shd w:val="clear" w:color="ffffff" w:themeColor="light1" w:fill="ffffff" w:themeFill="light1"/>
         <w:tcBorders>
           <w:top w:val="single" w:color="000000" w:themeColor="accent2" w:themeTint="97" w:sz="4" w:space="0"/>
-          <w:left w:val="none"/>
-          <w:bottom w:val="none"/>
-          <w:right w:val="none"/>
+          <w:left w:val="none" w:color="000000" w:sz="4" w:space="0"/>
+          <w:bottom w:val="none" w:color="000000" w:sz="4" w:space="0"/>
+          <w:right w:val="none" w:color="000000" w:sz="4" w:space="0"/>
         </w:tcBorders>
       </w:tcPr>
     </w:tblStylePr>
@@ -28337,9 +28322,9 @@
       </w:tcPr>
     </w:tblStylePr>
   </w:style>
-  <w:style w:type="table" w:styleId="113">
+  <w:style w:type="table" w:styleId="805">
     <w:name w:val="List Table 7 Colorful - Accent 3"/>
-    <w:basedOn w:val="11"/>
+    <w:basedOn w:val="703"/>
     <w:uiPriority w:val="99"/>
     <w:pPr>
       <w:pBdr/>
@@ -28438,11 +28423,11 @@
         <w:tblBorders/>
       </w:tblPr>
       <w:tcPr>
-        <w:shd w:color="ffffff"/>
+        <w:shd w:val="clear" w:color="ffffff"/>
         <w:tcBorders>
-          <w:top w:val="none"/>
-          <w:left w:val="none"/>
-          <w:bottom w:val="none"/>
+          <w:top w:val="none" w:color="000000" w:sz="4" w:space="0"/>
+          <w:left w:val="none" w:color="000000" w:sz="4" w:space="0"/>
+          <w:bottom w:val="none" w:color="000000" w:sz="4" w:space="0"/>
           <w:right w:val="single" w:color="000000" w:themeColor="accent3" w:themeTint="98" w:sz="4" w:space="0"/>
         </w:tcBorders>
       </w:tcPr>
@@ -28465,10 +28450,10 @@
       <w:tcPr>
         <w:shd w:val="clear" w:color="ffffff" w:themeColor="light1" w:fill="ffffff" w:themeFill="light1"/>
         <w:tcBorders>
-          <w:top w:val="none"/>
-          <w:left w:val="none"/>
+          <w:top w:val="none" w:color="000000" w:sz="4" w:space="0"/>
+          <w:left w:val="none" w:color="000000" w:sz="4" w:space="0"/>
           <w:bottom w:val="single" w:color="000000" w:themeColor="accent3" w:themeTint="98" w:sz="4" w:space="0"/>
-          <w:right w:val="none"/>
+          <w:right w:val="none" w:color="000000" w:sz="4" w:space="0"/>
         </w:tcBorders>
       </w:tcPr>
     </w:tblStylePr>
@@ -28488,12 +28473,12 @@
         <w:tblBorders/>
       </w:tblPr>
       <w:tcPr>
-        <w:shd w:color="ffffff"/>
+        <w:shd w:val="clear" w:color="ffffff"/>
         <w:tcBorders>
-          <w:top w:val="none"/>
+          <w:top w:val="none" w:color="000000" w:sz="4" w:space="0"/>
           <w:left w:val="single" w:color="000000" w:themeColor="accent3" w:themeTint="98" w:sz="4" w:space="0"/>
-          <w:bottom w:val="none"/>
-          <w:right w:val="none"/>
+          <w:bottom w:val="none" w:color="000000" w:sz="4" w:space="0"/>
+          <w:right w:val="none" w:color="000000" w:sz="4" w:space="0"/>
         </w:tcBorders>
       </w:tcPr>
     </w:tblStylePr>
@@ -28516,9 +28501,9 @@
         <w:shd w:val="clear" w:color="ffffff" w:themeColor="light1" w:fill="ffffff" w:themeFill="light1"/>
         <w:tcBorders>
           <w:top w:val="single" w:color="000000" w:themeColor="accent3" w:themeTint="98" w:sz="4" w:space="0"/>
-          <w:left w:val="none"/>
-          <w:bottom w:val="none"/>
-          <w:right w:val="none"/>
+          <w:left w:val="none" w:color="000000" w:sz="4" w:space="0"/>
+          <w:bottom w:val="none" w:color="000000" w:sz="4" w:space="0"/>
+          <w:right w:val="none" w:color="000000" w:sz="4" w:space="0"/>
         </w:tcBorders>
       </w:tcPr>
     </w:tblStylePr>
@@ -28593,9 +28578,9 @@
       </w:tcPr>
     </w:tblStylePr>
   </w:style>
-  <w:style w:type="table" w:styleId="114">
+  <w:style w:type="table" w:styleId="806">
     <w:name w:val="List Table 7 Colorful - Accent 4"/>
-    <w:basedOn w:val="11"/>
+    <w:basedOn w:val="703"/>
     <w:uiPriority w:val="99"/>
     <w:pPr>
       <w:pBdr/>
@@ -28694,11 +28679,11 @@
         <w:tblBorders/>
       </w:tblPr>
       <w:tcPr>
-        <w:shd w:color="ffffff"/>
+        <w:shd w:val="clear" w:color="ffffff"/>
         <w:tcBorders>
-          <w:top w:val="none"/>
-          <w:left w:val="none"/>
-          <w:bottom w:val="none"/>
+          <w:top w:val="none" w:color="000000" w:sz="4" w:space="0"/>
+          <w:left w:val="none" w:color="000000" w:sz="4" w:space="0"/>
+          <w:bottom w:val="none" w:color="000000" w:sz="4" w:space="0"/>
           <w:right w:val="single" w:color="000000" w:themeColor="accent4" w:themeTint="9A" w:sz="4" w:space="0"/>
         </w:tcBorders>
       </w:tcPr>
@@ -28721,10 +28706,10 @@
       <w:tcPr>
         <w:shd w:val="clear" w:color="ffffff" w:themeColor="light1" w:fill="ffffff" w:themeFill="light1"/>
         <w:tcBorders>
-          <w:top w:val="none"/>
-          <w:left w:val="none"/>
+          <w:top w:val="none" w:color="000000" w:sz="4" w:space="0"/>
+          <w:left w:val="none" w:color="000000" w:sz="4" w:space="0"/>
           <w:bottom w:val="single" w:color="000000" w:themeColor="accent4" w:themeTint="9A" w:sz="4" w:space="0"/>
-          <w:right w:val="none"/>
+          <w:right w:val="none" w:color="000000" w:sz="4" w:space="0"/>
         </w:tcBorders>
       </w:tcPr>
     </w:tblStylePr>
@@ -28744,12 +28729,12 @@
         <w:tblBorders/>
       </w:tblPr>
       <w:tcPr>
-        <w:shd w:color="ffffff"/>
+        <w:shd w:val="clear" w:color="ffffff"/>
         <w:tcBorders>
-          <w:top w:val="none"/>
+          <w:top w:val="none" w:color="000000" w:sz="4" w:space="0"/>
           <w:left w:val="single" w:color="000000" w:themeColor="accent4" w:themeTint="9A" w:sz="4" w:space="0"/>
-          <w:bottom w:val="none"/>
-          <w:right w:val="none"/>
+          <w:bottom w:val="none" w:color="000000" w:sz="4" w:space="0"/>
+          <w:right w:val="none" w:color="000000" w:sz="4" w:space="0"/>
         </w:tcBorders>
       </w:tcPr>
     </w:tblStylePr>
@@ -28772,9 +28757,9 @@
         <w:shd w:val="clear" w:color="ffffff" w:themeColor="light1" w:fill="ffffff" w:themeFill="light1"/>
         <w:tcBorders>
           <w:top w:val="single" w:color="000000" w:themeColor="accent4" w:themeTint="9A" w:sz="4" w:space="0"/>
-          <w:left w:val="none"/>
-          <w:bottom w:val="none"/>
-          <w:right w:val="none"/>
+          <w:left w:val="none" w:color="000000" w:sz="4" w:space="0"/>
+          <w:bottom w:val="none" w:color="000000" w:sz="4" w:space="0"/>
+          <w:right w:val="none" w:color="000000" w:sz="4" w:space="0"/>
         </w:tcBorders>
       </w:tcPr>
     </w:tblStylePr>
@@ -28849,9 +28834,9 @@
       </w:tcPr>
     </w:tblStylePr>
   </w:style>
-  <w:style w:type="table" w:styleId="115">
+  <w:style w:type="table" w:styleId="807">
     <w:name w:val="List Table 7 Colorful - Accent 5"/>
-    <w:basedOn w:val="11"/>
+    <w:basedOn w:val="703"/>
     <w:uiPriority w:val="99"/>
     <w:pPr>
       <w:pBdr/>
@@ -28950,11 +28935,11 @@
         <w:tblBorders/>
       </w:tblPr>
       <w:tcPr>
-        <w:shd w:color="ffffff"/>
+        <w:shd w:val="clear" w:color="ffffff"/>
         <w:tcBorders>
-          <w:top w:val="none"/>
-          <w:left w:val="none"/>
-          <w:bottom w:val="none"/>
+          <w:top w:val="none" w:color="000000" w:sz="4" w:space="0"/>
+          <w:left w:val="none" w:color="000000" w:sz="4" w:space="0"/>
+          <w:bottom w:val="none" w:color="000000" w:sz="4" w:space="0"/>
           <w:right w:val="single" w:color="000000" w:themeColor="accent5" w:themeTint="9A" w:sz="4" w:space="0"/>
         </w:tcBorders>
       </w:tcPr>
@@ -28977,10 +28962,10 @@
       <w:tcPr>
         <w:shd w:val="clear" w:color="ffffff" w:themeColor="light1" w:fill="ffffff" w:themeFill="light1"/>
         <w:tcBorders>
-          <w:top w:val="none"/>
-          <w:left w:val="none"/>
+          <w:top w:val="none" w:color="000000" w:sz="4" w:space="0"/>
+          <w:left w:val="none" w:color="000000" w:sz="4" w:space="0"/>
           <w:bottom w:val="single" w:color="000000" w:themeColor="accent5" w:themeTint="9A" w:sz="4" w:space="0"/>
-          <w:right w:val="none"/>
+          <w:right w:val="none" w:color="000000" w:sz="4" w:space="0"/>
         </w:tcBorders>
       </w:tcPr>
     </w:tblStylePr>
@@ -29000,12 +28985,12 @@
         <w:tblBorders/>
       </w:tblPr>
       <w:tcPr>
-        <w:shd w:color="ffffff"/>
+        <w:shd w:val="clear" w:color="ffffff"/>
         <w:tcBorders>
-          <w:top w:val="none"/>
+          <w:top w:val="none" w:color="000000" w:sz="4" w:space="0"/>
           <w:left w:val="single" w:color="000000" w:themeColor="accent5" w:themeTint="9A" w:sz="4" w:space="0"/>
-          <w:bottom w:val="none"/>
-          <w:right w:val="none"/>
+          <w:bottom w:val="none" w:color="000000" w:sz="4" w:space="0"/>
+          <w:right w:val="none" w:color="000000" w:sz="4" w:space="0"/>
         </w:tcBorders>
       </w:tcPr>
     </w:tblStylePr>
@@ -29028,9 +29013,9 @@
         <w:shd w:val="clear" w:color="ffffff" w:themeColor="light1" w:fill="ffffff" w:themeFill="light1"/>
         <w:tcBorders>
           <w:top w:val="single" w:color="000000" w:themeColor="accent5" w:themeTint="9A" w:sz="4" w:space="0"/>
-          <w:left w:val="none"/>
-          <w:bottom w:val="none"/>
-          <w:right w:val="none"/>
+          <w:left w:val="none" w:color="000000" w:sz="4" w:space="0"/>
+          <w:bottom w:val="none" w:color="000000" w:sz="4" w:space="0"/>
+          <w:right w:val="none" w:color="000000" w:sz="4" w:space="0"/>
         </w:tcBorders>
       </w:tcPr>
     </w:tblStylePr>
@@ -29105,9 +29090,9 @@
       </w:tcPr>
     </w:tblStylePr>
   </w:style>
-  <w:style w:type="table" w:styleId="116">
+  <w:style w:type="table" w:styleId="808">
     <w:name w:val="List Table 7 Colorful - Accent 6"/>
-    <w:basedOn w:val="11"/>
+    <w:basedOn w:val="703"/>
     <w:uiPriority w:val="99"/>
     <w:pPr>
       <w:pBdr/>
@@ -29206,11 +29191,11 @@
         <w:tblBorders/>
       </w:tblPr>
       <w:tcPr>
-        <w:shd w:color="ffffff"/>
+        <w:shd w:val="clear" w:color="ffffff"/>
         <w:tcBorders>
-          <w:top w:val="none"/>
-          <w:left w:val="none"/>
-          <w:bottom w:val="none"/>
+          <w:top w:val="none" w:color="000000" w:sz="4" w:space="0"/>
+          <w:left w:val="none" w:color="000000" w:sz="4" w:space="0"/>
+          <w:bottom w:val="none" w:color="000000" w:sz="4" w:space="0"/>
           <w:right w:val="single" w:color="000000" w:themeColor="accent6" w:themeTint="98" w:sz="4" w:space="0"/>
         </w:tcBorders>
       </w:tcPr>
@@ -29233,10 +29218,10 @@
       <w:tcPr>
         <w:shd w:val="clear" w:color="ffffff" w:themeColor="light1" w:fill="ffffff" w:themeFill="light1"/>
         <w:tcBorders>
-          <w:top w:val="none"/>
-          <w:left w:val="none"/>
+          <w:top w:val="none" w:color="000000" w:sz="4" w:space="0"/>
+          <w:left w:val="none" w:color="000000" w:sz="4" w:space="0"/>
           <w:bottom w:val="single" w:color="000000" w:themeColor="accent6" w:themeTint="98" w:sz="4" w:space="0"/>
-          <w:right w:val="none"/>
+          <w:right w:val="none" w:color="000000" w:sz="4" w:space="0"/>
         </w:tcBorders>
       </w:tcPr>
     </w:tblStylePr>
@@ -29256,12 +29241,12 @@
         <w:tblBorders/>
       </w:tblPr>
       <w:tcPr>
-        <w:shd w:color="ffffff"/>
+        <w:shd w:val="clear" w:color="ffffff"/>
         <w:tcBorders>
-          <w:top w:val="none"/>
+          <w:top w:val="none" w:color="000000" w:sz="4" w:space="0"/>
           <w:left w:val="single" w:color="000000" w:themeColor="accent6" w:themeTint="98" w:sz="4" w:space="0"/>
-          <w:bottom w:val="none"/>
-          <w:right w:val="none"/>
+          <w:bottom w:val="none" w:color="000000" w:sz="4" w:space="0"/>
+          <w:right w:val="none" w:color="000000" w:sz="4" w:space="0"/>
         </w:tcBorders>
       </w:tcPr>
     </w:tblStylePr>
@@ -29284,9 +29269,9 @@
         <w:shd w:val="clear" w:color="ffffff" w:themeColor="light1" w:fill="ffffff" w:themeFill="light1"/>
         <w:tcBorders>
           <w:top w:val="single" w:color="000000" w:themeColor="accent6" w:themeTint="98" w:sz="4" w:space="0"/>
-          <w:left w:val="none"/>
-          <w:bottom w:val="none"/>
-          <w:right w:val="none"/>
+          <w:left w:val="none" w:color="000000" w:sz="4" w:space="0"/>
+          <w:bottom w:val="none" w:color="000000" w:sz="4" w:space="0"/>
+          <w:right w:val="none" w:color="000000" w:sz="4" w:space="0"/>
         </w:tcBorders>
       </w:tcPr>
     </w:tblStylePr>
@@ -29361,9 +29346,9 @@
       </w:tcPr>
     </w:tblStylePr>
   </w:style>
-  <w:style w:type="table" w:styleId="117">
+  <w:style w:type="table" w:styleId="809">
     <w:name w:val="Lined - Accent"/>
-    <w:basedOn w:val="11"/>
+    <w:basedOn w:val="703"/>
     <w:uiPriority w:val="99"/>
     <w:pPr>
       <w:pBdr/>
@@ -29598,9 +29583,9 @@
       </w:tcPr>
     </w:tblStylePr>
   </w:style>
-  <w:style w:type="table" w:styleId="118">
+  <w:style w:type="table" w:styleId="810">
     <w:name w:val="Lined - Accent 1"/>
-    <w:basedOn w:val="11"/>
+    <w:basedOn w:val="703"/>
     <w:uiPriority w:val="99"/>
     <w:pPr>
       <w:pBdr/>
@@ -29835,9 +29820,9 @@
       </w:tcPr>
     </w:tblStylePr>
   </w:style>
-  <w:style w:type="table" w:styleId="119">
+  <w:style w:type="table" w:styleId="811">
     <w:name w:val="Lined - Accent 2"/>
-    <w:basedOn w:val="11"/>
+    <w:basedOn w:val="703"/>
     <w:uiPriority w:val="99"/>
     <w:pPr>
       <w:pBdr/>
@@ -30072,9 +30057,9 @@
       </w:tcPr>
     </w:tblStylePr>
   </w:style>
-  <w:style w:type="table" w:styleId="120">
+  <w:style w:type="table" w:styleId="812">
     <w:name w:val="Lined - Accent 3"/>
-    <w:basedOn w:val="11"/>
+    <w:basedOn w:val="703"/>
     <w:uiPriority w:val="99"/>
     <w:pPr>
       <w:pBdr/>
@@ -30309,9 +30294,9 @@
       </w:tcPr>
     </w:tblStylePr>
   </w:style>
-  <w:style w:type="table" w:styleId="121">
+  <w:style w:type="table" w:styleId="813">
     <w:name w:val="Lined - Accent 4"/>
-    <w:basedOn w:val="11"/>
+    <w:basedOn w:val="703"/>
     <w:uiPriority w:val="99"/>
     <w:pPr>
       <w:pBdr/>
@@ -30546,9 +30531,9 @@
       </w:tcPr>
     </w:tblStylePr>
   </w:style>
-  <w:style w:type="table" w:styleId="122">
+  <w:style w:type="table" w:styleId="814">
     <w:name w:val="Lined - Accent 5"/>
-    <w:basedOn w:val="11"/>
+    <w:basedOn w:val="703"/>
     <w:uiPriority w:val="99"/>
     <w:pPr>
       <w:pBdr/>
@@ -30783,9 +30768,9 @@
       </w:tcPr>
     </w:tblStylePr>
   </w:style>
-  <w:style w:type="table" w:styleId="123">
+  <w:style w:type="table" w:styleId="815">
     <w:name w:val="Lined - Accent 6"/>
-    <w:basedOn w:val="11"/>
+    <w:basedOn w:val="703"/>
     <w:uiPriority w:val="99"/>
     <w:pPr>
       <w:pBdr/>
@@ -31020,9 +31005,9 @@
       </w:tcPr>
     </w:tblStylePr>
   </w:style>
-  <w:style w:type="table" w:styleId="124">
+  <w:style w:type="table" w:styleId="816">
     <w:name w:val="Bordered &amp; Lined - Accent"/>
-    <w:basedOn w:val="11"/>
+    <w:basedOn w:val="703"/>
     <w:uiPriority w:val="99"/>
     <w:pPr>
       <w:pBdr/>
@@ -31264,9 +31249,9 @@
       </w:tcPr>
     </w:tblStylePr>
   </w:style>
-  <w:style w:type="table" w:styleId="125">
+  <w:style w:type="table" w:styleId="817">
     <w:name w:val="Bordered &amp; Lined - Accent 1"/>
-    <w:basedOn w:val="11"/>
+    <w:basedOn w:val="703"/>
     <w:uiPriority w:val="99"/>
     <w:pPr>
       <w:pBdr/>
@@ -31508,9 +31493,9 @@
       </w:tcPr>
     </w:tblStylePr>
   </w:style>
-  <w:style w:type="table" w:styleId="126">
+  <w:style w:type="table" w:styleId="818">
     <w:name w:val="Bordered &amp; Lined - Accent 2"/>
-    <w:basedOn w:val="11"/>
+    <w:basedOn w:val="703"/>
     <w:uiPriority w:val="99"/>
     <w:pPr>
       <w:pBdr/>
@@ -31752,9 +31737,9 @@
       </w:tcPr>
     </w:tblStylePr>
   </w:style>
-  <w:style w:type="table" w:styleId="127">
+  <w:style w:type="table" w:styleId="819">
     <w:name w:val="Bordered &amp; Lined - Accent 3"/>
-    <w:basedOn w:val="11"/>
+    <w:basedOn w:val="703"/>
     <w:uiPriority w:val="99"/>
     <w:pPr>
       <w:pBdr/>
@@ -31996,9 +31981,9 @@
       </w:tcPr>
     </w:tblStylePr>
   </w:style>
-  <w:style w:type="table" w:styleId="128">
+  <w:style w:type="table" w:styleId="820">
     <w:name w:val="Bordered &amp; Lined - Accent 4"/>
-    <w:basedOn w:val="11"/>
+    <w:basedOn w:val="703"/>
     <w:uiPriority w:val="99"/>
     <w:pPr>
       <w:pBdr/>
@@ -32240,9 +32225,9 @@
       </w:tcPr>
     </w:tblStylePr>
   </w:style>
-  <w:style w:type="table" w:styleId="129">
+  <w:style w:type="table" w:styleId="821">
     <w:name w:val="Bordered &amp; Lined - Accent 5"/>
-    <w:basedOn w:val="11"/>
+    <w:basedOn w:val="703"/>
     <w:uiPriority w:val="99"/>
     <w:pPr>
       <w:pBdr/>
@@ -32484,9 +32469,9 @@
       </w:tcPr>
     </w:tblStylePr>
   </w:style>
-  <w:style w:type="table" w:styleId="130">
+  <w:style w:type="table" w:styleId="822">
     <w:name w:val="Bordered &amp; Lined - Accent 6"/>
-    <w:basedOn w:val="11"/>
+    <w:basedOn w:val="703"/>
     <w:uiPriority w:val="99"/>
     <w:pPr>
       <w:pBdr/>
@@ -32728,9 +32713,9 @@
       </w:tcPr>
     </w:tblStylePr>
   </w:style>
-  <w:style w:type="table" w:styleId="131">
+  <w:style w:type="table" w:styleId="823">
     <w:name w:val="Bordered"/>
-    <w:basedOn w:val="11"/>
+    <w:basedOn w:val="703"/>
     <w:uiPriority w:val="99"/>
     <w:pPr>
       <w:pBdr/>
@@ -32959,9 +32944,9 @@
       </w:tcPr>
     </w:tblStylePr>
   </w:style>
-  <w:style w:type="table" w:styleId="132">
+  <w:style w:type="table" w:styleId="824">
     <w:name w:val="Bordered - Accent 1"/>
-    <w:basedOn w:val="11"/>
+    <w:basedOn w:val="703"/>
     <w:uiPriority w:val="99"/>
     <w:pPr>
       <w:pBdr/>
@@ -33190,9 +33175,9 @@
       </w:tcPr>
     </w:tblStylePr>
   </w:style>
-  <w:style w:type="table" w:styleId="133">
+  <w:style w:type="table" w:styleId="825">
     <w:name w:val="Bordered - Accent 2"/>
-    <w:basedOn w:val="11"/>
+    <w:basedOn w:val="703"/>
     <w:uiPriority w:val="99"/>
     <w:pPr>
       <w:pBdr/>
@@ -33421,9 +33406,9 @@
       </w:tcPr>
     </w:tblStylePr>
   </w:style>
-  <w:style w:type="table" w:styleId="134">
+  <w:style w:type="table" w:styleId="826">
     <w:name w:val="Bordered - Accent 3"/>
-    <w:basedOn w:val="11"/>
+    <w:basedOn w:val="703"/>
     <w:uiPriority w:val="99"/>
     <w:pPr>
       <w:pBdr/>
@@ -33652,9 +33637,9 @@
       </w:tcPr>
     </w:tblStylePr>
   </w:style>
-  <w:style w:type="table" w:styleId="135">
+  <w:style w:type="table" w:styleId="827">
     <w:name w:val="Bordered - Accent 4"/>
-    <w:basedOn w:val="11"/>
+    <w:basedOn w:val="703"/>
     <w:uiPriority w:val="99"/>
     <w:pPr>
       <w:pBdr/>
@@ -33883,9 +33868,9 @@
       </w:tcPr>
     </w:tblStylePr>
   </w:style>
-  <w:style w:type="table" w:styleId="136">
+  <w:style w:type="table" w:styleId="828">
     <w:name w:val="Bordered - Accent 5"/>
-    <w:basedOn w:val="11"/>
+    <w:basedOn w:val="703"/>
     <w:uiPriority w:val="99"/>
     <w:pPr>
       <w:pBdr/>
@@ -34114,9 +34099,9 @@
       </w:tcPr>
     </w:tblStylePr>
   </w:style>
-  <w:style w:type="table" w:styleId="137">
+  <w:style w:type="table" w:styleId="829">
     <w:name w:val="Bordered - Accent 6"/>
-    <w:basedOn w:val="11"/>
+    <w:basedOn w:val="703"/>
     <w:uiPriority w:val="99"/>
     <w:pPr>
       <w:pBdr/>
@@ -34345,7 +34330,7 @@
       </w:tcPr>
     </w:tblStylePr>
   </w:style>
-  <w:style w:type="numbering" w:styleId="149" w:default="1">
+  <w:style w:type="numbering" w:styleId="830" w:default="1">
     <w:name w:val="No List"/>
     <w:uiPriority w:val="99"/>
     <w:semiHidden/>
@@ -34356,11 +34341,11 @@
       <w:ind/>
     </w:pPr>
   </w:style>
-  <w:style w:type="paragraph" w:styleId="163">
+  <w:style w:type="paragraph" w:styleId="831">
     <w:name w:val="Quote"/>
-    <w:basedOn w:val="684"/>
-    <w:next w:val="684"/>
-    <w:link w:val="164"/>
+    <w:basedOn w:val="864"/>
+    <w:next w:val="864"/>
+    <w:link w:val="832"/>
     <w:uiPriority w:val="29"/>
     <w:qFormat/>
     <w:pPr>
@@ -34375,10 +34360,10 @@
       <w:color w:val="404040" w:themeColor="text1" w:themeTint="BF"/>
     </w:rPr>
   </w:style>
-  <w:style w:type="character" w:styleId="164">
+  <w:style w:type="character" w:styleId="832">
     <w:name w:val="Quote Char"/>
-    <w:basedOn w:val="718"/>
-    <w:link w:val="163"/>
+    <w:basedOn w:val="898"/>
+    <w:link w:val="831"/>
     <w:uiPriority w:val="29"/>
     <w:pPr>
       <w:pBdr/>
@@ -34391,9 +34376,9 @@
       <w:color w:val="404040" w:themeColor="text1" w:themeTint="BF"/>
     </w:rPr>
   </w:style>
-  <w:style w:type="paragraph" w:styleId="165">
+  <w:style w:type="paragraph" w:styleId="833">
     <w:name w:val="List Paragraph"/>
-    <w:basedOn w:val="684"/>
+    <w:basedOn w:val="864"/>
     <w:uiPriority w:val="34"/>
     <w:qFormat/>
     <w:pPr>
@@ -34403,9 +34388,9 @@
       <w:contextualSpacing w:val="true"/>
     </w:pPr>
   </w:style>
-  <w:style w:type="character" w:styleId="166">
+  <w:style w:type="character" w:styleId="834">
     <w:name w:val="Intense Emphasis"/>
-    <w:basedOn w:val="718"/>
+    <w:basedOn w:val="898"/>
     <w:uiPriority w:val="21"/>
     <w:qFormat/>
     <w:pPr>
@@ -34419,11 +34404,11 @@
       <w:color w:val="0f4761" w:themeColor="accent1" w:themeShade="BF"/>
     </w:rPr>
   </w:style>
-  <w:style w:type="paragraph" w:styleId="167">
+  <w:style w:type="paragraph" w:styleId="835">
     <w:name w:val="Intense Quote"/>
-    <w:basedOn w:val="684"/>
-    <w:next w:val="684"/>
-    <w:link w:val="168"/>
+    <w:basedOn w:val="864"/>
+    <w:next w:val="864"/>
+    <w:link w:val="836"/>
     <w:uiPriority w:val="30"/>
     <w:qFormat/>
     <w:pPr>
@@ -34441,10 +34426,10 @@
       <w:color w:val="0f4761" w:themeColor="accent1" w:themeShade="BF"/>
     </w:rPr>
   </w:style>
-  <w:style w:type="character" w:styleId="168">
+  <w:style w:type="character" w:styleId="836">
     <w:name w:val="Intense Quote Char"/>
-    <w:basedOn w:val="718"/>
-    <w:link w:val="167"/>
+    <w:basedOn w:val="898"/>
+    <w:link w:val="835"/>
     <w:uiPriority w:val="30"/>
     <w:pPr>
       <w:pBdr/>
@@ -34457,9 +34442,9 @@
       <w:color w:val="0f4761" w:themeColor="accent1" w:themeShade="BF"/>
     </w:rPr>
   </w:style>
-  <w:style w:type="character" w:styleId="169">
+  <w:style w:type="character" w:styleId="837">
     <w:name w:val="Intense Reference"/>
-    <w:basedOn w:val="718"/>
+    <w:basedOn w:val="898"/>
     <w:uiPriority w:val="32"/>
     <w:qFormat/>
     <w:pPr>
@@ -34475,9 +34460,9 @@
       <w:spacing w:val="5"/>
     </w:rPr>
   </w:style>
-  <w:style w:type="paragraph" w:styleId="170">
+  <w:style w:type="paragraph" w:styleId="838">
     <w:name w:val="No Spacing"/>
-    <w:basedOn w:val="684"/>
+    <w:basedOn w:val="864"/>
     <w:uiPriority w:val="1"/>
     <w:qFormat/>
     <w:pPr>
@@ -34486,9 +34471,9 @@
       <w:ind/>
     </w:pPr>
   </w:style>
-  <w:style w:type="character" w:styleId="171">
+  <w:style w:type="character" w:styleId="839">
     <w:name w:val="Subtle Emphasis"/>
-    <w:basedOn w:val="718"/>
+    <w:basedOn w:val="898"/>
     <w:uiPriority w:val="19"/>
     <w:qFormat/>
     <w:pPr>
@@ -34502,9 +34487,9 @@
       <w:color w:val="404040" w:themeColor="text1" w:themeTint="BF"/>
     </w:rPr>
   </w:style>
-  <w:style w:type="character" w:styleId="172">
+  <w:style w:type="character" w:styleId="840">
     <w:name w:val="Emphasis"/>
-    <w:basedOn w:val="718"/>
+    <w:basedOn w:val="898"/>
     <w:uiPriority w:val="20"/>
     <w:qFormat/>
     <w:pPr>
@@ -34517,9 +34502,9 @@
       <w:iCs/>
     </w:rPr>
   </w:style>
-  <w:style w:type="character" w:styleId="173">
+  <w:style w:type="character" w:styleId="841">
     <w:name w:val="Strong"/>
-    <w:basedOn w:val="718"/>
+    <w:basedOn w:val="898"/>
     <w:uiPriority w:val="22"/>
     <w:qFormat/>
     <w:pPr>
@@ -34532,9 +34517,9 @@
       <w:bCs/>
     </w:rPr>
   </w:style>
-  <w:style w:type="character" w:styleId="174">
+  <w:style w:type="character" w:styleId="842">
     <w:name w:val="Subtle Reference"/>
-    <w:basedOn w:val="718"/>
+    <w:basedOn w:val="898"/>
     <w:uiPriority w:val="31"/>
     <w:qFormat/>
     <w:pPr>
@@ -34547,9 +34532,9 @@
       <w:color w:val="5a5a5a" w:themeColor="text1" w:themeTint="A5"/>
     </w:rPr>
   </w:style>
-  <w:style w:type="character" w:styleId="175">
+  <w:style w:type="character" w:styleId="843">
     <w:name w:val="Book Title"/>
-    <w:basedOn w:val="718"/>
+    <w:basedOn w:val="898"/>
     <w:uiPriority w:val="33"/>
     <w:qFormat/>
     <w:pPr>
@@ -34565,10 +34550,10 @@
       <w:spacing w:val="5"/>
     </w:rPr>
   </w:style>
-  <w:style w:type="paragraph" w:styleId="176">
+  <w:style w:type="paragraph" w:styleId="844">
     <w:name w:val="Header"/>
-    <w:basedOn w:val="684"/>
-    <w:link w:val="177"/>
+    <w:basedOn w:val="864"/>
+    <w:link w:val="845"/>
     <w:uiPriority w:val="99"/>
     <w:unhideWhenUsed/>
     <w:pPr>
@@ -34581,10 +34566,10 @@
       <w:ind/>
     </w:pPr>
   </w:style>
-  <w:style w:type="character" w:styleId="177">
+  <w:style w:type="character" w:styleId="845">
     <w:name w:val="Header Char"/>
-    <w:basedOn w:val="718"/>
-    <w:link w:val="176"/>
+    <w:basedOn w:val="898"/>
+    <w:link w:val="844"/>
     <w:uiPriority w:val="99"/>
     <w:pPr>
       <w:pBdr/>
@@ -34592,10 +34577,10 @@
       <w:ind/>
     </w:pPr>
   </w:style>
-  <w:style w:type="paragraph" w:styleId="178">
+  <w:style w:type="paragraph" w:styleId="846">
     <w:name w:val="Footer"/>
-    <w:basedOn w:val="684"/>
-    <w:link w:val="179"/>
+    <w:basedOn w:val="864"/>
+    <w:link w:val="847"/>
     <w:uiPriority w:val="99"/>
     <w:unhideWhenUsed/>
     <w:pPr>
@@ -34608,10 +34593,10 @@
       <w:ind/>
     </w:pPr>
   </w:style>
-  <w:style w:type="character" w:styleId="179">
+  <w:style w:type="character" w:styleId="847">
     <w:name w:val="Footer Char"/>
-    <w:basedOn w:val="718"/>
-    <w:link w:val="178"/>
+    <w:basedOn w:val="898"/>
+    <w:link w:val="846"/>
     <w:uiPriority w:val="99"/>
     <w:pPr>
       <w:pBdr/>
@@ -34619,10 +34604,10 @@
       <w:ind/>
     </w:pPr>
   </w:style>
-  <w:style w:type="character" w:styleId="182">
+  <w:style w:type="character" w:styleId="848">
     <w:name w:val="Footnote Text Char"/>
-    <w:basedOn w:val="718"/>
-    <w:link w:val="716"/>
+    <w:basedOn w:val="898"/>
+    <w:link w:val="896"/>
     <w:uiPriority w:val="99"/>
     <w:semiHidden/>
     <w:pPr>
@@ -34635,10 +34620,10 @@
       <w:szCs w:val="20"/>
     </w:rPr>
   </w:style>
-  <w:style w:type="paragraph" w:styleId="184">
+  <w:style w:type="paragraph" w:styleId="849">
     <w:name w:val="endnote text"/>
-    <w:basedOn w:val="684"/>
-    <w:link w:val="185"/>
+    <w:basedOn w:val="864"/>
+    <w:link w:val="850"/>
     <w:uiPriority w:val="99"/>
     <w:semiHidden/>
     <w:unhideWhenUsed/>
@@ -34652,10 +34637,10 @@
       <w:szCs w:val="20"/>
     </w:rPr>
   </w:style>
-  <w:style w:type="character" w:styleId="185">
+  <w:style w:type="character" w:styleId="850">
     <w:name w:val="Endnote Text Char"/>
-    <w:basedOn w:val="718"/>
-    <w:link w:val="184"/>
+    <w:basedOn w:val="898"/>
+    <w:link w:val="849"/>
     <w:uiPriority w:val="99"/>
     <w:semiHidden/>
     <w:pPr>
@@ -34668,9 +34653,9 @@
       <w:szCs w:val="20"/>
     </w:rPr>
   </w:style>
-  <w:style w:type="character" w:styleId="186">
+  <w:style w:type="character" w:styleId="851">
     <w:name w:val="endnote reference"/>
-    <w:basedOn w:val="718"/>
+    <w:basedOn w:val="898"/>
     <w:uiPriority w:val="99"/>
     <w:semiHidden/>
     <w:unhideWhenUsed/>
@@ -34683,9 +34668,9 @@
       <w:vertAlign w:val="superscript"/>
     </w:rPr>
   </w:style>
-  <w:style w:type="character" w:styleId="188">
+  <w:style w:type="character" w:styleId="852">
     <w:name w:val="FollowedHyperlink"/>
-    <w:basedOn w:val="718"/>
+    <w:basedOn w:val="898"/>
     <w:uiPriority w:val="99"/>
     <w:semiHidden/>
     <w:unhideWhenUsed/>
@@ -34699,10 +34684,10 @@
       <w:u w:val="single"/>
     </w:rPr>
   </w:style>
-  <w:style w:type="paragraph" w:styleId="189">
+  <w:style w:type="paragraph" w:styleId="853">
     <w:name w:val="toc 1"/>
-    <w:basedOn w:val="684"/>
-    <w:next w:val="684"/>
+    <w:basedOn w:val="864"/>
+    <w:next w:val="864"/>
     <w:uiPriority w:val="39"/>
     <w:unhideWhenUsed/>
     <w:pPr>
@@ -34711,10 +34696,10 @@
       <w:ind/>
     </w:pPr>
   </w:style>
-  <w:style w:type="paragraph" w:styleId="190">
+  <w:style w:type="paragraph" w:styleId="854">
     <w:name w:val="toc 2"/>
-    <w:basedOn w:val="684"/>
-    <w:next w:val="684"/>
+    <w:basedOn w:val="864"/>
+    <w:next w:val="864"/>
     <w:uiPriority w:val="39"/>
     <w:unhideWhenUsed/>
     <w:pPr>
@@ -34723,10 +34708,10 @@
       <w:ind w:left="220"/>
     </w:pPr>
   </w:style>
-  <w:style w:type="paragraph" w:styleId="191">
+  <w:style w:type="paragraph" w:styleId="855">
     <w:name w:val="toc 3"/>
-    <w:basedOn w:val="684"/>
-    <w:next w:val="684"/>
+    <w:basedOn w:val="864"/>
+    <w:next w:val="864"/>
     <w:uiPriority w:val="39"/>
     <w:unhideWhenUsed/>
     <w:pPr>
@@ -34735,10 +34720,10 @@
       <w:ind w:left="440"/>
     </w:pPr>
   </w:style>
-  <w:style w:type="paragraph" w:styleId="192">
+  <w:style w:type="paragraph" w:styleId="856">
     <w:name w:val="toc 4"/>
-    <w:basedOn w:val="684"/>
-    <w:next w:val="684"/>
+    <w:basedOn w:val="864"/>
+    <w:next w:val="864"/>
     <w:uiPriority w:val="39"/>
     <w:unhideWhenUsed/>
     <w:pPr>
@@ -34747,10 +34732,10 @@
       <w:ind w:left="660"/>
     </w:pPr>
   </w:style>
-  <w:style w:type="paragraph" w:styleId="193">
+  <w:style w:type="paragraph" w:styleId="857">
     <w:name w:val="toc 5"/>
-    <w:basedOn w:val="684"/>
-    <w:next w:val="684"/>
+    <w:basedOn w:val="864"/>
+    <w:next w:val="864"/>
     <w:uiPriority w:val="39"/>
     <w:unhideWhenUsed/>
     <w:pPr>
@@ -34759,10 +34744,10 @@
       <w:ind w:left="880"/>
     </w:pPr>
   </w:style>
-  <w:style w:type="paragraph" w:styleId="194">
+  <w:style w:type="paragraph" w:styleId="858">
     <w:name w:val="toc 6"/>
-    <w:basedOn w:val="684"/>
-    <w:next w:val="684"/>
+    <w:basedOn w:val="864"/>
+    <w:next w:val="864"/>
     <w:uiPriority w:val="39"/>
     <w:unhideWhenUsed/>
     <w:pPr>
@@ -34771,10 +34756,10 @@
       <w:ind w:left="1100"/>
     </w:pPr>
   </w:style>
-  <w:style w:type="paragraph" w:styleId="195">
+  <w:style w:type="paragraph" w:styleId="859">
     <w:name w:val="toc 7"/>
-    <w:basedOn w:val="684"/>
-    <w:next w:val="684"/>
+    <w:basedOn w:val="864"/>
+    <w:next w:val="864"/>
     <w:uiPriority w:val="39"/>
     <w:unhideWhenUsed/>
     <w:pPr>
@@ -34783,10 +34768,10 @@
       <w:ind w:left="1320"/>
     </w:pPr>
   </w:style>
-  <w:style w:type="paragraph" w:styleId="196">
+  <w:style w:type="paragraph" w:styleId="860">
     <w:name w:val="toc 8"/>
-    <w:basedOn w:val="684"/>
-    <w:next w:val="684"/>
+    <w:basedOn w:val="864"/>
+    <w:next w:val="864"/>
     <w:uiPriority w:val="39"/>
     <w:unhideWhenUsed/>
     <w:pPr>
@@ -34795,10 +34780,10 @@
       <w:ind w:left="1540"/>
     </w:pPr>
   </w:style>
-  <w:style w:type="paragraph" w:styleId="197">
+  <w:style w:type="paragraph" w:styleId="861">
     <w:name w:val="toc 9"/>
-    <w:basedOn w:val="684"/>
-    <w:next w:val="684"/>
+    <w:basedOn w:val="864"/>
+    <w:next w:val="864"/>
     <w:uiPriority w:val="39"/>
     <w:unhideWhenUsed/>
     <w:pPr>
@@ -34807,9 +34792,9 @@
       <w:ind w:left="1760"/>
     </w:pPr>
   </w:style>
-  <w:style w:type="character" w:styleId="198">
+  <w:style w:type="character" w:styleId="862">
     <w:name w:val="Placeholder Text"/>
-    <w:basedOn w:val="718"/>
+    <w:basedOn w:val="898"/>
     <w:uiPriority w:val="99"/>
     <w:semiHidden/>
     <w:pPr>
@@ -34821,10 +34806,10 @@
       <w:color w:val="666666"/>
     </w:rPr>
   </w:style>
-  <w:style w:type="paragraph" w:styleId="209">
+  <w:style w:type="paragraph" w:styleId="863">
     <w:name w:val="table of figures"/>
-    <w:basedOn w:val="684"/>
-    <w:next w:val="684"/>
+    <w:basedOn w:val="864"/>
+    <w:next w:val="864"/>
     <w:uiPriority w:val="99"/>
     <w:unhideWhenUsed/>
     <w:pPr>
@@ -34833,7 +34818,7 @@
       <w:ind/>
     </w:pPr>
   </w:style>
-  <w:style w:type="paragraph" w:styleId="684" w:default="1">
+  <w:style w:type="paragraph" w:styleId="864" w:default="1">
     <w:name w:val="Normal"/>
     <w:qFormat/>
     <w:pPr>
@@ -34842,10 +34827,10 @@
       <w:ind/>
     </w:pPr>
   </w:style>
-  <w:style w:type="paragraph" w:styleId="685">
+  <w:style w:type="paragraph" w:styleId="865">
     <w:name w:val="Body Text"/>
-    <w:basedOn w:val="684"/>
-    <w:link w:val="727"/>
+    <w:basedOn w:val="864"/>
+    <w:link w:val="907"/>
     <w:qFormat/>
     <w:pPr>
       <w:pBdr/>
@@ -34853,10 +34838,10 @@
       <w:ind/>
     </w:pPr>
   </w:style>
-  <w:style w:type="paragraph" w:styleId="686" w:customStyle="1">
+  <w:style w:type="paragraph" w:styleId="866" w:customStyle="1">
     <w:name w:val="First Paragraph"/>
-    <w:basedOn w:val="685"/>
-    <w:next w:val="685"/>
+    <w:basedOn w:val="865"/>
+    <w:next w:val="865"/>
     <w:qFormat/>
     <w:pPr>
       <w:pBdr/>
@@ -34864,9 +34849,9 @@
       <w:ind/>
     </w:pPr>
   </w:style>
-  <w:style w:type="paragraph" w:styleId="687" w:customStyle="1">
+  <w:style w:type="paragraph" w:styleId="867" w:customStyle="1">
     <w:name w:val="Compact"/>
-    <w:basedOn w:val="685"/>
+    <w:basedOn w:val="865"/>
     <w:qFormat/>
     <w:pPr>
       <w:pBdr/>
@@ -34874,11 +34859,11 @@
       <w:ind/>
     </w:pPr>
   </w:style>
-  <w:style w:type="paragraph" w:styleId="688">
+  <w:style w:type="paragraph" w:styleId="868">
     <w:name w:val="Title"/>
-    <w:basedOn w:val="684"/>
-    <w:next w:val="685"/>
-    <w:link w:val="689"/>
+    <w:basedOn w:val="864"/>
+    <w:next w:val="865"/>
+    <w:link w:val="869"/>
     <w:uiPriority w:val="10"/>
     <w:qFormat/>
     <w:pPr>
@@ -34895,10 +34880,10 @@
       <w:szCs w:val="56"/>
     </w:rPr>
   </w:style>
-  <w:style w:type="character" w:styleId="689" w:customStyle="1">
+  <w:style w:type="character" w:styleId="869" w:customStyle="1">
     <w:name w:val="Title Char"/>
-    <w:basedOn w:val="718"/>
-    <w:link w:val="688"/>
+    <w:basedOn w:val="898"/>
+    <w:link w:val="868"/>
     <w:uiPriority w:val="10"/>
     <w:pPr>
       <w:pBdr/>
@@ -34912,11 +34897,11 @@
       <w:szCs w:val="56"/>
     </w:rPr>
   </w:style>
-  <w:style w:type="paragraph" w:styleId="690">
+  <w:style w:type="paragraph" w:styleId="870">
     <w:name w:val="Subtitle"/>
-    <w:basedOn w:val="688"/>
-    <w:next w:val="685"/>
-    <w:link w:val="691"/>
+    <w:basedOn w:val="868"/>
+    <w:next w:val="865"/>
+    <w:link w:val="871"/>
     <w:uiPriority w:val="11"/>
     <w:qFormat/>
     <w:pPr>
@@ -34934,10 +34919,10 @@
       <w:szCs w:val="28"/>
     </w:rPr>
   </w:style>
-  <w:style w:type="character" w:styleId="691" w:customStyle="1">
+  <w:style w:type="character" w:styleId="871" w:customStyle="1">
     <w:name w:val="Subtitle Char"/>
-    <w:basedOn w:val="718"/>
-    <w:link w:val="690"/>
+    <w:basedOn w:val="898"/>
+    <w:link w:val="870"/>
     <w:uiPriority w:val="11"/>
     <w:pPr>
       <w:pBdr/>
@@ -34952,9 +34937,9 @@
       <w:szCs w:val="28"/>
     </w:rPr>
   </w:style>
-  <w:style w:type="paragraph" w:styleId="692" w:customStyle="1">
+  <w:style w:type="paragraph" w:styleId="872" w:customStyle="1">
     <w:name w:val="Author"/>
-    <w:next w:val="685"/>
+    <w:next w:val="865"/>
     <w:qFormat/>
     <w:pPr>
       <w:keepNext w:val="true"/>
@@ -34965,9 +34950,9 @@
       <w:jc w:val="center"/>
     </w:pPr>
   </w:style>
-  <w:style w:type="paragraph" w:styleId="693">
+  <w:style w:type="paragraph" w:styleId="873">
     <w:name w:val="Date"/>
-    <w:next w:val="685"/>
+    <w:next w:val="865"/>
     <w:qFormat/>
     <w:pPr>
       <w:keepNext w:val="true"/>
@@ -34978,10 +34963,10 @@
       <w:jc w:val="center"/>
     </w:pPr>
   </w:style>
-  <w:style w:type="paragraph" w:styleId="694" w:customStyle="1">
+  <w:style w:type="paragraph" w:styleId="874" w:customStyle="1">
     <w:name w:val="Abstract Title"/>
-    <w:basedOn w:val="684"/>
-    <w:next w:val="695"/>
+    <w:basedOn w:val="864"/>
+    <w:next w:val="875"/>
     <w:qFormat/>
     <w:pPr>
       <w:keepNext w:val="true"/>
@@ -34997,10 +34982,10 @@
       <w:szCs w:val="20"/>
     </w:rPr>
   </w:style>
-  <w:style w:type="paragraph" w:styleId="695" w:customStyle="1">
+  <w:style w:type="paragraph" w:styleId="875" w:customStyle="1">
     <w:name w:val="Abstract"/>
-    <w:basedOn w:val="684"/>
-    <w:next w:val="685"/>
+    <w:basedOn w:val="864"/>
+    <w:next w:val="865"/>
     <w:qFormat/>
     <w:pPr>
       <w:keepNext w:val="true"/>
@@ -35014,10 +34999,10 @@
       <w:szCs w:val="20"/>
     </w:rPr>
   </w:style>
-  <w:style w:type="paragraph" w:styleId="696">
+  <w:style w:type="paragraph" w:styleId="876">
     <w:name w:val="Bibliography"/>
-    <w:basedOn w:val="684"/>
-    <w:next w:val="696"/>
+    <w:basedOn w:val="864"/>
+    <w:next w:val="876"/>
     <w:qFormat/>
     <w:pPr>
       <w:pBdr/>
@@ -35025,11 +35010,11 @@
       <w:ind/>
     </w:pPr>
   </w:style>
-  <w:style w:type="paragraph" w:styleId="697">
+  <w:style w:type="paragraph" w:styleId="877">
     <w:name w:val="Heading 1"/>
-    <w:basedOn w:val="684"/>
-    <w:next w:val="685"/>
-    <w:link w:val="706"/>
+    <w:basedOn w:val="864"/>
+    <w:next w:val="865"/>
+    <w:link w:val="886"/>
     <w:uiPriority w:val="9"/>
     <w:qFormat/>
     <w:pPr>
@@ -35047,11 +35032,11 @@
       <w:szCs w:val="40"/>
     </w:rPr>
   </w:style>
-  <w:style w:type="paragraph" w:styleId="698">
+  <w:style w:type="paragraph" w:styleId="878">
     <w:name w:val="Heading 2"/>
-    <w:basedOn w:val="684"/>
-    <w:next w:val="685"/>
-    <w:link w:val="707"/>
+    <w:basedOn w:val="864"/>
+    <w:next w:val="865"/>
+    <w:link w:val="887"/>
     <w:uiPriority w:val="9"/>
     <w:semiHidden/>
     <w:unhideWhenUsed/>
@@ -35071,11 +35056,11 @@
       <w:szCs w:val="32"/>
     </w:rPr>
   </w:style>
-  <w:style w:type="paragraph" w:styleId="699">
+  <w:style w:type="paragraph" w:styleId="879">
     <w:name w:val="Heading 3"/>
-    <w:basedOn w:val="684"/>
-    <w:next w:val="685"/>
-    <w:link w:val="708"/>
+    <w:basedOn w:val="864"/>
+    <w:next w:val="865"/>
+    <w:link w:val="888"/>
     <w:uiPriority w:val="9"/>
     <w:semiHidden/>
     <w:unhideWhenUsed/>
@@ -35095,11 +35080,11 @@
       <w:szCs w:val="28"/>
     </w:rPr>
   </w:style>
-  <w:style w:type="paragraph" w:styleId="700">
+  <w:style w:type="paragraph" w:styleId="880">
     <w:name w:val="Heading 4"/>
-    <w:basedOn w:val="684"/>
-    <w:next w:val="685"/>
-    <w:link w:val="709"/>
+    <w:basedOn w:val="864"/>
+    <w:next w:val="865"/>
+    <w:link w:val="889"/>
     <w:uiPriority w:val="9"/>
     <w:semiHidden/>
     <w:unhideWhenUsed/>
@@ -35119,11 +35104,11 @@
       <w:color w:val="0f4761" w:themeColor="accent1" w:themeShade="BF"/>
     </w:rPr>
   </w:style>
-  <w:style w:type="paragraph" w:styleId="701">
+  <w:style w:type="paragraph" w:styleId="881">
     <w:name w:val="Heading 5"/>
-    <w:basedOn w:val="684"/>
-    <w:next w:val="685"/>
-    <w:link w:val="710"/>
+    <w:basedOn w:val="864"/>
+    <w:next w:val="865"/>
+    <w:link w:val="890"/>
     <w:uiPriority w:val="9"/>
     <w:semiHidden/>
     <w:unhideWhenUsed/>
@@ -35141,11 +35126,11 @@
       <w:color w:val="0f4761" w:themeColor="accent1" w:themeShade="BF"/>
     </w:rPr>
   </w:style>
-  <w:style w:type="paragraph" w:styleId="702">
+  <w:style w:type="paragraph" w:styleId="882">
     <w:name w:val="Heading 6"/>
-    <w:basedOn w:val="684"/>
-    <w:next w:val="685"/>
-    <w:link w:val="711"/>
+    <w:basedOn w:val="864"/>
+    <w:next w:val="865"/>
+    <w:link w:val="891"/>
     <w:uiPriority w:val="9"/>
     <w:semiHidden/>
     <w:unhideWhenUsed/>
@@ -35165,11 +35150,11 @@
       <w:color w:val="595959" w:themeColor="text1" w:themeTint="A6"/>
     </w:rPr>
   </w:style>
-  <w:style w:type="paragraph" w:styleId="703">
+  <w:style w:type="paragraph" w:styleId="883">
     <w:name w:val="Heading 7"/>
-    <w:basedOn w:val="684"/>
-    <w:next w:val="685"/>
-    <w:link w:val="712"/>
+    <w:basedOn w:val="864"/>
+    <w:next w:val="865"/>
+    <w:link w:val="892"/>
     <w:uiPriority w:val="9"/>
     <w:semiHidden/>
     <w:unhideWhenUsed/>
@@ -35187,11 +35172,11 @@
       <w:color w:val="595959" w:themeColor="text1" w:themeTint="A6"/>
     </w:rPr>
   </w:style>
-  <w:style w:type="paragraph" w:styleId="704">
+  <w:style w:type="paragraph" w:styleId="884">
     <w:name w:val="Heading 8"/>
-    <w:basedOn w:val="684"/>
-    <w:next w:val="685"/>
-    <w:link w:val="713"/>
+    <w:basedOn w:val="864"/>
+    <w:next w:val="865"/>
+    <w:link w:val="893"/>
     <w:uiPriority w:val="9"/>
     <w:semiHidden/>
     <w:unhideWhenUsed/>
@@ -35211,11 +35196,11 @@
       <w:color w:val="272727" w:themeColor="text1" w:themeTint="D8"/>
     </w:rPr>
   </w:style>
-  <w:style w:type="paragraph" w:styleId="705">
+  <w:style w:type="paragraph" w:styleId="885">
     <w:name w:val="Heading 9"/>
-    <w:basedOn w:val="684"/>
-    <w:next w:val="685"/>
-    <w:link w:val="714"/>
+    <w:basedOn w:val="864"/>
+    <w:next w:val="865"/>
+    <w:link w:val="894"/>
     <w:uiPriority w:val="9"/>
     <w:semiHidden/>
     <w:unhideWhenUsed/>
@@ -35233,10 +35218,10 @@
       <w:color w:val="272727" w:themeColor="text1" w:themeTint="D8"/>
     </w:rPr>
   </w:style>
-  <w:style w:type="character" w:styleId="706" w:customStyle="1">
+  <w:style w:type="character" w:styleId="886" w:customStyle="1">
     <w:name w:val="Heading 1 Char"/>
-    <w:basedOn w:val="718"/>
-    <w:link w:val="697"/>
+    <w:basedOn w:val="898"/>
+    <w:link w:val="877"/>
     <w:uiPriority w:val="9"/>
     <w:pPr>
       <w:pBdr/>
@@ -35250,10 +35235,10 @@
       <w:szCs w:val="40"/>
     </w:rPr>
   </w:style>
-  <w:style w:type="character" w:styleId="707" w:customStyle="1">
+  <w:style w:type="character" w:styleId="887" w:customStyle="1">
     <w:name w:val="Heading 2 Char"/>
-    <w:basedOn w:val="718"/>
-    <w:link w:val="698"/>
+    <w:basedOn w:val="898"/>
+    <w:link w:val="878"/>
     <w:uiPriority w:val="9"/>
     <w:semiHidden/>
     <w:pPr>
@@ -35268,10 +35253,10 @@
       <w:szCs w:val="32"/>
     </w:rPr>
   </w:style>
-  <w:style w:type="character" w:styleId="708" w:customStyle="1">
+  <w:style w:type="character" w:styleId="888" w:customStyle="1">
     <w:name w:val="Heading 3 Char"/>
-    <w:basedOn w:val="718"/>
-    <w:link w:val="699"/>
+    <w:basedOn w:val="898"/>
+    <w:link w:val="879"/>
     <w:uiPriority w:val="9"/>
     <w:semiHidden/>
     <w:pPr>
@@ -35286,10 +35271,10 @@
       <w:szCs w:val="28"/>
     </w:rPr>
   </w:style>
-  <w:style w:type="character" w:styleId="709" w:customStyle="1">
+  <w:style w:type="character" w:styleId="889" w:customStyle="1">
     <w:name w:val="Heading 4 Char"/>
-    <w:basedOn w:val="718"/>
-    <w:link w:val="700"/>
+    <w:basedOn w:val="898"/>
+    <w:link w:val="880"/>
     <w:uiPriority w:val="9"/>
     <w:semiHidden/>
     <w:pPr>
@@ -35304,10 +35289,10 @@
       <w:color w:val="0f4761" w:themeColor="accent1" w:themeShade="BF"/>
     </w:rPr>
   </w:style>
-  <w:style w:type="character" w:styleId="710" w:customStyle="1">
+  <w:style w:type="character" w:styleId="890" w:customStyle="1">
     <w:name w:val="Heading 5 Char"/>
-    <w:basedOn w:val="718"/>
-    <w:link w:val="701"/>
+    <w:basedOn w:val="898"/>
+    <w:link w:val="881"/>
     <w:uiPriority w:val="9"/>
     <w:semiHidden/>
     <w:pPr>
@@ -35320,10 +35305,10 @@
       <w:color w:val="0f4761" w:themeColor="accent1" w:themeShade="BF"/>
     </w:rPr>
   </w:style>
-  <w:style w:type="character" w:styleId="711" w:customStyle="1">
+  <w:style w:type="character" w:styleId="891" w:customStyle="1">
     <w:name w:val="Heading 6 Char"/>
-    <w:basedOn w:val="718"/>
-    <w:link w:val="702"/>
+    <w:basedOn w:val="898"/>
+    <w:link w:val="882"/>
     <w:uiPriority w:val="9"/>
     <w:semiHidden/>
     <w:pPr>
@@ -35338,10 +35323,10 @@
       <w:color w:val="595959" w:themeColor="text1" w:themeTint="A6"/>
     </w:rPr>
   </w:style>
-  <w:style w:type="character" w:styleId="712" w:customStyle="1">
+  <w:style w:type="character" w:styleId="892" w:customStyle="1">
     <w:name w:val="Heading 7 Char"/>
-    <w:basedOn w:val="718"/>
-    <w:link w:val="703"/>
+    <w:basedOn w:val="898"/>
+    <w:link w:val="883"/>
     <w:uiPriority w:val="9"/>
     <w:semiHidden/>
     <w:pPr>
@@ -35354,10 +35339,10 @@
       <w:color w:val="595959" w:themeColor="text1" w:themeTint="A6"/>
     </w:rPr>
   </w:style>
-  <w:style w:type="character" w:styleId="713" w:customStyle="1">
+  <w:style w:type="character" w:styleId="893" w:customStyle="1">
     <w:name w:val="Heading 8 Char"/>
-    <w:basedOn w:val="718"/>
-    <w:link w:val="704"/>
+    <w:basedOn w:val="898"/>
+    <w:link w:val="884"/>
     <w:uiPriority w:val="9"/>
     <w:semiHidden/>
     <w:pPr>
@@ -35372,10 +35357,10 @@
       <w:color w:val="272727" w:themeColor="text1" w:themeTint="D8"/>
     </w:rPr>
   </w:style>
-  <w:style w:type="character" w:styleId="714" w:customStyle="1">
+  <w:style w:type="character" w:styleId="894" w:customStyle="1">
     <w:name w:val="Heading 9 Char"/>
-    <w:basedOn w:val="718"/>
-    <w:link w:val="705"/>
+    <w:basedOn w:val="898"/>
+    <w:link w:val="885"/>
     <w:uiPriority w:val="9"/>
     <w:semiHidden/>
     <w:pPr>
@@ -35388,10 +35373,10 @@
       <w:color w:val="272727" w:themeColor="text1" w:themeTint="D8"/>
     </w:rPr>
   </w:style>
-  <w:style w:type="paragraph" w:styleId="715">
+  <w:style w:type="paragraph" w:styleId="895">
     <w:name w:val="Block Text"/>
-    <w:basedOn w:val="685"/>
-    <w:next w:val="685"/>
+    <w:basedOn w:val="865"/>
+    <w:next w:val="865"/>
     <w:uiPriority w:val="9"/>
     <w:unhideWhenUsed/>
     <w:qFormat/>
@@ -35401,10 +35386,10 @@
       <w:ind w:right="480" w:firstLine="0" w:left="480"/>
     </w:pPr>
   </w:style>
-  <w:style w:type="paragraph" w:styleId="716">
+  <w:style w:type="paragraph" w:styleId="896">
     <w:name w:val="footnote text"/>
-    <w:basedOn w:val="684"/>
-    <w:next w:val="716"/>
+    <w:basedOn w:val="864"/>
+    <w:next w:val="896"/>
     <w:uiPriority w:val="9"/>
     <w:unhideWhenUsed/>
     <w:qFormat/>
@@ -35414,10 +35399,10 @@
       <w:ind/>
     </w:pPr>
   </w:style>
-  <w:style w:type="paragraph" w:styleId="717">
+  <w:style w:type="paragraph" w:styleId="897">
     <w:name w:val="Footnote Block Text"/>
-    <w:basedOn w:val="716"/>
-    <w:next w:val="716"/>
+    <w:basedOn w:val="896"/>
+    <w:next w:val="896"/>
     <w:uiPriority w:val="9"/>
     <w:unhideWhenUsed/>
     <w:qFormat/>
@@ -35427,7 +35412,7 @@
       <w:ind w:right="480" w:firstLine="0" w:left="480"/>
     </w:pPr>
   </w:style>
-  <w:style w:type="character" w:styleId="718" w:default="1">
+  <w:style w:type="character" w:styleId="898" w:default="1">
     <w:name w:val="Default Paragraph Font"/>
     <w:semiHidden/>
     <w:unhideWhenUsed/>
@@ -35437,7 +35422,7 @@
       <w:ind/>
     </w:pPr>
   </w:style>
-  <w:style w:type="table" w:styleId="719">
+  <w:style w:type="table" w:styleId="899">
     <w:name w:val="Table"/>
     <w:semiHidden/>
     <w:unhideWhenUsed/>
@@ -35637,10 +35622,10 @@
       </w:tcPr>
     </w:tblStylePr>
   </w:style>
-  <w:style w:type="paragraph" w:styleId="720" w:customStyle="1">
+  <w:style w:type="paragraph" w:styleId="900" w:customStyle="1">
     <w:name w:val="Definition Term"/>
-    <w:basedOn w:val="684"/>
-    <w:next w:val="721"/>
+    <w:basedOn w:val="864"/>
+    <w:next w:val="901"/>
     <w:pPr>
       <w:keepNext w:val="true"/>
       <w:keepLines w:val="true"/>
@@ -35652,19 +35637,19 @@
       <w:b/>
     </w:rPr>
   </w:style>
-  <w:style w:type="paragraph" w:styleId="721" w:customStyle="1">
+  <w:style w:type="paragraph" w:styleId="901" w:customStyle="1">
     <w:name w:val="Definition"/>
-    <w:basedOn w:val="684"/>
+    <w:basedOn w:val="864"/>
     <w:pPr>
       <w:pBdr/>
       <w:spacing/>
       <w:ind/>
     </w:pPr>
   </w:style>
-  <w:style w:type="paragraph" w:styleId="722">
+  <w:style w:type="paragraph" w:styleId="902">
     <w:name w:val="Caption"/>
-    <w:basedOn w:val="684"/>
-    <w:link w:val="727"/>
+    <w:basedOn w:val="864"/>
+    <w:link w:val="907"/>
     <w:pPr>
       <w:pBdr/>
       <w:spacing w:after="120" w:before="0"/>
@@ -35674,9 +35659,9 @@
       <w:i/>
     </w:rPr>
   </w:style>
-  <w:style w:type="paragraph" w:styleId="723" w:customStyle="1">
+  <w:style w:type="paragraph" w:styleId="903" w:customStyle="1">
     <w:name w:val="Table Caption"/>
-    <w:basedOn w:val="722"/>
+    <w:basedOn w:val="902"/>
     <w:pPr>
       <w:keepNext w:val="true"/>
       <w:pBdr/>
@@ -35684,27 +35669,27 @@
       <w:ind/>
     </w:pPr>
   </w:style>
-  <w:style w:type="paragraph" w:styleId="724" w:customStyle="1">
+  <w:style w:type="paragraph" w:styleId="904" w:customStyle="1">
     <w:name w:val="Image Caption"/>
-    <w:basedOn w:val="722"/>
+    <w:basedOn w:val="902"/>
     <w:pPr>
       <w:pBdr/>
       <w:spacing/>
       <w:ind/>
     </w:pPr>
   </w:style>
-  <w:style w:type="paragraph" w:styleId="725" w:customStyle="1">
+  <w:style w:type="paragraph" w:styleId="905" w:customStyle="1">
     <w:name w:val="Figure"/>
-    <w:basedOn w:val="684"/>
+    <w:basedOn w:val="864"/>
     <w:pPr>
       <w:pBdr/>
       <w:spacing/>
       <w:ind/>
     </w:pPr>
   </w:style>
-  <w:style w:type="paragraph" w:styleId="726" w:customStyle="1">
+  <w:style w:type="paragraph" w:styleId="906" w:customStyle="1">
     <w:name w:val="Captioned Figure"/>
-    <w:basedOn w:val="725"/>
+    <w:basedOn w:val="905"/>
     <w:pPr>
       <w:keepNext w:val="true"/>
       <w:pBdr/>
@@ -35712,19 +35697,19 @@
       <w:ind/>
     </w:pPr>
   </w:style>
-  <w:style w:type="character" w:styleId="727" w:customStyle="1">
+  <w:style w:type="character" w:styleId="907" w:customStyle="1">
     <w:name w:val="Body Text Char"/>
-    <w:basedOn w:val="718"/>
-    <w:link w:val="685"/>
+    <w:basedOn w:val="898"/>
+    <w:link w:val="865"/>
     <w:pPr>
       <w:pBdr/>
       <w:spacing/>
       <w:ind/>
     </w:pPr>
   </w:style>
-  <w:style w:type="character" w:styleId="728" w:customStyle="1">
+  <w:style w:type="character" w:styleId="908" w:customStyle="1">
     <w:name w:val="Verbatim Char"/>
-    <w:basedOn w:val="727"/>
+    <w:basedOn w:val="907"/>
     <w:pPr>
       <w:pBdr/>
       <w:spacing/>
@@ -35735,18 +35720,18 @@
       <w:sz w:val="22"/>
     </w:rPr>
   </w:style>
-  <w:style w:type="character" w:styleId="729" w:customStyle="1">
+  <w:style w:type="character" w:styleId="909" w:customStyle="1">
     <w:name w:val="Section Number"/>
-    <w:basedOn w:val="727"/>
+    <w:basedOn w:val="907"/>
     <w:pPr>
       <w:pBdr/>
       <w:spacing/>
       <w:ind/>
     </w:pPr>
   </w:style>
-  <w:style w:type="character" w:styleId="730">
+  <w:style w:type="character" w:styleId="910">
     <w:name w:val="footnote reference"/>
-    <w:basedOn w:val="727"/>
+    <w:basedOn w:val="907"/>
     <w:pPr>
       <w:pBdr/>
       <w:spacing/>
@@ -35756,9 +35741,9 @@
       <w:vertAlign w:val="superscript"/>
     </w:rPr>
   </w:style>
-  <w:style w:type="character" w:styleId="731">
+  <w:style w:type="character" w:styleId="911">
     <w:name w:val="Hyperlink"/>
-    <w:basedOn w:val="727"/>
+    <w:basedOn w:val="907"/>
     <w:pPr>
       <w:pBdr/>
       <w:spacing/>
@@ -35768,10 +35753,10 @@
       <w:color w:val="4f81bd" w:themeColor="accent1"/>
     </w:rPr>
   </w:style>
-  <w:style w:type="paragraph" w:styleId="732">
+  <w:style w:type="paragraph" w:styleId="912">
     <w:name w:val="TOC Heading"/>
-    <w:basedOn w:val="697"/>
-    <w:next w:val="685"/>
+    <w:basedOn w:val="877"/>
+    <w:next w:val="865"/>
     <w:uiPriority w:val="39"/>
     <w:unhideWhenUsed/>
     <w:qFormat/>
@@ -35788,19 +35773,19 @@
       <w:color w:val="365f91" w:themeColor="accent1" w:themeShade="BF"/>
     </w:rPr>
   </w:style>
-  <w:style w:type="paragraph" w:styleId="733" w:customStyle="1">
+  <w:style w:type="paragraph" w:styleId="913" w:customStyle="1">
     <w:name w:val="Source Code"/>
-    <w:basedOn w:val="684"/>
-    <w:link w:val="728"/>
+    <w:basedOn w:val="864"/>
+    <w:link w:val="908"/>
     <w:pPr>
       <w:pBdr/>
       <w:spacing/>
       <w:ind/>
     </w:pPr>
   </w:style>
-  <w:style w:type="character" w:styleId="734" w:customStyle="1">
+  <w:style w:type="character" w:styleId="914" w:customStyle="1">
     <w:name w:val="KeywordTok"/>
-    <w:basedOn w:val="728"/>
+    <w:basedOn w:val="908"/>
     <w:pPr>
       <w:pBdr/>
       <w:spacing/>
@@ -35811,9 +35796,9 @@
       <w:color w:val="007020"/>
     </w:rPr>
   </w:style>
-  <w:style w:type="character" w:styleId="735" w:customStyle="1">
+  <w:style w:type="character" w:styleId="915" w:customStyle="1">
     <w:name w:val="DataTypeTok"/>
-    <w:basedOn w:val="728"/>
+    <w:basedOn w:val="908"/>
     <w:pPr>
       <w:pBdr/>
       <w:spacing/>
@@ -35823,9 +35808,9 @@
       <w:color w:val="902000"/>
     </w:rPr>
   </w:style>
-  <w:style w:type="character" w:styleId="736" w:customStyle="1">
+  <w:style w:type="character" w:styleId="916" w:customStyle="1">
     <w:name w:val="DecValTok"/>
-    <w:basedOn w:val="728"/>
+    <w:basedOn w:val="908"/>
     <w:pPr>
       <w:pBdr/>
       <w:spacing/>
@@ -35835,9 +35820,9 @@
       <w:color w:val="40a070"/>
     </w:rPr>
   </w:style>
-  <w:style w:type="character" w:styleId="737" w:customStyle="1">
+  <w:style w:type="character" w:styleId="917" w:customStyle="1">
     <w:name w:val="BaseNTok"/>
-    <w:basedOn w:val="728"/>
+    <w:basedOn w:val="908"/>
     <w:pPr>
       <w:pBdr/>
       <w:spacing/>
@@ -35847,9 +35832,9 @@
       <w:color w:val="40a070"/>
     </w:rPr>
   </w:style>
-  <w:style w:type="character" w:styleId="738" w:customStyle="1">
+  <w:style w:type="character" w:styleId="918" w:customStyle="1">
     <w:name w:val="FloatTok"/>
-    <w:basedOn w:val="728"/>
+    <w:basedOn w:val="908"/>
     <w:pPr>
       <w:pBdr/>
       <w:spacing/>
@@ -35859,9 +35844,9 @@
       <w:color w:val="40a070"/>
     </w:rPr>
   </w:style>
-  <w:style w:type="character" w:styleId="739" w:customStyle="1">
+  <w:style w:type="character" w:styleId="919" w:customStyle="1">
     <w:name w:val="ConstantTok"/>
-    <w:basedOn w:val="728"/>
+    <w:basedOn w:val="908"/>
     <w:pPr>
       <w:pBdr/>
       <w:spacing/>
@@ -35871,9 +35856,9 @@
       <w:color w:val="880000"/>
     </w:rPr>
   </w:style>
-  <w:style w:type="character" w:styleId="740" w:customStyle="1">
+  <w:style w:type="character" w:styleId="920" w:customStyle="1">
     <w:name w:val="CharTok"/>
-    <w:basedOn w:val="728"/>
+    <w:basedOn w:val="908"/>
     <w:pPr>
       <w:pBdr/>
       <w:spacing/>
@@ -35883,9 +35868,9 @@
       <w:color w:val="4070a0"/>
     </w:rPr>
   </w:style>
-  <w:style w:type="character" w:styleId="741" w:customStyle="1">
+  <w:style w:type="character" w:styleId="921" w:customStyle="1">
     <w:name w:val="SpecialCharTok"/>
-    <w:basedOn w:val="728"/>
+    <w:basedOn w:val="908"/>
     <w:pPr>
       <w:pBdr/>
       <w:spacing/>
@@ -35895,9 +35880,9 @@
       <w:color w:val="4070a0"/>
     </w:rPr>
   </w:style>
-  <w:style w:type="character" w:styleId="742" w:customStyle="1">
+  <w:style w:type="character" w:styleId="922" w:customStyle="1">
     <w:name w:val="StringTok"/>
-    <w:basedOn w:val="728"/>
+    <w:basedOn w:val="908"/>
     <w:pPr>
       <w:pBdr/>
       <w:spacing/>
@@ -35907,9 +35892,9 @@
       <w:color w:val="4070a0"/>
     </w:rPr>
   </w:style>
-  <w:style w:type="character" w:styleId="743" w:customStyle="1">
+  <w:style w:type="character" w:styleId="923" w:customStyle="1">
     <w:name w:val="VerbatimStringTok"/>
-    <w:basedOn w:val="728"/>
+    <w:basedOn w:val="908"/>
     <w:pPr>
       <w:pBdr/>
       <w:spacing/>
@@ -35919,9 +35904,9 @@
       <w:color w:val="4070a0"/>
     </w:rPr>
   </w:style>
-  <w:style w:type="character" w:styleId="744" w:customStyle="1">
+  <w:style w:type="character" w:styleId="924" w:customStyle="1">
     <w:name w:val="SpecialStringTok"/>
-    <w:basedOn w:val="728"/>
+    <w:basedOn w:val="908"/>
     <w:pPr>
       <w:pBdr/>
       <w:spacing/>
@@ -35931,9 +35916,9 @@
       <w:color w:val="bb6688"/>
     </w:rPr>
   </w:style>
-  <w:style w:type="character" w:styleId="745" w:customStyle="1">
+  <w:style w:type="character" w:styleId="925" w:customStyle="1">
     <w:name w:val="ImportTok"/>
-    <w:basedOn w:val="728"/>
+    <w:basedOn w:val="908"/>
     <w:pPr>
       <w:pBdr/>
       <w:spacing/>
@@ -35944,9 +35929,9 @@
       <w:color w:val="008000"/>
     </w:rPr>
   </w:style>
-  <w:style w:type="character" w:styleId="746" w:customStyle="1">
+  <w:style w:type="character" w:styleId="926" w:customStyle="1">
     <w:name w:val="CommentTok"/>
-    <w:basedOn w:val="728"/>
+    <w:basedOn w:val="908"/>
     <w:pPr>
       <w:pBdr/>
       <w:spacing/>
@@ -35957,9 +35942,9 @@
       <w:color w:val="60a0b0"/>
     </w:rPr>
   </w:style>
-  <w:style w:type="character" w:styleId="747" w:customStyle="1">
+  <w:style w:type="character" w:styleId="927" w:customStyle="1">
     <w:name w:val="DocumentationTok"/>
-    <w:basedOn w:val="728"/>
+    <w:basedOn w:val="908"/>
     <w:pPr>
       <w:pBdr/>
       <w:spacing/>
@@ -35970,9 +35955,9 @@
       <w:color w:val="ba2121"/>
     </w:rPr>
   </w:style>
-  <w:style w:type="character" w:styleId="748" w:customStyle="1">
+  <w:style w:type="character" w:styleId="928" w:customStyle="1">
     <w:name w:val="AnnotationTok"/>
-    <w:basedOn w:val="728"/>
+    <w:basedOn w:val="908"/>
     <w:pPr>
       <w:pBdr/>
       <w:spacing/>
@@ -35984,9 +35969,9 @@
       <w:color w:val="60a0b0"/>
     </w:rPr>
   </w:style>
-  <w:style w:type="character" w:styleId="749" w:customStyle="1">
+  <w:style w:type="character" w:styleId="929" w:customStyle="1">
     <w:name w:val="CommentVarTok"/>
-    <w:basedOn w:val="728"/>
+    <w:basedOn w:val="908"/>
     <w:pPr>
       <w:pBdr/>
       <w:spacing/>
@@ -35998,9 +35983,9 @@
       <w:color w:val="60a0b0"/>
     </w:rPr>
   </w:style>
-  <w:style w:type="character" w:styleId="750" w:customStyle="1">
+  <w:style w:type="character" w:styleId="930" w:customStyle="1">
     <w:name w:val="OtherTok"/>
-    <w:basedOn w:val="728"/>
+    <w:basedOn w:val="908"/>
     <w:pPr>
       <w:pBdr/>
       <w:spacing/>
@@ -36010,9 +35995,9 @@
       <w:color w:val="007020"/>
     </w:rPr>
   </w:style>
-  <w:style w:type="character" w:styleId="751" w:customStyle="1">
+  <w:style w:type="character" w:styleId="931" w:customStyle="1">
     <w:name w:val="FunctionTok"/>
-    <w:basedOn w:val="728"/>
+    <w:basedOn w:val="908"/>
     <w:pPr>
       <w:pBdr/>
       <w:spacing/>
@@ -36022,9 +36007,9 @@
       <w:color w:val="06287e"/>
     </w:rPr>
   </w:style>
-  <w:style w:type="character" w:styleId="752" w:customStyle="1">
+  <w:style w:type="character" w:styleId="932" w:customStyle="1">
     <w:name w:val="VariableTok"/>
-    <w:basedOn w:val="728"/>
+    <w:basedOn w:val="908"/>
     <w:pPr>
       <w:pBdr/>
       <w:spacing/>
@@ -36034,9 +36019,9 @@
       <w:color w:val="19177c"/>
     </w:rPr>
   </w:style>
-  <w:style w:type="character" w:styleId="753" w:customStyle="1">
+  <w:style w:type="character" w:styleId="933" w:customStyle="1">
     <w:name w:val="ControlFlowTok"/>
-    <w:basedOn w:val="728"/>
+    <w:basedOn w:val="908"/>
     <w:pPr>
       <w:pBdr/>
       <w:spacing/>
@@ -36047,9 +36032,9 @@
       <w:color w:val="007020"/>
     </w:rPr>
   </w:style>
-  <w:style w:type="character" w:styleId="754" w:customStyle="1">
+  <w:style w:type="character" w:styleId="934" w:customStyle="1">
     <w:name w:val="OperatorTok"/>
-    <w:basedOn w:val="728"/>
+    <w:basedOn w:val="908"/>
     <w:pPr>
       <w:pBdr/>
       <w:spacing/>
@@ -36059,9 +36044,9 @@
       <w:color w:val="666666"/>
     </w:rPr>
   </w:style>
-  <w:style w:type="character" w:styleId="755" w:customStyle="1">
+  <w:style w:type="character" w:styleId="935" w:customStyle="1">
     <w:name w:val="BuiltInTok"/>
-    <w:basedOn w:val="728"/>
+    <w:basedOn w:val="908"/>
     <w:pPr>
       <w:pBdr/>
       <w:spacing/>
@@ -36071,18 +36056,18 @@
       <w:color w:val="008000"/>
     </w:rPr>
   </w:style>
-  <w:style w:type="character" w:styleId="756" w:customStyle="1">
+  <w:style w:type="character" w:styleId="936" w:customStyle="1">
     <w:name w:val="ExtensionTok"/>
-    <w:basedOn w:val="728"/>
+    <w:basedOn w:val="908"/>
     <w:pPr>
       <w:pBdr/>
       <w:spacing/>
       <w:ind/>
     </w:pPr>
   </w:style>
-  <w:style w:type="character" w:styleId="757" w:customStyle="1">
+  <w:style w:type="character" w:styleId="937" w:customStyle="1">
     <w:name w:val="PreprocessorTok"/>
-    <w:basedOn w:val="728"/>
+    <w:basedOn w:val="908"/>
     <w:pPr>
       <w:pBdr/>
       <w:spacing/>
@@ -36092,9 +36077,9 @@
       <w:color w:val="bc7a00"/>
     </w:rPr>
   </w:style>
-  <w:style w:type="character" w:styleId="758" w:customStyle="1">
+  <w:style w:type="character" w:styleId="938" w:customStyle="1">
     <w:name w:val="AttributeTok"/>
-    <w:basedOn w:val="728"/>
+    <w:basedOn w:val="908"/>
     <w:pPr>
       <w:pBdr/>
       <w:spacing/>
@@ -36104,18 +36089,18 @@
       <w:color w:val="7d9029"/>
     </w:rPr>
   </w:style>
-  <w:style w:type="character" w:styleId="759" w:customStyle="1">
+  <w:style w:type="character" w:styleId="939" w:customStyle="1">
     <w:name w:val="RegionMarkerTok"/>
-    <w:basedOn w:val="728"/>
+    <w:basedOn w:val="908"/>
     <w:pPr>
       <w:pBdr/>
       <w:spacing/>
       <w:ind/>
     </w:pPr>
   </w:style>
-  <w:style w:type="character" w:styleId="760" w:customStyle="1">
+  <w:style w:type="character" w:styleId="940" w:customStyle="1">
     <w:name w:val="InformationTok"/>
-    <w:basedOn w:val="728"/>
+    <w:basedOn w:val="908"/>
     <w:pPr>
       <w:pBdr/>
       <w:spacing/>
@@ -36127,9 +36112,9 @@
       <w:color w:val="60a0b0"/>
     </w:rPr>
   </w:style>
-  <w:style w:type="character" w:styleId="761" w:customStyle="1">
+  <w:style w:type="character" w:styleId="941" w:customStyle="1">
     <w:name w:val="WarningTok"/>
-    <w:basedOn w:val="728"/>
+    <w:basedOn w:val="908"/>
     <w:pPr>
       <w:pBdr/>
       <w:spacing/>
@@ -36141,9 +36126,9 @@
       <w:color w:val="60a0b0"/>
     </w:rPr>
   </w:style>
-  <w:style w:type="character" w:styleId="762" w:customStyle="1">
+  <w:style w:type="character" w:styleId="942" w:customStyle="1">
     <w:name w:val="AlertTok"/>
-    <w:basedOn w:val="728"/>
+    <w:basedOn w:val="908"/>
     <w:pPr>
       <w:pBdr/>
       <w:spacing/>
@@ -36154,9 +36139,9 @@
       <w:color w:val="ff0000"/>
     </w:rPr>
   </w:style>
-  <w:style w:type="character" w:styleId="763" w:customStyle="1">
+  <w:style w:type="character" w:styleId="943" w:customStyle="1">
     <w:name w:val="ErrorTok"/>
-    <w:basedOn w:val="728"/>
+    <w:basedOn w:val="908"/>
     <w:pPr>
       <w:pBdr/>
       <w:spacing/>
@@ -36167,9 +36152,9 @@
       <w:color w:val="ff0000"/>
     </w:rPr>
   </w:style>
-  <w:style w:type="character" w:styleId="764" w:customStyle="1">
+  <w:style w:type="character" w:styleId="944" w:customStyle="1">
     <w:name w:val="NormalTok"/>
-    <w:basedOn w:val="728"/>
+    <w:basedOn w:val="908"/>
     <w:pPr>
       <w:pBdr/>
       <w:spacing/>
